--- a/docx/en/BUFRCREX_TableB_en_40.docx
+++ b/docx/en/BUFRCREX_TableB_en_40.docx
@@ -8,19 +8,33 @@
       </w:pPr>
       <w:r>
         <w:rPr>
-          <w:rFonts w:ascii="Arial" w:hAnsi="Arial"/>
+          <w:rFonts w:ascii="Verdana" w:hAnsi="Verdana"/>
           <w:b/>
           <w:sz w:val="22"/>
         </w:rPr>
-        <w:t>BUFR/CREX Table B — Class 40: Satellite data</w:t>
+        <w:t>Class 40: Satellite data</w:t>
       </w:r>
     </w:p>
     <w:tbl>
       <w:tblPr>
         <w:tblStyle w:val="TableGrid"/>
         <w:tblW w:type="auto" w:w="0"/>
-        <w:jc w:val="center"/>
+        <w:jc w:val="left"/>
         <w:tblLook w:firstColumn="1" w:firstRow="1" w:lastColumn="0" w:lastRow="0" w:noHBand="0" w:noVBand="1" w:val="04A0"/>
+        <w:tblBorders>
+          <w:top w:val="single" w:sz="4" w:space="0" w:color="595959"/>
+          <w:left w:val="single" w:sz="4" w:space="0" w:color="595959"/>
+          <w:bottom w:val="single" w:sz="4" w:space="0" w:color="595959"/>
+          <w:right w:val="single" w:sz="4" w:space="0" w:color="595959"/>
+          <w:insideH w:val="single" w:sz="4" w:space="0" w:color="595959"/>
+          <w:insideV w:val="single" w:sz="4" w:space="0" w:color="595959"/>
+        </w:tblBorders>
+        <w:tblCellMar>
+          <w:top w:w="85" w:type="dxa"/>
+          <w:left w:w="85" w:type="dxa"/>
+          <w:bottom w:w="85" w:type="dxa"/>
+          <w:right w:w="85" w:type="dxa"/>
+        </w:tblCellMar>
       </w:tblPr>
       <w:tblGrid>
         <w:gridCol w:w="1514"/>
@@ -35,20 +49,20 @@
         <w:gridCol w:w="1514"/>
       </w:tblGrid>
       <w:tr>
-        <w:tc>
-          <w:tcPr>
-            <w:tcW w:type="dxa" w:w="1514"/>
-            <w:shd w:val="clear" w:color="auto" w:fill="D9E2F3"/>
-          </w:tcPr>
-          <w:p>
-            <w:pPr>
-              <w:jc w:val="center"/>
-            </w:pPr>
-            <w:r/>
-            <w:r>
-              <w:rPr>
-                <w:rFonts w:ascii="Arial" w:hAnsi="Arial"/>
-                <w:b/>
+        <w:trPr>
+          <w:tblHeader/>
+        </w:trPr>
+        <w:tc>
+          <w:tcPr>
+            <w:tcW w:type="dxa" w:w="1514"/>
+            <w:shd w:val="clear" w:color="auto" w:fill="D9D9D9"/>
+          </w:tcPr>
+          <w:p>
+            <w:r/>
+            <w:r>
+              <w:rPr>
+                <w:rFonts w:ascii="Verdana" w:hAnsi="Verdana"/>
+                <w:b w:val="0"/>
                 <w:sz w:val="16"/>
               </w:rPr>
               <w:t>FXY</w:t>
@@ -58,194 +72,170 @@
         <w:tc>
           <w:tcPr>
             <w:tcW w:type="dxa" w:w="1514"/>
-            <w:shd w:val="clear" w:color="auto" w:fill="D9E2F3"/>
-          </w:tcPr>
-          <w:p>
-            <w:pPr>
-              <w:jc w:val="center"/>
-            </w:pPr>
-            <w:r/>
-            <w:r>
-              <w:rPr>
-                <w:rFonts w:ascii="Arial" w:hAnsi="Arial"/>
-                <w:b/>
-                <w:sz w:val="16"/>
-              </w:rPr>
-              <w:t>ElementName</w:t>
-            </w:r>
-          </w:p>
-        </w:tc>
-        <w:tc>
-          <w:tcPr>
-            <w:tcW w:type="dxa" w:w="1514"/>
-            <w:shd w:val="clear" w:color="auto" w:fill="D9E2F3"/>
-          </w:tcPr>
-          <w:p>
-            <w:pPr>
-              <w:jc w:val="center"/>
-            </w:pPr>
-            <w:r/>
-            <w:r>
-              <w:rPr>
-                <w:rFonts w:ascii="Arial" w:hAnsi="Arial"/>
-                <w:b/>
-                <w:sz w:val="16"/>
-              </w:rPr>
-              <w:t>BUFR Unit</w:t>
-            </w:r>
-          </w:p>
-        </w:tc>
-        <w:tc>
-          <w:tcPr>
-            <w:tcW w:type="dxa" w:w="1514"/>
-            <w:shd w:val="clear" w:color="auto" w:fill="D9E2F3"/>
-          </w:tcPr>
-          <w:p>
-            <w:pPr>
-              <w:jc w:val="center"/>
-            </w:pPr>
-            <w:r/>
-            <w:r>
-              <w:rPr>
-                <w:rFonts w:ascii="Arial" w:hAnsi="Arial"/>
-                <w:b/>
-                <w:sz w:val="16"/>
-              </w:rPr>
-              <w:t>Scale</w:t>
-            </w:r>
-          </w:p>
-        </w:tc>
-        <w:tc>
-          <w:tcPr>
-            <w:tcW w:type="dxa" w:w="1514"/>
-            <w:shd w:val="clear" w:color="auto" w:fill="D9E2F3"/>
-          </w:tcPr>
-          <w:p>
-            <w:pPr>
-              <w:jc w:val="center"/>
-            </w:pPr>
-            <w:r/>
-            <w:r>
-              <w:rPr>
-                <w:rFonts w:ascii="Arial" w:hAnsi="Arial"/>
-                <w:b/>
-                <w:sz w:val="16"/>
-              </w:rPr>
-              <w:t>Ref Value</w:t>
-            </w:r>
-          </w:p>
-        </w:tc>
-        <w:tc>
-          <w:tcPr>
-            <w:tcW w:type="dxa" w:w="1514"/>
-            <w:shd w:val="clear" w:color="auto" w:fill="D9E2F3"/>
-          </w:tcPr>
-          <w:p>
-            <w:pPr>
-              <w:jc w:val="center"/>
-            </w:pPr>
-            <w:r/>
-            <w:r>
-              <w:rPr>
-                <w:rFonts w:ascii="Arial" w:hAnsi="Arial"/>
-                <w:b/>
-                <w:sz w:val="16"/>
-              </w:rPr>
-              <w:t>Bits</w:t>
-            </w:r>
-          </w:p>
-        </w:tc>
-        <w:tc>
-          <w:tcPr>
-            <w:tcW w:type="dxa" w:w="1514"/>
-            <w:shd w:val="clear" w:color="auto" w:fill="D9E2F3"/>
-          </w:tcPr>
-          <w:p>
-            <w:pPr>
-              <w:jc w:val="center"/>
-            </w:pPr>
-            <w:r/>
-            <w:r>
-              <w:rPr>
-                <w:rFonts w:ascii="Arial" w:hAnsi="Arial"/>
-                <w:b/>
-                <w:sz w:val="16"/>
-              </w:rPr>
-              <w:t>CREX Unit</w:t>
-            </w:r>
-          </w:p>
-        </w:tc>
-        <w:tc>
-          <w:tcPr>
-            <w:tcW w:type="dxa" w:w="1514"/>
-            <w:shd w:val="clear" w:color="auto" w:fill="D9E2F3"/>
-          </w:tcPr>
-          <w:p>
-            <w:pPr>
-              <w:jc w:val="center"/>
-            </w:pPr>
-            <w:r/>
-            <w:r>
-              <w:rPr>
-                <w:rFonts w:ascii="Arial" w:hAnsi="Arial"/>
-                <w:b/>
-                <w:sz w:val="16"/>
-              </w:rPr>
-              <w:t>Scale</w:t>
-            </w:r>
-          </w:p>
-        </w:tc>
-        <w:tc>
-          <w:tcPr>
-            <w:tcW w:type="dxa" w:w="1514"/>
-            <w:shd w:val="clear" w:color="auto" w:fill="D9E2F3"/>
-          </w:tcPr>
-          <w:p>
-            <w:pPr>
-              <w:jc w:val="center"/>
-            </w:pPr>
-            <w:r/>
-            <w:r>
-              <w:rPr>
-                <w:rFonts w:ascii="Arial" w:hAnsi="Arial"/>
-                <w:b/>
-                <w:sz w:val="16"/>
-              </w:rPr>
-              <w:t>Chars</w:t>
-            </w:r>
-          </w:p>
-        </w:tc>
-        <w:tc>
-          <w:tcPr>
-            <w:tcW w:type="dxa" w:w="1514"/>
-            <w:shd w:val="clear" w:color="auto" w:fill="D9E2F3"/>
-          </w:tcPr>
-          <w:p>
-            <w:pPr>
-              <w:jc w:val="center"/>
-            </w:pPr>
-            <w:r/>
-            <w:r>
-              <w:rPr>
-                <w:rFonts w:ascii="Arial" w:hAnsi="Arial"/>
-                <w:b/>
-                <w:sz w:val="16"/>
-              </w:rPr>
-              <w:t>Note</w:t>
+            <w:shd w:val="clear" w:color="auto" w:fill="D9D9D9"/>
+          </w:tcPr>
+          <w:p>
+            <w:r/>
+            <w:r>
+              <w:rPr>
+                <w:rFonts w:ascii="Verdana" w:hAnsi="Verdana"/>
+                <w:b w:val="0"/>
+                <w:sz w:val="16"/>
+              </w:rPr>
+              <w:t>ELEMENT NAME</w:t>
+            </w:r>
+          </w:p>
+        </w:tc>
+        <w:tc>
+          <w:tcPr>
+            <w:tcW w:type="dxa" w:w="1514"/>
+            <w:shd w:val="clear" w:color="auto" w:fill="D9D9D9"/>
+          </w:tcPr>
+          <w:p>
+            <w:r/>
+            <w:r>
+              <w:rPr>
+                <w:rFonts w:ascii="Verdana" w:hAnsi="Verdana"/>
+                <w:b w:val="0"/>
+                <w:sz w:val="16"/>
+              </w:rPr>
+              <w:t>BUFR UNIT</w:t>
+            </w:r>
+          </w:p>
+        </w:tc>
+        <w:tc>
+          <w:tcPr>
+            <w:tcW w:type="dxa" w:w="1514"/>
+            <w:shd w:val="clear" w:color="auto" w:fill="D9D9D9"/>
+          </w:tcPr>
+          <w:p>
+            <w:r/>
+            <w:r>
+              <w:rPr>
+                <w:rFonts w:ascii="Verdana" w:hAnsi="Verdana"/>
+                <w:b w:val="0"/>
+                <w:sz w:val="16"/>
+              </w:rPr>
+              <w:t>SCALE</w:t>
+            </w:r>
+          </w:p>
+        </w:tc>
+        <w:tc>
+          <w:tcPr>
+            <w:tcW w:type="dxa" w:w="1514"/>
+            <w:shd w:val="clear" w:color="auto" w:fill="D9D9D9"/>
+          </w:tcPr>
+          <w:p>
+            <w:r/>
+            <w:r>
+              <w:rPr>
+                <w:rFonts w:ascii="Verdana" w:hAnsi="Verdana"/>
+                <w:b w:val="0"/>
+                <w:sz w:val="16"/>
+              </w:rPr>
+              <w:t>REF VALUE</w:t>
+            </w:r>
+          </w:p>
+        </w:tc>
+        <w:tc>
+          <w:tcPr>
+            <w:tcW w:type="dxa" w:w="1514"/>
+            <w:shd w:val="clear" w:color="auto" w:fill="D9D9D9"/>
+          </w:tcPr>
+          <w:p>
+            <w:r/>
+            <w:r>
+              <w:rPr>
+                <w:rFonts w:ascii="Verdana" w:hAnsi="Verdana"/>
+                <w:b w:val="0"/>
+                <w:sz w:val="16"/>
+              </w:rPr>
+              <w:t>BITS</w:t>
+            </w:r>
+          </w:p>
+        </w:tc>
+        <w:tc>
+          <w:tcPr>
+            <w:tcW w:type="dxa" w:w="1514"/>
+            <w:shd w:val="clear" w:color="auto" w:fill="D9D9D9"/>
+          </w:tcPr>
+          <w:p>
+            <w:r/>
+            <w:r>
+              <w:rPr>
+                <w:rFonts w:ascii="Verdana" w:hAnsi="Verdana"/>
+                <w:b w:val="0"/>
+                <w:sz w:val="16"/>
+              </w:rPr>
+              <w:t>CREX UNIT</w:t>
+            </w:r>
+          </w:p>
+        </w:tc>
+        <w:tc>
+          <w:tcPr>
+            <w:tcW w:type="dxa" w:w="1514"/>
+            <w:shd w:val="clear" w:color="auto" w:fill="D9D9D9"/>
+          </w:tcPr>
+          <w:p>
+            <w:r/>
+            <w:r>
+              <w:rPr>
+                <w:rFonts w:ascii="Verdana" w:hAnsi="Verdana"/>
+                <w:b w:val="0"/>
+                <w:sz w:val="16"/>
+              </w:rPr>
+              <w:t>SCALE</w:t>
+            </w:r>
+          </w:p>
+        </w:tc>
+        <w:tc>
+          <w:tcPr>
+            <w:tcW w:type="dxa" w:w="1514"/>
+            <w:shd w:val="clear" w:color="auto" w:fill="D9D9D9"/>
+          </w:tcPr>
+          <w:p>
+            <w:r/>
+            <w:r>
+              <w:rPr>
+                <w:rFonts w:ascii="Verdana" w:hAnsi="Verdana"/>
+                <w:b w:val="0"/>
+                <w:sz w:val="16"/>
+              </w:rPr>
+              <w:t>CHARS</w:t>
+            </w:r>
+          </w:p>
+        </w:tc>
+        <w:tc>
+          <w:tcPr>
+            <w:tcW w:type="dxa" w:w="1514"/>
+            <w:shd w:val="clear" w:color="auto" w:fill="D9D9D9"/>
+          </w:tcPr>
+          <w:p>
+            <w:r/>
+            <w:r>
+              <w:rPr>
+                <w:rFonts w:ascii="Verdana" w:hAnsi="Verdana"/>
+                <w:b w:val="0"/>
+                <w:sz w:val="16"/>
+              </w:rPr>
+              <w:t>NOTE</w:t>
             </w:r>
           </w:p>
         </w:tc>
       </w:tr>
       <w:tr>
-        <w:tc>
-          <w:tcPr>
-            <w:tcW w:type="dxa" w:w="1514"/>
-          </w:tcPr>
-          <w:p>
-            <w:r/>
-            <w:r>
-              <w:rPr>
-                <w:rFonts w:ascii="Arial" w:hAnsi="Arial"/>
+        <w:trPr>
+          <w:cantSplit/>
+        </w:trPr>
+        <w:tc>
+          <w:tcPr>
+            <w:tcW w:type="dxa" w:w="1514"/>
+          </w:tcPr>
+          <w:p>
+            <w:r/>
+            <w:r>
+              <w:rPr>
+                <w:rFonts w:ascii="Verdana" w:hAnsi="Verdana"/>
                 <w:b w:val="0"/>
                 <w:sz w:val="16"/>
               </w:rPr>
@@ -261,7 +251,7 @@
             <w:r/>
             <w:r>
               <w:rPr>
-                <w:rFonts w:ascii="Arial" w:hAnsi="Arial"/>
+                <w:rFonts w:ascii="Verdana" w:hAnsi="Verdana"/>
                 <w:b w:val="0"/>
                 <w:sz w:val="16"/>
               </w:rPr>
@@ -277,7 +267,7 @@
             <w:r/>
             <w:r>
               <w:rPr>
-                <w:rFonts w:ascii="Arial" w:hAnsi="Arial"/>
+                <w:rFonts w:ascii="Verdana" w:hAnsi="Verdana"/>
                 <w:b w:val="0"/>
                 <w:sz w:val="16"/>
               </w:rPr>
@@ -293,7 +283,7 @@
             <w:r/>
             <w:r>
               <w:rPr>
-                <w:rFonts w:ascii="Arial" w:hAnsi="Arial"/>
+                <w:rFonts w:ascii="Verdana" w:hAnsi="Verdana"/>
                 <w:b w:val="0"/>
                 <w:sz w:val="16"/>
               </w:rPr>
@@ -309,7 +299,7 @@
             <w:r/>
             <w:r>
               <w:rPr>
-                <w:rFonts w:ascii="Arial" w:hAnsi="Arial"/>
+                <w:rFonts w:ascii="Verdana" w:hAnsi="Verdana"/>
                 <w:b w:val="0"/>
                 <w:sz w:val="16"/>
               </w:rPr>
@@ -325,7 +315,7 @@
             <w:r/>
             <w:r>
               <w:rPr>
-                <w:rFonts w:ascii="Arial" w:hAnsi="Arial"/>
+                <w:rFonts w:ascii="Verdana" w:hAnsi="Verdana"/>
                 <w:b w:val="0"/>
                 <w:sz w:val="16"/>
               </w:rPr>
@@ -341,7 +331,7 @@
             <w:r/>
             <w:r>
               <w:rPr>
-                <w:rFonts w:ascii="Arial" w:hAnsi="Arial"/>
+                <w:rFonts w:ascii="Verdana" w:hAnsi="Verdana"/>
                 <w:b w:val="0"/>
                 <w:sz w:val="16"/>
               </w:rPr>
@@ -357,7 +347,7 @@
             <w:r/>
             <w:r>
               <w:rPr>
-                <w:rFonts w:ascii="Arial" w:hAnsi="Arial"/>
+                <w:rFonts w:ascii="Verdana" w:hAnsi="Verdana"/>
                 <w:b w:val="0"/>
                 <w:sz w:val="16"/>
               </w:rPr>
@@ -373,7 +363,7 @@
             <w:r/>
             <w:r>
               <w:rPr>
-                <w:rFonts w:ascii="Arial" w:hAnsi="Arial"/>
+                <w:rFonts w:ascii="Verdana" w:hAnsi="Verdana"/>
                 <w:b w:val="0"/>
                 <w:sz w:val="16"/>
               </w:rPr>
@@ -389,7 +379,7 @@
             <w:r/>
             <w:r>
               <w:rPr>
-                <w:rFonts w:ascii="Arial" w:hAnsi="Arial"/>
+                <w:rFonts w:ascii="Verdana" w:hAnsi="Verdana"/>
                 <w:b w:val="0"/>
                 <w:sz w:val="16"/>
               </w:rPr>
@@ -398,15 +388,18 @@
         </w:tc>
       </w:tr>
       <w:tr>
-        <w:tc>
-          <w:tcPr>
-            <w:tcW w:type="dxa" w:w="1514"/>
-          </w:tcPr>
-          <w:p>
-            <w:r/>
-            <w:r>
-              <w:rPr>
-                <w:rFonts w:ascii="Arial" w:hAnsi="Arial"/>
+        <w:trPr>
+          <w:cantSplit/>
+        </w:trPr>
+        <w:tc>
+          <w:tcPr>
+            <w:tcW w:type="dxa" w:w="1514"/>
+          </w:tcPr>
+          <w:p>
+            <w:r/>
+            <w:r>
+              <w:rPr>
+                <w:rFonts w:ascii="Verdana" w:hAnsi="Verdana"/>
                 <w:b w:val="0"/>
                 <w:sz w:val="16"/>
               </w:rPr>
@@ -422,7 +415,7 @@
             <w:r/>
             <w:r>
               <w:rPr>
-                <w:rFonts w:ascii="Arial" w:hAnsi="Arial"/>
+                <w:rFonts w:ascii="Verdana" w:hAnsi="Verdana"/>
                 <w:b w:val="0"/>
                 <w:sz w:val="16"/>
               </w:rPr>
@@ -438,7 +431,7 @@
             <w:r/>
             <w:r>
               <w:rPr>
-                <w:rFonts w:ascii="Arial" w:hAnsi="Arial"/>
+                <w:rFonts w:ascii="Verdana" w:hAnsi="Verdana"/>
                 <w:b w:val="0"/>
                 <w:sz w:val="16"/>
               </w:rPr>
@@ -454,7 +447,7 @@
             <w:r/>
             <w:r>
               <w:rPr>
-                <w:rFonts w:ascii="Arial" w:hAnsi="Arial"/>
+                <w:rFonts w:ascii="Verdana" w:hAnsi="Verdana"/>
                 <w:b w:val="0"/>
                 <w:sz w:val="16"/>
               </w:rPr>
@@ -470,7 +463,7 @@
             <w:r/>
             <w:r>
               <w:rPr>
-                <w:rFonts w:ascii="Arial" w:hAnsi="Arial"/>
+                <w:rFonts w:ascii="Verdana" w:hAnsi="Verdana"/>
                 <w:b w:val="0"/>
                 <w:sz w:val="16"/>
               </w:rPr>
@@ -486,7 +479,7 @@
             <w:r/>
             <w:r>
               <w:rPr>
-                <w:rFonts w:ascii="Arial" w:hAnsi="Arial"/>
+                <w:rFonts w:ascii="Verdana" w:hAnsi="Verdana"/>
                 <w:b w:val="0"/>
                 <w:sz w:val="16"/>
               </w:rPr>
@@ -502,7 +495,7 @@
             <w:r/>
             <w:r>
               <w:rPr>
-                <w:rFonts w:ascii="Arial" w:hAnsi="Arial"/>
+                <w:rFonts w:ascii="Verdana" w:hAnsi="Verdana"/>
                 <w:b w:val="0"/>
                 <w:sz w:val="16"/>
               </w:rPr>
@@ -518,7 +511,7 @@
             <w:r/>
             <w:r>
               <w:rPr>
-                <w:rFonts w:ascii="Arial" w:hAnsi="Arial"/>
+                <w:rFonts w:ascii="Verdana" w:hAnsi="Verdana"/>
                 <w:b w:val="0"/>
                 <w:sz w:val="16"/>
               </w:rPr>
@@ -534,7 +527,7 @@
             <w:r/>
             <w:r>
               <w:rPr>
-                <w:rFonts w:ascii="Arial" w:hAnsi="Arial"/>
+                <w:rFonts w:ascii="Verdana" w:hAnsi="Verdana"/>
                 <w:b w:val="0"/>
                 <w:sz w:val="16"/>
               </w:rPr>
@@ -550,7 +543,7 @@
             <w:r/>
             <w:r>
               <w:rPr>
-                <w:rFonts w:ascii="Arial" w:hAnsi="Arial"/>
+                <w:rFonts w:ascii="Verdana" w:hAnsi="Verdana"/>
                 <w:b w:val="0"/>
                 <w:sz w:val="16"/>
               </w:rPr>
@@ -559,15 +552,18 @@
         </w:tc>
       </w:tr>
       <w:tr>
-        <w:tc>
-          <w:tcPr>
-            <w:tcW w:type="dxa" w:w="1514"/>
-          </w:tcPr>
-          <w:p>
-            <w:r/>
-            <w:r>
-              <w:rPr>
-                <w:rFonts w:ascii="Arial" w:hAnsi="Arial"/>
+        <w:trPr>
+          <w:cantSplit/>
+        </w:trPr>
+        <w:tc>
+          <w:tcPr>
+            <w:tcW w:type="dxa" w:w="1514"/>
+          </w:tcPr>
+          <w:p>
+            <w:r/>
+            <w:r>
+              <w:rPr>
+                <w:rFonts w:ascii="Verdana" w:hAnsi="Verdana"/>
                 <w:b w:val="0"/>
                 <w:sz w:val="16"/>
               </w:rPr>
@@ -583,7 +579,7 @@
             <w:r/>
             <w:r>
               <w:rPr>
-                <w:rFonts w:ascii="Arial" w:hAnsi="Arial"/>
+                <w:rFonts w:ascii="Verdana" w:hAnsi="Verdana"/>
                 <w:b w:val="0"/>
                 <w:sz w:val="16"/>
               </w:rPr>
@@ -599,7 +595,7 @@
             <w:r/>
             <w:r>
               <w:rPr>
-                <w:rFonts w:ascii="Arial" w:hAnsi="Arial"/>
+                <w:rFonts w:ascii="Verdana" w:hAnsi="Verdana"/>
                 <w:b w:val="0"/>
                 <w:sz w:val="16"/>
               </w:rPr>
@@ -615,7 +611,7 @@
             <w:r/>
             <w:r>
               <w:rPr>
-                <w:rFonts w:ascii="Arial" w:hAnsi="Arial"/>
+                <w:rFonts w:ascii="Verdana" w:hAnsi="Verdana"/>
                 <w:b w:val="0"/>
                 <w:sz w:val="16"/>
               </w:rPr>
@@ -631,7 +627,7 @@
             <w:r/>
             <w:r>
               <w:rPr>
-                <w:rFonts w:ascii="Arial" w:hAnsi="Arial"/>
+                <w:rFonts w:ascii="Verdana" w:hAnsi="Verdana"/>
                 <w:b w:val="0"/>
                 <w:sz w:val="16"/>
               </w:rPr>
@@ -647,7 +643,7 @@
             <w:r/>
             <w:r>
               <w:rPr>
-                <w:rFonts w:ascii="Arial" w:hAnsi="Arial"/>
+                <w:rFonts w:ascii="Verdana" w:hAnsi="Verdana"/>
                 <w:b w:val="0"/>
                 <w:sz w:val="16"/>
               </w:rPr>
@@ -663,7 +659,7 @@
             <w:r/>
             <w:r>
               <w:rPr>
-                <w:rFonts w:ascii="Arial" w:hAnsi="Arial"/>
+                <w:rFonts w:ascii="Verdana" w:hAnsi="Verdana"/>
                 <w:b w:val="0"/>
                 <w:sz w:val="16"/>
               </w:rPr>
@@ -679,7 +675,7 @@
             <w:r/>
             <w:r>
               <w:rPr>
-                <w:rFonts w:ascii="Arial" w:hAnsi="Arial"/>
+                <w:rFonts w:ascii="Verdana" w:hAnsi="Verdana"/>
                 <w:b w:val="0"/>
                 <w:sz w:val="16"/>
               </w:rPr>
@@ -695,7 +691,7 @@
             <w:r/>
             <w:r>
               <w:rPr>
-                <w:rFonts w:ascii="Arial" w:hAnsi="Arial"/>
+                <w:rFonts w:ascii="Verdana" w:hAnsi="Verdana"/>
                 <w:b w:val="0"/>
                 <w:sz w:val="16"/>
               </w:rPr>
@@ -711,7 +707,7 @@
             <w:r/>
             <w:r>
               <w:rPr>
-                <w:rFonts w:ascii="Arial" w:hAnsi="Arial"/>
+                <w:rFonts w:ascii="Verdana" w:hAnsi="Verdana"/>
                 <w:b w:val="0"/>
                 <w:sz w:val="16"/>
               </w:rPr>
@@ -720,15 +716,18 @@
         </w:tc>
       </w:tr>
       <w:tr>
-        <w:tc>
-          <w:tcPr>
-            <w:tcW w:type="dxa" w:w="1514"/>
-          </w:tcPr>
-          <w:p>
-            <w:r/>
-            <w:r>
-              <w:rPr>
-                <w:rFonts w:ascii="Arial" w:hAnsi="Arial"/>
+        <w:trPr>
+          <w:cantSplit/>
+        </w:trPr>
+        <w:tc>
+          <w:tcPr>
+            <w:tcW w:type="dxa" w:w="1514"/>
+          </w:tcPr>
+          <w:p>
+            <w:r/>
+            <w:r>
+              <w:rPr>
+                <w:rFonts w:ascii="Verdana" w:hAnsi="Verdana"/>
                 <w:b w:val="0"/>
                 <w:sz w:val="16"/>
               </w:rPr>
@@ -744,7 +743,7 @@
             <w:r/>
             <w:r>
               <w:rPr>
-                <w:rFonts w:ascii="Arial" w:hAnsi="Arial"/>
+                <w:rFonts w:ascii="Verdana" w:hAnsi="Verdana"/>
                 <w:b w:val="0"/>
                 <w:sz w:val="16"/>
               </w:rPr>
@@ -760,7 +759,7 @@
             <w:r/>
             <w:r>
               <w:rPr>
-                <w:rFonts w:ascii="Arial" w:hAnsi="Arial"/>
+                <w:rFonts w:ascii="Verdana" w:hAnsi="Verdana"/>
                 <w:b w:val="0"/>
                 <w:sz w:val="16"/>
               </w:rPr>
@@ -776,7 +775,7 @@
             <w:r/>
             <w:r>
               <w:rPr>
-                <w:rFonts w:ascii="Arial" w:hAnsi="Arial"/>
+                <w:rFonts w:ascii="Verdana" w:hAnsi="Verdana"/>
                 <w:b w:val="0"/>
                 <w:sz w:val="16"/>
               </w:rPr>
@@ -792,7 +791,7 @@
             <w:r/>
             <w:r>
               <w:rPr>
-                <w:rFonts w:ascii="Arial" w:hAnsi="Arial"/>
+                <w:rFonts w:ascii="Verdana" w:hAnsi="Verdana"/>
                 <w:b w:val="0"/>
                 <w:sz w:val="16"/>
               </w:rPr>
@@ -808,7 +807,7 @@
             <w:r/>
             <w:r>
               <w:rPr>
-                <w:rFonts w:ascii="Arial" w:hAnsi="Arial"/>
+                <w:rFonts w:ascii="Verdana" w:hAnsi="Verdana"/>
                 <w:b w:val="0"/>
                 <w:sz w:val="16"/>
               </w:rPr>
@@ -824,7 +823,7 @@
             <w:r/>
             <w:r>
               <w:rPr>
-                <w:rFonts w:ascii="Arial" w:hAnsi="Arial"/>
+                <w:rFonts w:ascii="Verdana" w:hAnsi="Verdana"/>
                 <w:b w:val="0"/>
                 <w:sz w:val="16"/>
               </w:rPr>
@@ -840,7 +839,7 @@
             <w:r/>
             <w:r>
               <w:rPr>
-                <w:rFonts w:ascii="Arial" w:hAnsi="Arial"/>
+                <w:rFonts w:ascii="Verdana" w:hAnsi="Verdana"/>
                 <w:b w:val="0"/>
                 <w:sz w:val="16"/>
               </w:rPr>
@@ -856,7 +855,7 @@
             <w:r/>
             <w:r>
               <w:rPr>
-                <w:rFonts w:ascii="Arial" w:hAnsi="Arial"/>
+                <w:rFonts w:ascii="Verdana" w:hAnsi="Verdana"/>
                 <w:b w:val="0"/>
                 <w:sz w:val="16"/>
               </w:rPr>
@@ -872,7 +871,7 @@
             <w:r/>
             <w:r>
               <w:rPr>
-                <w:rFonts w:ascii="Arial" w:hAnsi="Arial"/>
+                <w:rFonts w:ascii="Verdana" w:hAnsi="Verdana"/>
                 <w:b w:val="0"/>
                 <w:sz w:val="16"/>
               </w:rPr>
@@ -881,15 +880,18 @@
         </w:tc>
       </w:tr>
       <w:tr>
-        <w:tc>
-          <w:tcPr>
-            <w:tcW w:type="dxa" w:w="1514"/>
-          </w:tcPr>
-          <w:p>
-            <w:r/>
-            <w:r>
-              <w:rPr>
-                <w:rFonts w:ascii="Arial" w:hAnsi="Arial"/>
+        <w:trPr>
+          <w:cantSplit/>
+        </w:trPr>
+        <w:tc>
+          <w:tcPr>
+            <w:tcW w:type="dxa" w:w="1514"/>
+          </w:tcPr>
+          <w:p>
+            <w:r/>
+            <w:r>
+              <w:rPr>
+                <w:rFonts w:ascii="Verdana" w:hAnsi="Verdana"/>
                 <w:b w:val="0"/>
                 <w:sz w:val="16"/>
               </w:rPr>
@@ -905,7 +907,7 @@
             <w:r/>
             <w:r>
               <w:rPr>
-                <w:rFonts w:ascii="Arial" w:hAnsi="Arial"/>
+                <w:rFonts w:ascii="Verdana" w:hAnsi="Verdana"/>
                 <w:b w:val="0"/>
                 <w:sz w:val="16"/>
               </w:rPr>
@@ -921,7 +923,7 @@
             <w:r/>
             <w:r>
               <w:rPr>
-                <w:rFonts w:ascii="Arial" w:hAnsi="Arial"/>
+                <w:rFonts w:ascii="Verdana" w:hAnsi="Verdana"/>
                 <w:b w:val="0"/>
                 <w:sz w:val="16"/>
               </w:rPr>
@@ -937,7 +939,7 @@
             <w:r/>
             <w:r>
               <w:rPr>
-                <w:rFonts w:ascii="Arial" w:hAnsi="Arial"/>
+                <w:rFonts w:ascii="Verdana" w:hAnsi="Verdana"/>
                 <w:b w:val="0"/>
                 <w:sz w:val="16"/>
               </w:rPr>
@@ -953,7 +955,7 @@
             <w:r/>
             <w:r>
               <w:rPr>
-                <w:rFonts w:ascii="Arial" w:hAnsi="Arial"/>
+                <w:rFonts w:ascii="Verdana" w:hAnsi="Verdana"/>
                 <w:b w:val="0"/>
                 <w:sz w:val="16"/>
               </w:rPr>
@@ -969,7 +971,7 @@
             <w:r/>
             <w:r>
               <w:rPr>
-                <w:rFonts w:ascii="Arial" w:hAnsi="Arial"/>
+                <w:rFonts w:ascii="Verdana" w:hAnsi="Verdana"/>
                 <w:b w:val="0"/>
                 <w:sz w:val="16"/>
               </w:rPr>
@@ -985,7 +987,7 @@
             <w:r/>
             <w:r>
               <w:rPr>
-                <w:rFonts w:ascii="Arial" w:hAnsi="Arial"/>
+                <w:rFonts w:ascii="Verdana" w:hAnsi="Verdana"/>
                 <w:b w:val="0"/>
                 <w:sz w:val="16"/>
               </w:rPr>
@@ -1001,7 +1003,7 @@
             <w:r/>
             <w:r>
               <w:rPr>
-                <w:rFonts w:ascii="Arial" w:hAnsi="Arial"/>
+                <w:rFonts w:ascii="Verdana" w:hAnsi="Verdana"/>
                 <w:b w:val="0"/>
                 <w:sz w:val="16"/>
               </w:rPr>
@@ -1017,7 +1019,7 @@
             <w:r/>
             <w:r>
               <w:rPr>
-                <w:rFonts w:ascii="Arial" w:hAnsi="Arial"/>
+                <w:rFonts w:ascii="Verdana" w:hAnsi="Verdana"/>
                 <w:b w:val="0"/>
                 <w:sz w:val="16"/>
               </w:rPr>
@@ -1033,7 +1035,7 @@
             <w:r/>
             <w:r>
               <w:rPr>
-                <w:rFonts w:ascii="Arial" w:hAnsi="Arial"/>
+                <w:rFonts w:ascii="Verdana" w:hAnsi="Verdana"/>
                 <w:b w:val="0"/>
                 <w:sz w:val="16"/>
               </w:rPr>
@@ -1042,15 +1044,18 @@
         </w:tc>
       </w:tr>
       <w:tr>
-        <w:tc>
-          <w:tcPr>
-            <w:tcW w:type="dxa" w:w="1514"/>
-          </w:tcPr>
-          <w:p>
-            <w:r/>
-            <w:r>
-              <w:rPr>
-                <w:rFonts w:ascii="Arial" w:hAnsi="Arial"/>
+        <w:trPr>
+          <w:cantSplit/>
+        </w:trPr>
+        <w:tc>
+          <w:tcPr>
+            <w:tcW w:type="dxa" w:w="1514"/>
+          </w:tcPr>
+          <w:p>
+            <w:r/>
+            <w:r>
+              <w:rPr>
+                <w:rFonts w:ascii="Verdana" w:hAnsi="Verdana"/>
                 <w:b w:val="0"/>
                 <w:sz w:val="16"/>
               </w:rPr>
@@ -1066,7 +1071,7 @@
             <w:r/>
             <w:r>
               <w:rPr>
-                <w:rFonts w:ascii="Arial" w:hAnsi="Arial"/>
+                <w:rFonts w:ascii="Verdana" w:hAnsi="Verdana"/>
                 <w:b w:val="0"/>
                 <w:sz w:val="16"/>
               </w:rPr>
@@ -1082,7 +1087,7 @@
             <w:r/>
             <w:r>
               <w:rPr>
-                <w:rFonts w:ascii="Arial" w:hAnsi="Arial"/>
+                <w:rFonts w:ascii="Verdana" w:hAnsi="Verdana"/>
                 <w:b w:val="0"/>
                 <w:sz w:val="16"/>
               </w:rPr>
@@ -1098,7 +1103,7 @@
             <w:r/>
             <w:r>
               <w:rPr>
-                <w:rFonts w:ascii="Arial" w:hAnsi="Arial"/>
+                <w:rFonts w:ascii="Verdana" w:hAnsi="Verdana"/>
                 <w:b w:val="0"/>
                 <w:sz w:val="16"/>
               </w:rPr>
@@ -1114,7 +1119,7 @@
             <w:r/>
             <w:r>
               <w:rPr>
-                <w:rFonts w:ascii="Arial" w:hAnsi="Arial"/>
+                <w:rFonts w:ascii="Verdana" w:hAnsi="Verdana"/>
                 <w:b w:val="0"/>
                 <w:sz w:val="16"/>
               </w:rPr>
@@ -1130,7 +1135,7 @@
             <w:r/>
             <w:r>
               <w:rPr>
-                <w:rFonts w:ascii="Arial" w:hAnsi="Arial"/>
+                <w:rFonts w:ascii="Verdana" w:hAnsi="Verdana"/>
                 <w:b w:val="0"/>
                 <w:sz w:val="16"/>
               </w:rPr>
@@ -1146,7 +1151,7 @@
             <w:r/>
             <w:r>
               <w:rPr>
-                <w:rFonts w:ascii="Arial" w:hAnsi="Arial"/>
+                <w:rFonts w:ascii="Verdana" w:hAnsi="Verdana"/>
                 <w:b w:val="0"/>
                 <w:sz w:val="16"/>
               </w:rPr>
@@ -1162,7 +1167,7 @@
             <w:r/>
             <w:r>
               <w:rPr>
-                <w:rFonts w:ascii="Arial" w:hAnsi="Arial"/>
+                <w:rFonts w:ascii="Verdana" w:hAnsi="Verdana"/>
                 <w:b w:val="0"/>
                 <w:sz w:val="16"/>
               </w:rPr>
@@ -1178,7 +1183,7 @@
             <w:r/>
             <w:r>
               <w:rPr>
-                <w:rFonts w:ascii="Arial" w:hAnsi="Arial"/>
+                <w:rFonts w:ascii="Verdana" w:hAnsi="Verdana"/>
                 <w:b w:val="0"/>
                 <w:sz w:val="16"/>
               </w:rPr>
@@ -1194,7 +1199,7 @@
             <w:r/>
             <w:r>
               <w:rPr>
-                <w:rFonts w:ascii="Arial" w:hAnsi="Arial"/>
+                <w:rFonts w:ascii="Verdana" w:hAnsi="Verdana"/>
                 <w:b w:val="0"/>
                 <w:sz w:val="16"/>
               </w:rPr>
@@ -1203,15 +1208,18 @@
         </w:tc>
       </w:tr>
       <w:tr>
-        <w:tc>
-          <w:tcPr>
-            <w:tcW w:type="dxa" w:w="1514"/>
-          </w:tcPr>
-          <w:p>
-            <w:r/>
-            <w:r>
-              <w:rPr>
-                <w:rFonts w:ascii="Arial" w:hAnsi="Arial"/>
+        <w:trPr>
+          <w:cantSplit/>
+        </w:trPr>
+        <w:tc>
+          <w:tcPr>
+            <w:tcW w:type="dxa" w:w="1514"/>
+          </w:tcPr>
+          <w:p>
+            <w:r/>
+            <w:r>
+              <w:rPr>
+                <w:rFonts w:ascii="Verdana" w:hAnsi="Verdana"/>
                 <w:b w:val="0"/>
                 <w:sz w:val="16"/>
               </w:rPr>
@@ -1227,7 +1235,7 @@
             <w:r/>
             <w:r>
               <w:rPr>
-                <w:rFonts w:ascii="Arial" w:hAnsi="Arial"/>
+                <w:rFonts w:ascii="Verdana" w:hAnsi="Verdana"/>
                 <w:b w:val="0"/>
                 <w:sz w:val="16"/>
               </w:rPr>
@@ -1243,7 +1251,7 @@
             <w:r/>
             <w:r>
               <w:rPr>
-                <w:rFonts w:ascii="Arial" w:hAnsi="Arial"/>
+                <w:rFonts w:ascii="Verdana" w:hAnsi="Verdana"/>
                 <w:b w:val="0"/>
                 <w:sz w:val="16"/>
               </w:rPr>
@@ -1259,7 +1267,7 @@
             <w:r/>
             <w:r>
               <w:rPr>
-                <w:rFonts w:ascii="Arial" w:hAnsi="Arial"/>
+                <w:rFonts w:ascii="Verdana" w:hAnsi="Verdana"/>
                 <w:b w:val="0"/>
                 <w:sz w:val="16"/>
               </w:rPr>
@@ -1275,7 +1283,7 @@
             <w:r/>
             <w:r>
               <w:rPr>
-                <w:rFonts w:ascii="Arial" w:hAnsi="Arial"/>
+                <w:rFonts w:ascii="Verdana" w:hAnsi="Verdana"/>
                 <w:b w:val="0"/>
                 <w:sz w:val="16"/>
               </w:rPr>
@@ -1291,7 +1299,7 @@
             <w:r/>
             <w:r>
               <w:rPr>
-                <w:rFonts w:ascii="Arial" w:hAnsi="Arial"/>
+                <w:rFonts w:ascii="Verdana" w:hAnsi="Verdana"/>
                 <w:b w:val="0"/>
                 <w:sz w:val="16"/>
               </w:rPr>
@@ -1307,7 +1315,7 @@
             <w:r/>
             <w:r>
               <w:rPr>
-                <w:rFonts w:ascii="Arial" w:hAnsi="Arial"/>
+                <w:rFonts w:ascii="Verdana" w:hAnsi="Verdana"/>
                 <w:b w:val="0"/>
                 <w:sz w:val="16"/>
               </w:rPr>
@@ -1323,7 +1331,7 @@
             <w:r/>
             <w:r>
               <w:rPr>
-                <w:rFonts w:ascii="Arial" w:hAnsi="Arial"/>
+                <w:rFonts w:ascii="Verdana" w:hAnsi="Verdana"/>
                 <w:b w:val="0"/>
                 <w:sz w:val="16"/>
               </w:rPr>
@@ -1339,7 +1347,7 @@
             <w:r/>
             <w:r>
               <w:rPr>
-                <w:rFonts w:ascii="Arial" w:hAnsi="Arial"/>
+                <w:rFonts w:ascii="Verdana" w:hAnsi="Verdana"/>
                 <w:b w:val="0"/>
                 <w:sz w:val="16"/>
               </w:rPr>
@@ -1355,7 +1363,7 @@
             <w:r/>
             <w:r>
               <w:rPr>
-                <w:rFonts w:ascii="Arial" w:hAnsi="Arial"/>
+                <w:rFonts w:ascii="Verdana" w:hAnsi="Verdana"/>
                 <w:b w:val="0"/>
                 <w:sz w:val="16"/>
               </w:rPr>
@@ -1364,15 +1372,18 @@
         </w:tc>
       </w:tr>
       <w:tr>
-        <w:tc>
-          <w:tcPr>
-            <w:tcW w:type="dxa" w:w="1514"/>
-          </w:tcPr>
-          <w:p>
-            <w:r/>
-            <w:r>
-              <w:rPr>
-                <w:rFonts w:ascii="Arial" w:hAnsi="Arial"/>
+        <w:trPr>
+          <w:cantSplit/>
+        </w:trPr>
+        <w:tc>
+          <w:tcPr>
+            <w:tcW w:type="dxa" w:w="1514"/>
+          </w:tcPr>
+          <w:p>
+            <w:r/>
+            <w:r>
+              <w:rPr>
+                <w:rFonts w:ascii="Verdana" w:hAnsi="Verdana"/>
                 <w:b w:val="0"/>
                 <w:sz w:val="16"/>
               </w:rPr>
@@ -1388,7 +1399,7 @@
             <w:r/>
             <w:r>
               <w:rPr>
-                <w:rFonts w:ascii="Arial" w:hAnsi="Arial"/>
+                <w:rFonts w:ascii="Verdana" w:hAnsi="Verdana"/>
                 <w:b w:val="0"/>
                 <w:sz w:val="16"/>
               </w:rPr>
@@ -1404,7 +1415,7 @@
             <w:r/>
             <w:r>
               <w:rPr>
-                <w:rFonts w:ascii="Arial" w:hAnsi="Arial"/>
+                <w:rFonts w:ascii="Verdana" w:hAnsi="Verdana"/>
                 <w:b w:val="0"/>
                 <w:sz w:val="16"/>
               </w:rPr>
@@ -1420,7 +1431,7 @@
             <w:r/>
             <w:r>
               <w:rPr>
-                <w:rFonts w:ascii="Arial" w:hAnsi="Arial"/>
+                <w:rFonts w:ascii="Verdana" w:hAnsi="Verdana"/>
                 <w:b w:val="0"/>
                 <w:sz w:val="16"/>
               </w:rPr>
@@ -1436,7 +1447,7 @@
             <w:r/>
             <w:r>
               <w:rPr>
-                <w:rFonts w:ascii="Arial" w:hAnsi="Arial"/>
+                <w:rFonts w:ascii="Verdana" w:hAnsi="Verdana"/>
                 <w:b w:val="0"/>
                 <w:sz w:val="16"/>
               </w:rPr>
@@ -1452,7 +1463,7 @@
             <w:r/>
             <w:r>
               <w:rPr>
-                <w:rFonts w:ascii="Arial" w:hAnsi="Arial"/>
+                <w:rFonts w:ascii="Verdana" w:hAnsi="Verdana"/>
                 <w:b w:val="0"/>
                 <w:sz w:val="16"/>
               </w:rPr>
@@ -1468,7 +1479,7 @@
             <w:r/>
             <w:r>
               <w:rPr>
-                <w:rFonts w:ascii="Arial" w:hAnsi="Arial"/>
+                <w:rFonts w:ascii="Verdana" w:hAnsi="Verdana"/>
                 <w:b w:val="0"/>
                 <w:sz w:val="16"/>
               </w:rPr>
@@ -1484,7 +1495,7 @@
             <w:r/>
             <w:r>
               <w:rPr>
-                <w:rFonts w:ascii="Arial" w:hAnsi="Arial"/>
+                <w:rFonts w:ascii="Verdana" w:hAnsi="Verdana"/>
                 <w:b w:val="0"/>
                 <w:sz w:val="16"/>
               </w:rPr>
@@ -1500,7 +1511,7 @@
             <w:r/>
             <w:r>
               <w:rPr>
-                <w:rFonts w:ascii="Arial" w:hAnsi="Arial"/>
+                <w:rFonts w:ascii="Verdana" w:hAnsi="Verdana"/>
                 <w:b w:val="0"/>
                 <w:sz w:val="16"/>
               </w:rPr>
@@ -1516,7 +1527,7 @@
             <w:r/>
             <w:r>
               <w:rPr>
-                <w:rFonts w:ascii="Arial" w:hAnsi="Arial"/>
+                <w:rFonts w:ascii="Verdana" w:hAnsi="Verdana"/>
                 <w:b w:val="0"/>
                 <w:sz w:val="16"/>
               </w:rPr>
@@ -1525,15 +1536,18 @@
         </w:tc>
       </w:tr>
       <w:tr>
-        <w:tc>
-          <w:tcPr>
-            <w:tcW w:type="dxa" w:w="1514"/>
-          </w:tcPr>
-          <w:p>
-            <w:r/>
-            <w:r>
-              <w:rPr>
-                <w:rFonts w:ascii="Arial" w:hAnsi="Arial"/>
+        <w:trPr>
+          <w:cantSplit/>
+        </w:trPr>
+        <w:tc>
+          <w:tcPr>
+            <w:tcW w:type="dxa" w:w="1514"/>
+          </w:tcPr>
+          <w:p>
+            <w:r/>
+            <w:r>
+              <w:rPr>
+                <w:rFonts w:ascii="Verdana" w:hAnsi="Verdana"/>
                 <w:b w:val="0"/>
                 <w:sz w:val="16"/>
               </w:rPr>
@@ -1549,7 +1563,7 @@
             <w:r/>
             <w:r>
               <w:rPr>
-                <w:rFonts w:ascii="Arial" w:hAnsi="Arial"/>
+                <w:rFonts w:ascii="Verdana" w:hAnsi="Verdana"/>
                 <w:b w:val="0"/>
                 <w:sz w:val="16"/>
               </w:rPr>
@@ -1565,7 +1579,7 @@
             <w:r/>
             <w:r>
               <w:rPr>
-                <w:rFonts w:ascii="Arial" w:hAnsi="Arial"/>
+                <w:rFonts w:ascii="Verdana" w:hAnsi="Verdana"/>
                 <w:b w:val="0"/>
                 <w:sz w:val="16"/>
               </w:rPr>
@@ -1581,7 +1595,7 @@
             <w:r/>
             <w:r>
               <w:rPr>
-                <w:rFonts w:ascii="Arial" w:hAnsi="Arial"/>
+                <w:rFonts w:ascii="Verdana" w:hAnsi="Verdana"/>
                 <w:b w:val="0"/>
                 <w:sz w:val="16"/>
               </w:rPr>
@@ -1597,7 +1611,7 @@
             <w:r/>
             <w:r>
               <w:rPr>
-                <w:rFonts w:ascii="Arial" w:hAnsi="Arial"/>
+                <w:rFonts w:ascii="Verdana" w:hAnsi="Verdana"/>
                 <w:b w:val="0"/>
                 <w:sz w:val="16"/>
               </w:rPr>
@@ -1613,7 +1627,7 @@
             <w:r/>
             <w:r>
               <w:rPr>
-                <w:rFonts w:ascii="Arial" w:hAnsi="Arial"/>
+                <w:rFonts w:ascii="Verdana" w:hAnsi="Verdana"/>
                 <w:b w:val="0"/>
                 <w:sz w:val="16"/>
               </w:rPr>
@@ -1629,7 +1643,7 @@
             <w:r/>
             <w:r>
               <w:rPr>
-                <w:rFonts w:ascii="Arial" w:hAnsi="Arial"/>
+                <w:rFonts w:ascii="Verdana" w:hAnsi="Verdana"/>
                 <w:b w:val="0"/>
                 <w:sz w:val="16"/>
               </w:rPr>
@@ -1645,7 +1659,7 @@
             <w:r/>
             <w:r>
               <w:rPr>
-                <w:rFonts w:ascii="Arial" w:hAnsi="Arial"/>
+                <w:rFonts w:ascii="Verdana" w:hAnsi="Verdana"/>
                 <w:b w:val="0"/>
                 <w:sz w:val="16"/>
               </w:rPr>
@@ -1661,7 +1675,7 @@
             <w:r/>
             <w:r>
               <w:rPr>
-                <w:rFonts w:ascii="Arial" w:hAnsi="Arial"/>
+                <w:rFonts w:ascii="Verdana" w:hAnsi="Verdana"/>
                 <w:b w:val="0"/>
                 <w:sz w:val="16"/>
               </w:rPr>
@@ -1677,7 +1691,7 @@
             <w:r/>
             <w:r>
               <w:rPr>
-                <w:rFonts w:ascii="Arial" w:hAnsi="Arial"/>
+                <w:rFonts w:ascii="Verdana" w:hAnsi="Verdana"/>
                 <w:b w:val="0"/>
                 <w:sz w:val="16"/>
               </w:rPr>
@@ -1686,15 +1700,18 @@
         </w:tc>
       </w:tr>
       <w:tr>
-        <w:tc>
-          <w:tcPr>
-            <w:tcW w:type="dxa" w:w="1514"/>
-          </w:tcPr>
-          <w:p>
-            <w:r/>
-            <w:r>
-              <w:rPr>
-                <w:rFonts w:ascii="Arial" w:hAnsi="Arial"/>
+        <w:trPr>
+          <w:cantSplit/>
+        </w:trPr>
+        <w:tc>
+          <w:tcPr>
+            <w:tcW w:type="dxa" w:w="1514"/>
+          </w:tcPr>
+          <w:p>
+            <w:r/>
+            <w:r>
+              <w:rPr>
+                <w:rFonts w:ascii="Verdana" w:hAnsi="Verdana"/>
                 <w:b w:val="0"/>
                 <w:sz w:val="16"/>
               </w:rPr>
@@ -1710,7 +1727,7 @@
             <w:r/>
             <w:r>
               <w:rPr>
-                <w:rFonts w:ascii="Arial" w:hAnsi="Arial"/>
+                <w:rFonts w:ascii="Verdana" w:hAnsi="Verdana"/>
                 <w:b w:val="0"/>
                 <w:sz w:val="16"/>
               </w:rPr>
@@ -1726,7 +1743,7 @@
             <w:r/>
             <w:r>
               <w:rPr>
-                <w:rFonts w:ascii="Arial" w:hAnsi="Arial"/>
+                <w:rFonts w:ascii="Verdana" w:hAnsi="Verdana"/>
                 <w:b w:val="0"/>
                 <w:sz w:val="16"/>
               </w:rPr>
@@ -1742,7 +1759,7 @@
             <w:r/>
             <w:r>
               <w:rPr>
-                <w:rFonts w:ascii="Arial" w:hAnsi="Arial"/>
+                <w:rFonts w:ascii="Verdana" w:hAnsi="Verdana"/>
                 <w:b w:val="0"/>
                 <w:sz w:val="16"/>
               </w:rPr>
@@ -1758,7 +1775,7 @@
             <w:r/>
             <w:r>
               <w:rPr>
-                <w:rFonts w:ascii="Arial" w:hAnsi="Arial"/>
+                <w:rFonts w:ascii="Verdana" w:hAnsi="Verdana"/>
                 <w:b w:val="0"/>
                 <w:sz w:val="16"/>
               </w:rPr>
@@ -1774,7 +1791,7 @@
             <w:r/>
             <w:r>
               <w:rPr>
-                <w:rFonts w:ascii="Arial" w:hAnsi="Arial"/>
+                <w:rFonts w:ascii="Verdana" w:hAnsi="Verdana"/>
                 <w:b w:val="0"/>
                 <w:sz w:val="16"/>
               </w:rPr>
@@ -1790,7 +1807,7 @@
             <w:r/>
             <w:r>
               <w:rPr>
-                <w:rFonts w:ascii="Arial" w:hAnsi="Arial"/>
+                <w:rFonts w:ascii="Verdana" w:hAnsi="Verdana"/>
                 <w:b w:val="0"/>
                 <w:sz w:val="16"/>
               </w:rPr>
@@ -1806,7 +1823,7 @@
             <w:r/>
             <w:r>
               <w:rPr>
-                <w:rFonts w:ascii="Arial" w:hAnsi="Arial"/>
+                <w:rFonts w:ascii="Verdana" w:hAnsi="Verdana"/>
                 <w:b w:val="0"/>
                 <w:sz w:val="16"/>
               </w:rPr>
@@ -1822,7 +1839,7 @@
             <w:r/>
             <w:r>
               <w:rPr>
-                <w:rFonts w:ascii="Arial" w:hAnsi="Arial"/>
+                <w:rFonts w:ascii="Verdana" w:hAnsi="Verdana"/>
                 <w:b w:val="0"/>
                 <w:sz w:val="16"/>
               </w:rPr>
@@ -1838,7 +1855,7 @@
             <w:r/>
             <w:r>
               <w:rPr>
-                <w:rFonts w:ascii="Arial" w:hAnsi="Arial"/>
+                <w:rFonts w:ascii="Verdana" w:hAnsi="Verdana"/>
                 <w:b w:val="0"/>
                 <w:sz w:val="16"/>
               </w:rPr>
@@ -1847,15 +1864,18 @@
         </w:tc>
       </w:tr>
       <w:tr>
-        <w:tc>
-          <w:tcPr>
-            <w:tcW w:type="dxa" w:w="1514"/>
-          </w:tcPr>
-          <w:p>
-            <w:r/>
-            <w:r>
-              <w:rPr>
-                <w:rFonts w:ascii="Arial" w:hAnsi="Arial"/>
+        <w:trPr>
+          <w:cantSplit/>
+        </w:trPr>
+        <w:tc>
+          <w:tcPr>
+            <w:tcW w:type="dxa" w:w="1514"/>
+          </w:tcPr>
+          <w:p>
+            <w:r/>
+            <w:r>
+              <w:rPr>
+                <w:rFonts w:ascii="Verdana" w:hAnsi="Verdana"/>
                 <w:b w:val="0"/>
                 <w:sz w:val="16"/>
               </w:rPr>
@@ -1871,7 +1891,7 @@
             <w:r/>
             <w:r>
               <w:rPr>
-                <w:rFonts w:ascii="Arial" w:hAnsi="Arial"/>
+                <w:rFonts w:ascii="Verdana" w:hAnsi="Verdana"/>
                 <w:b w:val="0"/>
                 <w:sz w:val="16"/>
               </w:rPr>
@@ -1887,7 +1907,7 @@
             <w:r/>
             <w:r>
               <w:rPr>
-                <w:rFonts w:ascii="Arial" w:hAnsi="Arial"/>
+                <w:rFonts w:ascii="Verdana" w:hAnsi="Verdana"/>
                 <w:b w:val="0"/>
                 <w:sz w:val="16"/>
               </w:rPr>
@@ -1903,7 +1923,7 @@
             <w:r/>
             <w:r>
               <w:rPr>
-                <w:rFonts w:ascii="Arial" w:hAnsi="Arial"/>
+                <w:rFonts w:ascii="Verdana" w:hAnsi="Verdana"/>
                 <w:b w:val="0"/>
                 <w:sz w:val="16"/>
               </w:rPr>
@@ -1919,7 +1939,7 @@
             <w:r/>
             <w:r>
               <w:rPr>
-                <w:rFonts w:ascii="Arial" w:hAnsi="Arial"/>
+                <w:rFonts w:ascii="Verdana" w:hAnsi="Verdana"/>
                 <w:b w:val="0"/>
                 <w:sz w:val="16"/>
               </w:rPr>
@@ -1935,7 +1955,7 @@
             <w:r/>
             <w:r>
               <w:rPr>
-                <w:rFonts w:ascii="Arial" w:hAnsi="Arial"/>
+                <w:rFonts w:ascii="Verdana" w:hAnsi="Verdana"/>
                 <w:b w:val="0"/>
                 <w:sz w:val="16"/>
               </w:rPr>
@@ -1951,7 +1971,7 @@
             <w:r/>
             <w:r>
               <w:rPr>
-                <w:rFonts w:ascii="Arial" w:hAnsi="Arial"/>
+                <w:rFonts w:ascii="Verdana" w:hAnsi="Verdana"/>
                 <w:b w:val="0"/>
                 <w:sz w:val="16"/>
               </w:rPr>
@@ -1967,7 +1987,7 @@
             <w:r/>
             <w:r>
               <w:rPr>
-                <w:rFonts w:ascii="Arial" w:hAnsi="Arial"/>
+                <w:rFonts w:ascii="Verdana" w:hAnsi="Verdana"/>
                 <w:b w:val="0"/>
                 <w:sz w:val="16"/>
               </w:rPr>
@@ -1983,7 +2003,7 @@
             <w:r/>
             <w:r>
               <w:rPr>
-                <w:rFonts w:ascii="Arial" w:hAnsi="Arial"/>
+                <w:rFonts w:ascii="Verdana" w:hAnsi="Verdana"/>
                 <w:b w:val="0"/>
                 <w:sz w:val="16"/>
               </w:rPr>
@@ -1999,7 +2019,7 @@
             <w:r/>
             <w:r>
               <w:rPr>
-                <w:rFonts w:ascii="Arial" w:hAnsi="Arial"/>
+                <w:rFonts w:ascii="Verdana" w:hAnsi="Verdana"/>
                 <w:b w:val="0"/>
                 <w:sz w:val="16"/>
               </w:rPr>
@@ -2008,15 +2028,18 @@
         </w:tc>
       </w:tr>
       <w:tr>
-        <w:tc>
-          <w:tcPr>
-            <w:tcW w:type="dxa" w:w="1514"/>
-          </w:tcPr>
-          <w:p>
-            <w:r/>
-            <w:r>
-              <w:rPr>
-                <w:rFonts w:ascii="Arial" w:hAnsi="Arial"/>
+        <w:trPr>
+          <w:cantSplit/>
+        </w:trPr>
+        <w:tc>
+          <w:tcPr>
+            <w:tcW w:type="dxa" w:w="1514"/>
+          </w:tcPr>
+          <w:p>
+            <w:r/>
+            <w:r>
+              <w:rPr>
+                <w:rFonts w:ascii="Verdana" w:hAnsi="Verdana"/>
                 <w:b w:val="0"/>
                 <w:sz w:val="16"/>
               </w:rPr>
@@ -2032,7 +2055,7 @@
             <w:r/>
             <w:r>
               <w:rPr>
-                <w:rFonts w:ascii="Arial" w:hAnsi="Arial"/>
+                <w:rFonts w:ascii="Verdana" w:hAnsi="Verdana"/>
                 <w:b w:val="0"/>
                 <w:sz w:val="16"/>
               </w:rPr>
@@ -2048,7 +2071,7 @@
             <w:r/>
             <w:r>
               <w:rPr>
-                <w:rFonts w:ascii="Arial" w:hAnsi="Arial"/>
+                <w:rFonts w:ascii="Verdana" w:hAnsi="Verdana"/>
                 <w:b w:val="0"/>
                 <w:sz w:val="16"/>
               </w:rPr>
@@ -2064,7 +2087,7 @@
             <w:r/>
             <w:r>
               <w:rPr>
-                <w:rFonts w:ascii="Arial" w:hAnsi="Arial"/>
+                <w:rFonts w:ascii="Verdana" w:hAnsi="Verdana"/>
                 <w:b w:val="0"/>
                 <w:sz w:val="16"/>
               </w:rPr>
@@ -2080,7 +2103,7 @@
             <w:r/>
             <w:r>
               <w:rPr>
-                <w:rFonts w:ascii="Arial" w:hAnsi="Arial"/>
+                <w:rFonts w:ascii="Verdana" w:hAnsi="Verdana"/>
                 <w:b w:val="0"/>
                 <w:sz w:val="16"/>
               </w:rPr>
@@ -2096,7 +2119,7 @@
             <w:r/>
             <w:r>
               <w:rPr>
-                <w:rFonts w:ascii="Arial" w:hAnsi="Arial"/>
+                <w:rFonts w:ascii="Verdana" w:hAnsi="Verdana"/>
                 <w:b w:val="0"/>
                 <w:sz w:val="16"/>
               </w:rPr>
@@ -2112,7 +2135,7 @@
             <w:r/>
             <w:r>
               <w:rPr>
-                <w:rFonts w:ascii="Arial" w:hAnsi="Arial"/>
+                <w:rFonts w:ascii="Verdana" w:hAnsi="Verdana"/>
                 <w:b w:val="0"/>
                 <w:sz w:val="16"/>
               </w:rPr>
@@ -2128,7 +2151,7 @@
             <w:r/>
             <w:r>
               <w:rPr>
-                <w:rFonts w:ascii="Arial" w:hAnsi="Arial"/>
+                <w:rFonts w:ascii="Verdana" w:hAnsi="Verdana"/>
                 <w:b w:val="0"/>
                 <w:sz w:val="16"/>
               </w:rPr>
@@ -2144,7 +2167,7 @@
             <w:r/>
             <w:r>
               <w:rPr>
-                <w:rFonts w:ascii="Arial" w:hAnsi="Arial"/>
+                <w:rFonts w:ascii="Verdana" w:hAnsi="Verdana"/>
                 <w:b w:val="0"/>
                 <w:sz w:val="16"/>
               </w:rPr>
@@ -2160,7 +2183,7 @@
             <w:r/>
             <w:r>
               <w:rPr>
-                <w:rFonts w:ascii="Arial" w:hAnsi="Arial"/>
+                <w:rFonts w:ascii="Verdana" w:hAnsi="Verdana"/>
                 <w:b w:val="0"/>
                 <w:sz w:val="16"/>
               </w:rPr>
@@ -2169,15 +2192,18 @@
         </w:tc>
       </w:tr>
       <w:tr>
-        <w:tc>
-          <w:tcPr>
-            <w:tcW w:type="dxa" w:w="1514"/>
-          </w:tcPr>
-          <w:p>
-            <w:r/>
-            <w:r>
-              <w:rPr>
-                <w:rFonts w:ascii="Arial" w:hAnsi="Arial"/>
+        <w:trPr>
+          <w:cantSplit/>
+        </w:trPr>
+        <w:tc>
+          <w:tcPr>
+            <w:tcW w:type="dxa" w:w="1514"/>
+          </w:tcPr>
+          <w:p>
+            <w:r/>
+            <w:r>
+              <w:rPr>
+                <w:rFonts w:ascii="Verdana" w:hAnsi="Verdana"/>
                 <w:b w:val="0"/>
                 <w:sz w:val="16"/>
               </w:rPr>
@@ -2193,7 +2219,7 @@
             <w:r/>
             <w:r>
               <w:rPr>
-                <w:rFonts w:ascii="Arial" w:hAnsi="Arial"/>
+                <w:rFonts w:ascii="Verdana" w:hAnsi="Verdana"/>
                 <w:b w:val="0"/>
                 <w:sz w:val="16"/>
               </w:rPr>
@@ -2209,7 +2235,7 @@
             <w:r/>
             <w:r>
               <w:rPr>
-                <w:rFonts w:ascii="Arial" w:hAnsi="Arial"/>
+                <w:rFonts w:ascii="Verdana" w:hAnsi="Verdana"/>
                 <w:b w:val="0"/>
                 <w:sz w:val="16"/>
               </w:rPr>
@@ -2225,7 +2251,7 @@
             <w:r/>
             <w:r>
               <w:rPr>
-                <w:rFonts w:ascii="Arial" w:hAnsi="Arial"/>
+                <w:rFonts w:ascii="Verdana" w:hAnsi="Verdana"/>
                 <w:b w:val="0"/>
                 <w:sz w:val="16"/>
               </w:rPr>
@@ -2241,7 +2267,7 @@
             <w:r/>
             <w:r>
               <w:rPr>
-                <w:rFonts w:ascii="Arial" w:hAnsi="Arial"/>
+                <w:rFonts w:ascii="Verdana" w:hAnsi="Verdana"/>
                 <w:b w:val="0"/>
                 <w:sz w:val="16"/>
               </w:rPr>
@@ -2257,7 +2283,7 @@
             <w:r/>
             <w:r>
               <w:rPr>
-                <w:rFonts w:ascii="Arial" w:hAnsi="Arial"/>
+                <w:rFonts w:ascii="Verdana" w:hAnsi="Verdana"/>
                 <w:b w:val="0"/>
                 <w:sz w:val="16"/>
               </w:rPr>
@@ -2273,7 +2299,7 @@
             <w:r/>
             <w:r>
               <w:rPr>
-                <w:rFonts w:ascii="Arial" w:hAnsi="Arial"/>
+                <w:rFonts w:ascii="Verdana" w:hAnsi="Verdana"/>
                 <w:b w:val="0"/>
                 <w:sz w:val="16"/>
               </w:rPr>
@@ -2289,7 +2315,7 @@
             <w:r/>
             <w:r>
               <w:rPr>
-                <w:rFonts w:ascii="Arial" w:hAnsi="Arial"/>
+                <w:rFonts w:ascii="Verdana" w:hAnsi="Verdana"/>
                 <w:b w:val="0"/>
                 <w:sz w:val="16"/>
               </w:rPr>
@@ -2305,7 +2331,7 @@
             <w:r/>
             <w:r>
               <w:rPr>
-                <w:rFonts w:ascii="Arial" w:hAnsi="Arial"/>
+                <w:rFonts w:ascii="Verdana" w:hAnsi="Verdana"/>
                 <w:b w:val="0"/>
                 <w:sz w:val="16"/>
               </w:rPr>
@@ -2321,7 +2347,7 @@
             <w:r/>
             <w:r>
               <w:rPr>
-                <w:rFonts w:ascii="Arial" w:hAnsi="Arial"/>
+                <w:rFonts w:ascii="Verdana" w:hAnsi="Verdana"/>
                 <w:b w:val="0"/>
                 <w:sz w:val="16"/>
               </w:rPr>
@@ -2330,15 +2356,18 @@
         </w:tc>
       </w:tr>
       <w:tr>
-        <w:tc>
-          <w:tcPr>
-            <w:tcW w:type="dxa" w:w="1514"/>
-          </w:tcPr>
-          <w:p>
-            <w:r/>
-            <w:r>
-              <w:rPr>
-                <w:rFonts w:ascii="Arial" w:hAnsi="Arial"/>
+        <w:trPr>
+          <w:cantSplit/>
+        </w:trPr>
+        <w:tc>
+          <w:tcPr>
+            <w:tcW w:type="dxa" w:w="1514"/>
+          </w:tcPr>
+          <w:p>
+            <w:r/>
+            <w:r>
+              <w:rPr>
+                <w:rFonts w:ascii="Verdana" w:hAnsi="Verdana"/>
                 <w:b w:val="0"/>
                 <w:sz w:val="16"/>
               </w:rPr>
@@ -2354,7 +2383,7 @@
             <w:r/>
             <w:r>
               <w:rPr>
-                <w:rFonts w:ascii="Arial" w:hAnsi="Arial"/>
+                <w:rFonts w:ascii="Verdana" w:hAnsi="Verdana"/>
                 <w:b w:val="0"/>
                 <w:sz w:val="16"/>
               </w:rPr>
@@ -2370,7 +2399,7 @@
             <w:r/>
             <w:r>
               <w:rPr>
-                <w:rFonts w:ascii="Arial" w:hAnsi="Arial"/>
+                <w:rFonts w:ascii="Verdana" w:hAnsi="Verdana"/>
                 <w:b w:val="0"/>
                 <w:sz w:val="16"/>
               </w:rPr>
@@ -2386,7 +2415,7 @@
             <w:r/>
             <w:r>
               <w:rPr>
-                <w:rFonts w:ascii="Arial" w:hAnsi="Arial"/>
+                <w:rFonts w:ascii="Verdana" w:hAnsi="Verdana"/>
                 <w:b w:val="0"/>
                 <w:sz w:val="16"/>
               </w:rPr>
@@ -2402,7 +2431,7 @@
             <w:r/>
             <w:r>
               <w:rPr>
-                <w:rFonts w:ascii="Arial" w:hAnsi="Arial"/>
+                <w:rFonts w:ascii="Verdana" w:hAnsi="Verdana"/>
                 <w:b w:val="0"/>
                 <w:sz w:val="16"/>
               </w:rPr>
@@ -2418,7 +2447,7 @@
             <w:r/>
             <w:r>
               <w:rPr>
-                <w:rFonts w:ascii="Arial" w:hAnsi="Arial"/>
+                <w:rFonts w:ascii="Verdana" w:hAnsi="Verdana"/>
                 <w:b w:val="0"/>
                 <w:sz w:val="16"/>
               </w:rPr>
@@ -2434,7 +2463,7 @@
             <w:r/>
             <w:r>
               <w:rPr>
-                <w:rFonts w:ascii="Arial" w:hAnsi="Arial"/>
+                <w:rFonts w:ascii="Verdana" w:hAnsi="Verdana"/>
                 <w:b w:val="0"/>
                 <w:sz w:val="16"/>
               </w:rPr>
@@ -2450,7 +2479,7 @@
             <w:r/>
             <w:r>
               <w:rPr>
-                <w:rFonts w:ascii="Arial" w:hAnsi="Arial"/>
+                <w:rFonts w:ascii="Verdana" w:hAnsi="Verdana"/>
                 <w:b w:val="0"/>
                 <w:sz w:val="16"/>
               </w:rPr>
@@ -2466,7 +2495,7 @@
             <w:r/>
             <w:r>
               <w:rPr>
-                <w:rFonts w:ascii="Arial" w:hAnsi="Arial"/>
+                <w:rFonts w:ascii="Verdana" w:hAnsi="Verdana"/>
                 <w:b w:val="0"/>
                 <w:sz w:val="16"/>
               </w:rPr>
@@ -2482,7 +2511,7 @@
             <w:r/>
             <w:r>
               <w:rPr>
-                <w:rFonts w:ascii="Arial" w:hAnsi="Arial"/>
+                <w:rFonts w:ascii="Verdana" w:hAnsi="Verdana"/>
                 <w:b w:val="0"/>
                 <w:sz w:val="16"/>
               </w:rPr>
@@ -2491,15 +2520,18 @@
         </w:tc>
       </w:tr>
       <w:tr>
-        <w:tc>
-          <w:tcPr>
-            <w:tcW w:type="dxa" w:w="1514"/>
-          </w:tcPr>
-          <w:p>
-            <w:r/>
-            <w:r>
-              <w:rPr>
-                <w:rFonts w:ascii="Arial" w:hAnsi="Arial"/>
+        <w:trPr>
+          <w:cantSplit/>
+        </w:trPr>
+        <w:tc>
+          <w:tcPr>
+            <w:tcW w:type="dxa" w:w="1514"/>
+          </w:tcPr>
+          <w:p>
+            <w:r/>
+            <w:r>
+              <w:rPr>
+                <w:rFonts w:ascii="Verdana" w:hAnsi="Verdana"/>
                 <w:b w:val="0"/>
                 <w:sz w:val="16"/>
               </w:rPr>
@@ -2515,7 +2547,7 @@
             <w:r/>
             <w:r>
               <w:rPr>
-                <w:rFonts w:ascii="Arial" w:hAnsi="Arial"/>
+                <w:rFonts w:ascii="Verdana" w:hAnsi="Verdana"/>
                 <w:b w:val="0"/>
                 <w:sz w:val="16"/>
               </w:rPr>
@@ -2531,7 +2563,7 @@
             <w:r/>
             <w:r>
               <w:rPr>
-                <w:rFonts w:ascii="Arial" w:hAnsi="Arial"/>
+                <w:rFonts w:ascii="Verdana" w:hAnsi="Verdana"/>
                 <w:b w:val="0"/>
                 <w:sz w:val="16"/>
               </w:rPr>
@@ -2547,7 +2579,7 @@
             <w:r/>
             <w:r>
               <w:rPr>
-                <w:rFonts w:ascii="Arial" w:hAnsi="Arial"/>
+                <w:rFonts w:ascii="Verdana" w:hAnsi="Verdana"/>
                 <w:b w:val="0"/>
                 <w:sz w:val="16"/>
               </w:rPr>
@@ -2563,7 +2595,7 @@
             <w:r/>
             <w:r>
               <w:rPr>
-                <w:rFonts w:ascii="Arial" w:hAnsi="Arial"/>
+                <w:rFonts w:ascii="Verdana" w:hAnsi="Verdana"/>
                 <w:b w:val="0"/>
                 <w:sz w:val="16"/>
               </w:rPr>
@@ -2579,7 +2611,7 @@
             <w:r/>
             <w:r>
               <w:rPr>
-                <w:rFonts w:ascii="Arial" w:hAnsi="Arial"/>
+                <w:rFonts w:ascii="Verdana" w:hAnsi="Verdana"/>
                 <w:b w:val="0"/>
                 <w:sz w:val="16"/>
               </w:rPr>
@@ -2595,7 +2627,7 @@
             <w:r/>
             <w:r>
               <w:rPr>
-                <w:rFonts w:ascii="Arial" w:hAnsi="Arial"/>
+                <w:rFonts w:ascii="Verdana" w:hAnsi="Verdana"/>
                 <w:b w:val="0"/>
                 <w:sz w:val="16"/>
               </w:rPr>
@@ -2611,7 +2643,7 @@
             <w:r/>
             <w:r>
               <w:rPr>
-                <w:rFonts w:ascii="Arial" w:hAnsi="Arial"/>
+                <w:rFonts w:ascii="Verdana" w:hAnsi="Verdana"/>
                 <w:b w:val="0"/>
                 <w:sz w:val="16"/>
               </w:rPr>
@@ -2627,7 +2659,7 @@
             <w:r/>
             <w:r>
               <w:rPr>
-                <w:rFonts w:ascii="Arial" w:hAnsi="Arial"/>
+                <w:rFonts w:ascii="Verdana" w:hAnsi="Verdana"/>
                 <w:b w:val="0"/>
                 <w:sz w:val="16"/>
               </w:rPr>
@@ -2643,7 +2675,7 @@
             <w:r/>
             <w:r>
               <w:rPr>
-                <w:rFonts w:ascii="Arial" w:hAnsi="Arial"/>
+                <w:rFonts w:ascii="Verdana" w:hAnsi="Verdana"/>
                 <w:b w:val="0"/>
                 <w:sz w:val="16"/>
               </w:rPr>
@@ -2652,15 +2684,18 @@
         </w:tc>
       </w:tr>
       <w:tr>
-        <w:tc>
-          <w:tcPr>
-            <w:tcW w:type="dxa" w:w="1514"/>
-          </w:tcPr>
-          <w:p>
-            <w:r/>
-            <w:r>
-              <w:rPr>
-                <w:rFonts w:ascii="Arial" w:hAnsi="Arial"/>
+        <w:trPr>
+          <w:cantSplit/>
+        </w:trPr>
+        <w:tc>
+          <w:tcPr>
+            <w:tcW w:type="dxa" w:w="1514"/>
+          </w:tcPr>
+          <w:p>
+            <w:r/>
+            <w:r>
+              <w:rPr>
+                <w:rFonts w:ascii="Verdana" w:hAnsi="Verdana"/>
                 <w:b w:val="0"/>
                 <w:sz w:val="16"/>
               </w:rPr>
@@ -2676,7 +2711,7 @@
             <w:r/>
             <w:r>
               <w:rPr>
-                <w:rFonts w:ascii="Arial" w:hAnsi="Arial"/>
+                <w:rFonts w:ascii="Verdana" w:hAnsi="Verdana"/>
                 <w:b w:val="0"/>
                 <w:sz w:val="16"/>
               </w:rPr>
@@ -2692,7 +2727,7 @@
             <w:r/>
             <w:r>
               <w:rPr>
-                <w:rFonts w:ascii="Arial" w:hAnsi="Arial"/>
+                <w:rFonts w:ascii="Verdana" w:hAnsi="Verdana"/>
                 <w:b w:val="0"/>
                 <w:sz w:val="16"/>
               </w:rPr>
@@ -2708,7 +2743,7 @@
             <w:r/>
             <w:r>
               <w:rPr>
-                <w:rFonts w:ascii="Arial" w:hAnsi="Arial"/>
+                <w:rFonts w:ascii="Verdana" w:hAnsi="Verdana"/>
                 <w:b w:val="0"/>
                 <w:sz w:val="16"/>
               </w:rPr>
@@ -2724,7 +2759,7 @@
             <w:r/>
             <w:r>
               <w:rPr>
-                <w:rFonts w:ascii="Arial" w:hAnsi="Arial"/>
+                <w:rFonts w:ascii="Verdana" w:hAnsi="Verdana"/>
                 <w:b w:val="0"/>
                 <w:sz w:val="16"/>
               </w:rPr>
@@ -2740,7 +2775,7 @@
             <w:r/>
             <w:r>
               <w:rPr>
-                <w:rFonts w:ascii="Arial" w:hAnsi="Arial"/>
+                <w:rFonts w:ascii="Verdana" w:hAnsi="Verdana"/>
                 <w:b w:val="0"/>
                 <w:sz w:val="16"/>
               </w:rPr>
@@ -2756,7 +2791,7 @@
             <w:r/>
             <w:r>
               <w:rPr>
-                <w:rFonts w:ascii="Arial" w:hAnsi="Arial"/>
+                <w:rFonts w:ascii="Verdana" w:hAnsi="Verdana"/>
                 <w:b w:val="0"/>
                 <w:sz w:val="16"/>
               </w:rPr>
@@ -2772,7 +2807,7 @@
             <w:r/>
             <w:r>
               <w:rPr>
-                <w:rFonts w:ascii="Arial" w:hAnsi="Arial"/>
+                <w:rFonts w:ascii="Verdana" w:hAnsi="Verdana"/>
                 <w:b w:val="0"/>
                 <w:sz w:val="16"/>
               </w:rPr>
@@ -2788,7 +2823,7 @@
             <w:r/>
             <w:r>
               <w:rPr>
-                <w:rFonts w:ascii="Arial" w:hAnsi="Arial"/>
+                <w:rFonts w:ascii="Verdana" w:hAnsi="Verdana"/>
                 <w:b w:val="0"/>
                 <w:sz w:val="16"/>
               </w:rPr>
@@ -2804,7 +2839,7 @@
             <w:r/>
             <w:r>
               <w:rPr>
-                <w:rFonts w:ascii="Arial" w:hAnsi="Arial"/>
+                <w:rFonts w:ascii="Verdana" w:hAnsi="Verdana"/>
                 <w:b w:val="0"/>
                 <w:sz w:val="16"/>
               </w:rPr>
@@ -2813,15 +2848,18 @@
         </w:tc>
       </w:tr>
       <w:tr>
-        <w:tc>
-          <w:tcPr>
-            <w:tcW w:type="dxa" w:w="1514"/>
-          </w:tcPr>
-          <w:p>
-            <w:r/>
-            <w:r>
-              <w:rPr>
-                <w:rFonts w:ascii="Arial" w:hAnsi="Arial"/>
+        <w:trPr>
+          <w:cantSplit/>
+        </w:trPr>
+        <w:tc>
+          <w:tcPr>
+            <w:tcW w:type="dxa" w:w="1514"/>
+          </w:tcPr>
+          <w:p>
+            <w:r/>
+            <w:r>
+              <w:rPr>
+                <w:rFonts w:ascii="Verdana" w:hAnsi="Verdana"/>
                 <w:b w:val="0"/>
                 <w:sz w:val="16"/>
               </w:rPr>
@@ -2837,7 +2875,7 @@
             <w:r/>
             <w:r>
               <w:rPr>
-                <w:rFonts w:ascii="Arial" w:hAnsi="Arial"/>
+                <w:rFonts w:ascii="Verdana" w:hAnsi="Verdana"/>
                 <w:b w:val="0"/>
                 <w:sz w:val="16"/>
               </w:rPr>
@@ -2853,7 +2891,7 @@
             <w:r/>
             <w:r>
               <w:rPr>
-                <w:rFonts w:ascii="Arial" w:hAnsi="Arial"/>
+                <w:rFonts w:ascii="Verdana" w:hAnsi="Verdana"/>
                 <w:b w:val="0"/>
                 <w:sz w:val="16"/>
               </w:rPr>
@@ -2869,7 +2907,7 @@
             <w:r/>
             <w:r>
               <w:rPr>
-                <w:rFonts w:ascii="Arial" w:hAnsi="Arial"/>
+                <w:rFonts w:ascii="Verdana" w:hAnsi="Verdana"/>
                 <w:b w:val="0"/>
                 <w:sz w:val="16"/>
               </w:rPr>
@@ -2885,7 +2923,7 @@
             <w:r/>
             <w:r>
               <w:rPr>
-                <w:rFonts w:ascii="Arial" w:hAnsi="Arial"/>
+                <w:rFonts w:ascii="Verdana" w:hAnsi="Verdana"/>
                 <w:b w:val="0"/>
                 <w:sz w:val="16"/>
               </w:rPr>
@@ -2901,7 +2939,7 @@
             <w:r/>
             <w:r>
               <w:rPr>
-                <w:rFonts w:ascii="Arial" w:hAnsi="Arial"/>
+                <w:rFonts w:ascii="Verdana" w:hAnsi="Verdana"/>
                 <w:b w:val="0"/>
                 <w:sz w:val="16"/>
               </w:rPr>
@@ -2917,7 +2955,7 @@
             <w:r/>
             <w:r>
               <w:rPr>
-                <w:rFonts w:ascii="Arial" w:hAnsi="Arial"/>
+                <w:rFonts w:ascii="Verdana" w:hAnsi="Verdana"/>
                 <w:b w:val="0"/>
                 <w:sz w:val="16"/>
               </w:rPr>
@@ -2933,7 +2971,7 @@
             <w:r/>
             <w:r>
               <w:rPr>
-                <w:rFonts w:ascii="Arial" w:hAnsi="Arial"/>
+                <w:rFonts w:ascii="Verdana" w:hAnsi="Verdana"/>
                 <w:b w:val="0"/>
                 <w:sz w:val="16"/>
               </w:rPr>
@@ -2949,7 +2987,7 @@
             <w:r/>
             <w:r>
               <w:rPr>
-                <w:rFonts w:ascii="Arial" w:hAnsi="Arial"/>
+                <w:rFonts w:ascii="Verdana" w:hAnsi="Verdana"/>
                 <w:b w:val="0"/>
                 <w:sz w:val="16"/>
               </w:rPr>
@@ -2965,7 +3003,7 @@
             <w:r/>
             <w:r>
               <w:rPr>
-                <w:rFonts w:ascii="Arial" w:hAnsi="Arial"/>
+                <w:rFonts w:ascii="Verdana" w:hAnsi="Verdana"/>
                 <w:b w:val="0"/>
                 <w:sz w:val="16"/>
               </w:rPr>
@@ -2974,15 +3012,18 @@
         </w:tc>
       </w:tr>
       <w:tr>
-        <w:tc>
-          <w:tcPr>
-            <w:tcW w:type="dxa" w:w="1514"/>
-          </w:tcPr>
-          <w:p>
-            <w:r/>
-            <w:r>
-              <w:rPr>
-                <w:rFonts w:ascii="Arial" w:hAnsi="Arial"/>
+        <w:trPr>
+          <w:cantSplit/>
+        </w:trPr>
+        <w:tc>
+          <w:tcPr>
+            <w:tcW w:type="dxa" w:w="1514"/>
+          </w:tcPr>
+          <w:p>
+            <w:r/>
+            <w:r>
+              <w:rPr>
+                <w:rFonts w:ascii="Verdana" w:hAnsi="Verdana"/>
                 <w:b w:val="0"/>
                 <w:sz w:val="16"/>
               </w:rPr>
@@ -2998,7 +3039,7 @@
             <w:r/>
             <w:r>
               <w:rPr>
-                <w:rFonts w:ascii="Arial" w:hAnsi="Arial"/>
+                <w:rFonts w:ascii="Verdana" w:hAnsi="Verdana"/>
                 <w:b w:val="0"/>
                 <w:sz w:val="16"/>
               </w:rPr>
@@ -3014,7 +3055,7 @@
             <w:r/>
             <w:r>
               <w:rPr>
-                <w:rFonts w:ascii="Arial" w:hAnsi="Arial"/>
+                <w:rFonts w:ascii="Verdana" w:hAnsi="Verdana"/>
                 <w:b w:val="0"/>
                 <w:sz w:val="16"/>
               </w:rPr>
@@ -3030,7 +3071,7 @@
             <w:r/>
             <w:r>
               <w:rPr>
-                <w:rFonts w:ascii="Arial" w:hAnsi="Arial"/>
+                <w:rFonts w:ascii="Verdana" w:hAnsi="Verdana"/>
                 <w:b w:val="0"/>
                 <w:sz w:val="16"/>
               </w:rPr>
@@ -3046,7 +3087,7 @@
             <w:r/>
             <w:r>
               <w:rPr>
-                <w:rFonts w:ascii="Arial" w:hAnsi="Arial"/>
+                <w:rFonts w:ascii="Verdana" w:hAnsi="Verdana"/>
                 <w:b w:val="0"/>
                 <w:sz w:val="16"/>
               </w:rPr>
@@ -3062,7 +3103,7 @@
             <w:r/>
             <w:r>
               <w:rPr>
-                <w:rFonts w:ascii="Arial" w:hAnsi="Arial"/>
+                <w:rFonts w:ascii="Verdana" w:hAnsi="Verdana"/>
                 <w:b w:val="0"/>
                 <w:sz w:val="16"/>
               </w:rPr>
@@ -3078,7 +3119,7 @@
             <w:r/>
             <w:r>
               <w:rPr>
-                <w:rFonts w:ascii="Arial" w:hAnsi="Arial"/>
+                <w:rFonts w:ascii="Verdana" w:hAnsi="Verdana"/>
                 <w:b w:val="0"/>
                 <w:sz w:val="16"/>
               </w:rPr>
@@ -3094,7 +3135,7 @@
             <w:r/>
             <w:r>
               <w:rPr>
-                <w:rFonts w:ascii="Arial" w:hAnsi="Arial"/>
+                <w:rFonts w:ascii="Verdana" w:hAnsi="Verdana"/>
                 <w:b w:val="0"/>
                 <w:sz w:val="16"/>
               </w:rPr>
@@ -3110,7 +3151,7 @@
             <w:r/>
             <w:r>
               <w:rPr>
-                <w:rFonts w:ascii="Arial" w:hAnsi="Arial"/>
+                <w:rFonts w:ascii="Verdana" w:hAnsi="Verdana"/>
                 <w:b w:val="0"/>
                 <w:sz w:val="16"/>
               </w:rPr>
@@ -3126,7 +3167,7 @@
             <w:r/>
             <w:r>
               <w:rPr>
-                <w:rFonts w:ascii="Arial" w:hAnsi="Arial"/>
+                <w:rFonts w:ascii="Verdana" w:hAnsi="Verdana"/>
                 <w:b w:val="0"/>
                 <w:sz w:val="16"/>
               </w:rPr>
@@ -3135,15 +3176,18 @@
         </w:tc>
       </w:tr>
       <w:tr>
-        <w:tc>
-          <w:tcPr>
-            <w:tcW w:type="dxa" w:w="1514"/>
-          </w:tcPr>
-          <w:p>
-            <w:r/>
-            <w:r>
-              <w:rPr>
-                <w:rFonts w:ascii="Arial" w:hAnsi="Arial"/>
+        <w:trPr>
+          <w:cantSplit/>
+        </w:trPr>
+        <w:tc>
+          <w:tcPr>
+            <w:tcW w:type="dxa" w:w="1514"/>
+          </w:tcPr>
+          <w:p>
+            <w:r/>
+            <w:r>
+              <w:rPr>
+                <w:rFonts w:ascii="Verdana" w:hAnsi="Verdana"/>
                 <w:b w:val="0"/>
                 <w:sz w:val="16"/>
               </w:rPr>
@@ -3159,7 +3203,7 @@
             <w:r/>
             <w:r>
               <w:rPr>
-                <w:rFonts w:ascii="Arial" w:hAnsi="Arial"/>
+                <w:rFonts w:ascii="Verdana" w:hAnsi="Verdana"/>
                 <w:b w:val="0"/>
                 <w:sz w:val="16"/>
               </w:rPr>
@@ -3175,7 +3219,7 @@
             <w:r/>
             <w:r>
               <w:rPr>
-                <w:rFonts w:ascii="Arial" w:hAnsi="Arial"/>
+                <w:rFonts w:ascii="Verdana" w:hAnsi="Verdana"/>
                 <w:b w:val="0"/>
                 <w:sz w:val="16"/>
               </w:rPr>
@@ -3191,7 +3235,7 @@
             <w:r/>
             <w:r>
               <w:rPr>
-                <w:rFonts w:ascii="Arial" w:hAnsi="Arial"/>
+                <w:rFonts w:ascii="Verdana" w:hAnsi="Verdana"/>
                 <w:b w:val="0"/>
                 <w:sz w:val="16"/>
               </w:rPr>
@@ -3207,7 +3251,7 @@
             <w:r/>
             <w:r>
               <w:rPr>
-                <w:rFonts w:ascii="Arial" w:hAnsi="Arial"/>
+                <w:rFonts w:ascii="Verdana" w:hAnsi="Verdana"/>
                 <w:b w:val="0"/>
                 <w:sz w:val="16"/>
               </w:rPr>
@@ -3223,7 +3267,7 @@
             <w:r/>
             <w:r>
               <w:rPr>
-                <w:rFonts w:ascii="Arial" w:hAnsi="Arial"/>
+                <w:rFonts w:ascii="Verdana" w:hAnsi="Verdana"/>
                 <w:b w:val="0"/>
                 <w:sz w:val="16"/>
               </w:rPr>
@@ -3239,7 +3283,7 @@
             <w:r/>
             <w:r>
               <w:rPr>
-                <w:rFonts w:ascii="Arial" w:hAnsi="Arial"/>
+                <w:rFonts w:ascii="Verdana" w:hAnsi="Verdana"/>
                 <w:b w:val="0"/>
                 <w:sz w:val="16"/>
               </w:rPr>
@@ -3255,7 +3299,7 @@
             <w:r/>
             <w:r>
               <w:rPr>
-                <w:rFonts w:ascii="Arial" w:hAnsi="Arial"/>
+                <w:rFonts w:ascii="Verdana" w:hAnsi="Verdana"/>
                 <w:b w:val="0"/>
                 <w:sz w:val="16"/>
               </w:rPr>
@@ -3271,7 +3315,7 @@
             <w:r/>
             <w:r>
               <w:rPr>
-                <w:rFonts w:ascii="Arial" w:hAnsi="Arial"/>
+                <w:rFonts w:ascii="Verdana" w:hAnsi="Verdana"/>
                 <w:b w:val="0"/>
                 <w:sz w:val="16"/>
               </w:rPr>
@@ -3287,7 +3331,7 @@
             <w:r/>
             <w:r>
               <w:rPr>
-                <w:rFonts w:ascii="Arial" w:hAnsi="Arial"/>
+                <w:rFonts w:ascii="Verdana" w:hAnsi="Verdana"/>
                 <w:b w:val="0"/>
                 <w:sz w:val="16"/>
               </w:rPr>
@@ -3296,15 +3340,18 @@
         </w:tc>
       </w:tr>
       <w:tr>
-        <w:tc>
-          <w:tcPr>
-            <w:tcW w:type="dxa" w:w="1514"/>
-          </w:tcPr>
-          <w:p>
-            <w:r/>
-            <w:r>
-              <w:rPr>
-                <w:rFonts w:ascii="Arial" w:hAnsi="Arial"/>
+        <w:trPr>
+          <w:cantSplit/>
+        </w:trPr>
+        <w:tc>
+          <w:tcPr>
+            <w:tcW w:type="dxa" w:w="1514"/>
+          </w:tcPr>
+          <w:p>
+            <w:r/>
+            <w:r>
+              <w:rPr>
+                <w:rFonts w:ascii="Verdana" w:hAnsi="Verdana"/>
                 <w:b w:val="0"/>
                 <w:sz w:val="16"/>
               </w:rPr>
@@ -3320,7 +3367,7 @@
             <w:r/>
             <w:r>
               <w:rPr>
-                <w:rFonts w:ascii="Arial" w:hAnsi="Arial"/>
+                <w:rFonts w:ascii="Verdana" w:hAnsi="Verdana"/>
                 <w:b w:val="0"/>
                 <w:sz w:val="16"/>
               </w:rPr>
@@ -3336,7 +3383,7 @@
             <w:r/>
             <w:r>
               <w:rPr>
-                <w:rFonts w:ascii="Arial" w:hAnsi="Arial"/>
+                <w:rFonts w:ascii="Verdana" w:hAnsi="Verdana"/>
                 <w:b w:val="0"/>
                 <w:sz w:val="16"/>
               </w:rPr>
@@ -3352,7 +3399,7 @@
             <w:r/>
             <w:r>
               <w:rPr>
-                <w:rFonts w:ascii="Arial" w:hAnsi="Arial"/>
+                <w:rFonts w:ascii="Verdana" w:hAnsi="Verdana"/>
                 <w:b w:val="0"/>
                 <w:sz w:val="16"/>
               </w:rPr>
@@ -3368,7 +3415,7 @@
             <w:r/>
             <w:r>
               <w:rPr>
-                <w:rFonts w:ascii="Arial" w:hAnsi="Arial"/>
+                <w:rFonts w:ascii="Verdana" w:hAnsi="Verdana"/>
                 <w:b w:val="0"/>
                 <w:sz w:val="16"/>
               </w:rPr>
@@ -3384,7 +3431,7 @@
             <w:r/>
             <w:r>
               <w:rPr>
-                <w:rFonts w:ascii="Arial" w:hAnsi="Arial"/>
+                <w:rFonts w:ascii="Verdana" w:hAnsi="Verdana"/>
                 <w:b w:val="0"/>
                 <w:sz w:val="16"/>
               </w:rPr>
@@ -3400,7 +3447,7 @@
             <w:r/>
             <w:r>
               <w:rPr>
-                <w:rFonts w:ascii="Arial" w:hAnsi="Arial"/>
+                <w:rFonts w:ascii="Verdana" w:hAnsi="Verdana"/>
                 <w:b w:val="0"/>
                 <w:sz w:val="16"/>
               </w:rPr>
@@ -3416,7 +3463,7 @@
             <w:r/>
             <w:r>
               <w:rPr>
-                <w:rFonts w:ascii="Arial" w:hAnsi="Arial"/>
+                <w:rFonts w:ascii="Verdana" w:hAnsi="Verdana"/>
                 <w:b w:val="0"/>
                 <w:sz w:val="16"/>
               </w:rPr>
@@ -3432,7 +3479,7 @@
             <w:r/>
             <w:r>
               <w:rPr>
-                <w:rFonts w:ascii="Arial" w:hAnsi="Arial"/>
+                <w:rFonts w:ascii="Verdana" w:hAnsi="Verdana"/>
                 <w:b w:val="0"/>
                 <w:sz w:val="16"/>
               </w:rPr>
@@ -3448,7 +3495,7 @@
             <w:r/>
             <w:r>
               <w:rPr>
-                <w:rFonts w:ascii="Arial" w:hAnsi="Arial"/>
+                <w:rFonts w:ascii="Verdana" w:hAnsi="Verdana"/>
                 <w:b w:val="0"/>
                 <w:sz w:val="16"/>
               </w:rPr>
@@ -3457,15 +3504,18 @@
         </w:tc>
       </w:tr>
       <w:tr>
-        <w:tc>
-          <w:tcPr>
-            <w:tcW w:type="dxa" w:w="1514"/>
-          </w:tcPr>
-          <w:p>
-            <w:r/>
-            <w:r>
-              <w:rPr>
-                <w:rFonts w:ascii="Arial" w:hAnsi="Arial"/>
+        <w:trPr>
+          <w:cantSplit/>
+        </w:trPr>
+        <w:tc>
+          <w:tcPr>
+            <w:tcW w:type="dxa" w:w="1514"/>
+          </w:tcPr>
+          <w:p>
+            <w:r/>
+            <w:r>
+              <w:rPr>
+                <w:rFonts w:ascii="Verdana" w:hAnsi="Verdana"/>
                 <w:b w:val="0"/>
                 <w:sz w:val="16"/>
               </w:rPr>
@@ -3481,7 +3531,7 @@
             <w:r/>
             <w:r>
               <w:rPr>
-                <w:rFonts w:ascii="Arial" w:hAnsi="Arial"/>
+                <w:rFonts w:ascii="Verdana" w:hAnsi="Verdana"/>
                 <w:b w:val="0"/>
                 <w:sz w:val="16"/>
               </w:rPr>
@@ -3497,7 +3547,7 @@
             <w:r/>
             <w:r>
               <w:rPr>
-                <w:rFonts w:ascii="Arial" w:hAnsi="Arial"/>
+                <w:rFonts w:ascii="Verdana" w:hAnsi="Verdana"/>
                 <w:b w:val="0"/>
                 <w:sz w:val="16"/>
               </w:rPr>
@@ -3513,7 +3563,7 @@
             <w:r/>
             <w:r>
               <w:rPr>
-                <w:rFonts w:ascii="Arial" w:hAnsi="Arial"/>
+                <w:rFonts w:ascii="Verdana" w:hAnsi="Verdana"/>
                 <w:b w:val="0"/>
                 <w:sz w:val="16"/>
               </w:rPr>
@@ -3529,7 +3579,7 @@
             <w:r/>
             <w:r>
               <w:rPr>
-                <w:rFonts w:ascii="Arial" w:hAnsi="Arial"/>
+                <w:rFonts w:ascii="Verdana" w:hAnsi="Verdana"/>
                 <w:b w:val="0"/>
                 <w:sz w:val="16"/>
               </w:rPr>
@@ -3545,7 +3595,7 @@
             <w:r/>
             <w:r>
               <w:rPr>
-                <w:rFonts w:ascii="Arial" w:hAnsi="Arial"/>
+                <w:rFonts w:ascii="Verdana" w:hAnsi="Verdana"/>
                 <w:b w:val="0"/>
                 <w:sz w:val="16"/>
               </w:rPr>
@@ -3561,7 +3611,7 @@
             <w:r/>
             <w:r>
               <w:rPr>
-                <w:rFonts w:ascii="Arial" w:hAnsi="Arial"/>
+                <w:rFonts w:ascii="Verdana" w:hAnsi="Verdana"/>
                 <w:b w:val="0"/>
                 <w:sz w:val="16"/>
               </w:rPr>
@@ -3577,7 +3627,7 @@
             <w:r/>
             <w:r>
               <w:rPr>
-                <w:rFonts w:ascii="Arial" w:hAnsi="Arial"/>
+                <w:rFonts w:ascii="Verdana" w:hAnsi="Verdana"/>
                 <w:b w:val="0"/>
                 <w:sz w:val="16"/>
               </w:rPr>
@@ -3593,7 +3643,7 @@
             <w:r/>
             <w:r>
               <w:rPr>
-                <w:rFonts w:ascii="Arial" w:hAnsi="Arial"/>
+                <w:rFonts w:ascii="Verdana" w:hAnsi="Verdana"/>
                 <w:b w:val="0"/>
                 <w:sz w:val="16"/>
               </w:rPr>
@@ -3609,7 +3659,7 @@
             <w:r/>
             <w:r>
               <w:rPr>
-                <w:rFonts w:ascii="Arial" w:hAnsi="Arial"/>
+                <w:rFonts w:ascii="Verdana" w:hAnsi="Verdana"/>
                 <w:b w:val="0"/>
                 <w:sz w:val="16"/>
               </w:rPr>
@@ -3618,15 +3668,18 @@
         </w:tc>
       </w:tr>
       <w:tr>
-        <w:tc>
-          <w:tcPr>
-            <w:tcW w:type="dxa" w:w="1514"/>
-          </w:tcPr>
-          <w:p>
-            <w:r/>
-            <w:r>
-              <w:rPr>
-                <w:rFonts w:ascii="Arial" w:hAnsi="Arial"/>
+        <w:trPr>
+          <w:cantSplit/>
+        </w:trPr>
+        <w:tc>
+          <w:tcPr>
+            <w:tcW w:type="dxa" w:w="1514"/>
+          </w:tcPr>
+          <w:p>
+            <w:r/>
+            <w:r>
+              <w:rPr>
+                <w:rFonts w:ascii="Verdana" w:hAnsi="Verdana"/>
                 <w:b w:val="0"/>
                 <w:sz w:val="16"/>
               </w:rPr>
@@ -3642,7 +3695,7 @@
             <w:r/>
             <w:r>
               <w:rPr>
-                <w:rFonts w:ascii="Arial" w:hAnsi="Arial"/>
+                <w:rFonts w:ascii="Verdana" w:hAnsi="Verdana"/>
                 <w:b w:val="0"/>
                 <w:sz w:val="16"/>
               </w:rPr>
@@ -3658,7 +3711,7 @@
             <w:r/>
             <w:r>
               <w:rPr>
-                <w:rFonts w:ascii="Arial" w:hAnsi="Arial"/>
+                <w:rFonts w:ascii="Verdana" w:hAnsi="Verdana"/>
                 <w:b w:val="0"/>
                 <w:sz w:val="16"/>
               </w:rPr>
@@ -3674,7 +3727,7 @@
             <w:r/>
             <w:r>
               <w:rPr>
-                <w:rFonts w:ascii="Arial" w:hAnsi="Arial"/>
+                <w:rFonts w:ascii="Verdana" w:hAnsi="Verdana"/>
                 <w:b w:val="0"/>
                 <w:sz w:val="16"/>
               </w:rPr>
@@ -3690,7 +3743,7 @@
             <w:r/>
             <w:r>
               <w:rPr>
-                <w:rFonts w:ascii="Arial" w:hAnsi="Arial"/>
+                <w:rFonts w:ascii="Verdana" w:hAnsi="Verdana"/>
                 <w:b w:val="0"/>
                 <w:sz w:val="16"/>
               </w:rPr>
@@ -3706,7 +3759,7 @@
             <w:r/>
             <w:r>
               <w:rPr>
-                <w:rFonts w:ascii="Arial" w:hAnsi="Arial"/>
+                <w:rFonts w:ascii="Verdana" w:hAnsi="Verdana"/>
                 <w:b w:val="0"/>
                 <w:sz w:val="16"/>
               </w:rPr>
@@ -3722,7 +3775,7 @@
             <w:r/>
             <w:r>
               <w:rPr>
-                <w:rFonts w:ascii="Arial" w:hAnsi="Arial"/>
+                <w:rFonts w:ascii="Verdana" w:hAnsi="Verdana"/>
                 <w:b w:val="0"/>
                 <w:sz w:val="16"/>
               </w:rPr>
@@ -3738,7 +3791,7 @@
             <w:r/>
             <w:r>
               <w:rPr>
-                <w:rFonts w:ascii="Arial" w:hAnsi="Arial"/>
+                <w:rFonts w:ascii="Verdana" w:hAnsi="Verdana"/>
                 <w:b w:val="0"/>
                 <w:sz w:val="16"/>
               </w:rPr>
@@ -3754,7 +3807,7 @@
             <w:r/>
             <w:r>
               <w:rPr>
-                <w:rFonts w:ascii="Arial" w:hAnsi="Arial"/>
+                <w:rFonts w:ascii="Verdana" w:hAnsi="Verdana"/>
                 <w:b w:val="0"/>
                 <w:sz w:val="16"/>
               </w:rPr>
@@ -3770,7 +3823,7 @@
             <w:r/>
             <w:r>
               <w:rPr>
-                <w:rFonts w:ascii="Arial" w:hAnsi="Arial"/>
+                <w:rFonts w:ascii="Verdana" w:hAnsi="Verdana"/>
                 <w:b w:val="0"/>
                 <w:sz w:val="16"/>
               </w:rPr>
@@ -3779,15 +3832,18 @@
         </w:tc>
       </w:tr>
       <w:tr>
-        <w:tc>
-          <w:tcPr>
-            <w:tcW w:type="dxa" w:w="1514"/>
-          </w:tcPr>
-          <w:p>
-            <w:r/>
-            <w:r>
-              <w:rPr>
-                <w:rFonts w:ascii="Arial" w:hAnsi="Arial"/>
+        <w:trPr>
+          <w:cantSplit/>
+        </w:trPr>
+        <w:tc>
+          <w:tcPr>
+            <w:tcW w:type="dxa" w:w="1514"/>
+          </w:tcPr>
+          <w:p>
+            <w:r/>
+            <w:r>
+              <w:rPr>
+                <w:rFonts w:ascii="Verdana" w:hAnsi="Verdana"/>
                 <w:b w:val="0"/>
                 <w:sz w:val="16"/>
               </w:rPr>
@@ -3803,7 +3859,7 @@
             <w:r/>
             <w:r>
               <w:rPr>
-                <w:rFonts w:ascii="Arial" w:hAnsi="Arial"/>
+                <w:rFonts w:ascii="Verdana" w:hAnsi="Verdana"/>
                 <w:b w:val="0"/>
                 <w:sz w:val="16"/>
               </w:rPr>
@@ -3819,7 +3875,7 @@
             <w:r/>
             <w:r>
               <w:rPr>
-                <w:rFonts w:ascii="Arial" w:hAnsi="Arial"/>
+                <w:rFonts w:ascii="Verdana" w:hAnsi="Verdana"/>
                 <w:b w:val="0"/>
                 <w:sz w:val="16"/>
               </w:rPr>
@@ -3835,7 +3891,7 @@
             <w:r/>
             <w:r>
               <w:rPr>
-                <w:rFonts w:ascii="Arial" w:hAnsi="Arial"/>
+                <w:rFonts w:ascii="Verdana" w:hAnsi="Verdana"/>
                 <w:b w:val="0"/>
                 <w:sz w:val="16"/>
               </w:rPr>
@@ -3851,7 +3907,7 @@
             <w:r/>
             <w:r>
               <w:rPr>
-                <w:rFonts w:ascii="Arial" w:hAnsi="Arial"/>
+                <w:rFonts w:ascii="Verdana" w:hAnsi="Verdana"/>
                 <w:b w:val="0"/>
                 <w:sz w:val="16"/>
               </w:rPr>
@@ -3867,7 +3923,7 @@
             <w:r/>
             <w:r>
               <w:rPr>
-                <w:rFonts w:ascii="Arial" w:hAnsi="Arial"/>
+                <w:rFonts w:ascii="Verdana" w:hAnsi="Verdana"/>
                 <w:b w:val="0"/>
                 <w:sz w:val="16"/>
               </w:rPr>
@@ -3883,7 +3939,7 @@
             <w:r/>
             <w:r>
               <w:rPr>
-                <w:rFonts w:ascii="Arial" w:hAnsi="Arial"/>
+                <w:rFonts w:ascii="Verdana" w:hAnsi="Verdana"/>
                 <w:b w:val="0"/>
                 <w:sz w:val="16"/>
               </w:rPr>
@@ -3899,7 +3955,7 @@
             <w:r/>
             <w:r>
               <w:rPr>
-                <w:rFonts w:ascii="Arial" w:hAnsi="Arial"/>
+                <w:rFonts w:ascii="Verdana" w:hAnsi="Verdana"/>
                 <w:b w:val="0"/>
                 <w:sz w:val="16"/>
               </w:rPr>
@@ -3915,7 +3971,7 @@
             <w:r/>
             <w:r>
               <w:rPr>
-                <w:rFonts w:ascii="Arial" w:hAnsi="Arial"/>
+                <w:rFonts w:ascii="Verdana" w:hAnsi="Verdana"/>
                 <w:b w:val="0"/>
                 <w:sz w:val="16"/>
               </w:rPr>
@@ -3931,7 +3987,7 @@
             <w:r/>
             <w:r>
               <w:rPr>
-                <w:rFonts w:ascii="Arial" w:hAnsi="Arial"/>
+                <w:rFonts w:ascii="Verdana" w:hAnsi="Verdana"/>
                 <w:b w:val="0"/>
                 <w:sz w:val="16"/>
               </w:rPr>
@@ -3940,15 +3996,18 @@
         </w:tc>
       </w:tr>
       <w:tr>
-        <w:tc>
-          <w:tcPr>
-            <w:tcW w:type="dxa" w:w="1514"/>
-          </w:tcPr>
-          <w:p>
-            <w:r/>
-            <w:r>
-              <w:rPr>
-                <w:rFonts w:ascii="Arial" w:hAnsi="Arial"/>
+        <w:trPr>
+          <w:cantSplit/>
+        </w:trPr>
+        <w:tc>
+          <w:tcPr>
+            <w:tcW w:type="dxa" w:w="1514"/>
+          </w:tcPr>
+          <w:p>
+            <w:r/>
+            <w:r>
+              <w:rPr>
+                <w:rFonts w:ascii="Verdana" w:hAnsi="Verdana"/>
                 <w:b w:val="0"/>
                 <w:sz w:val="16"/>
               </w:rPr>
@@ -3964,7 +4023,7 @@
             <w:r/>
             <w:r>
               <w:rPr>
-                <w:rFonts w:ascii="Arial" w:hAnsi="Arial"/>
+                <w:rFonts w:ascii="Verdana" w:hAnsi="Verdana"/>
                 <w:b w:val="0"/>
                 <w:sz w:val="16"/>
               </w:rPr>
@@ -3980,7 +4039,7 @@
             <w:r/>
             <w:r>
               <w:rPr>
-                <w:rFonts w:ascii="Arial" w:hAnsi="Arial"/>
+                <w:rFonts w:ascii="Verdana" w:hAnsi="Verdana"/>
                 <w:b w:val="0"/>
                 <w:sz w:val="16"/>
               </w:rPr>
@@ -3996,7 +4055,7 @@
             <w:r/>
             <w:r>
               <w:rPr>
-                <w:rFonts w:ascii="Arial" w:hAnsi="Arial"/>
+                <w:rFonts w:ascii="Verdana" w:hAnsi="Verdana"/>
                 <w:b w:val="0"/>
                 <w:sz w:val="16"/>
               </w:rPr>
@@ -4012,7 +4071,7 @@
             <w:r/>
             <w:r>
               <w:rPr>
-                <w:rFonts w:ascii="Arial" w:hAnsi="Arial"/>
+                <w:rFonts w:ascii="Verdana" w:hAnsi="Verdana"/>
                 <w:b w:val="0"/>
                 <w:sz w:val="16"/>
               </w:rPr>
@@ -4028,7 +4087,7 @@
             <w:r/>
             <w:r>
               <w:rPr>
-                <w:rFonts w:ascii="Arial" w:hAnsi="Arial"/>
+                <w:rFonts w:ascii="Verdana" w:hAnsi="Verdana"/>
                 <w:b w:val="0"/>
                 <w:sz w:val="16"/>
               </w:rPr>
@@ -4044,7 +4103,7 @@
             <w:r/>
             <w:r>
               <w:rPr>
-                <w:rFonts w:ascii="Arial" w:hAnsi="Arial"/>
+                <w:rFonts w:ascii="Verdana" w:hAnsi="Verdana"/>
                 <w:b w:val="0"/>
                 <w:sz w:val="16"/>
               </w:rPr>
@@ -4060,7 +4119,7 @@
             <w:r/>
             <w:r>
               <w:rPr>
-                <w:rFonts w:ascii="Arial" w:hAnsi="Arial"/>
+                <w:rFonts w:ascii="Verdana" w:hAnsi="Verdana"/>
                 <w:b w:val="0"/>
                 <w:sz w:val="16"/>
               </w:rPr>
@@ -4076,7 +4135,7 @@
             <w:r/>
             <w:r>
               <w:rPr>
-                <w:rFonts w:ascii="Arial" w:hAnsi="Arial"/>
+                <w:rFonts w:ascii="Verdana" w:hAnsi="Verdana"/>
                 <w:b w:val="0"/>
                 <w:sz w:val="16"/>
               </w:rPr>
@@ -4092,7 +4151,7 @@
             <w:r/>
             <w:r>
               <w:rPr>
-                <w:rFonts w:ascii="Arial" w:hAnsi="Arial"/>
+                <w:rFonts w:ascii="Verdana" w:hAnsi="Verdana"/>
                 <w:b w:val="0"/>
                 <w:sz w:val="16"/>
               </w:rPr>
@@ -4101,15 +4160,18 @@
         </w:tc>
       </w:tr>
       <w:tr>
-        <w:tc>
-          <w:tcPr>
-            <w:tcW w:type="dxa" w:w="1514"/>
-          </w:tcPr>
-          <w:p>
-            <w:r/>
-            <w:r>
-              <w:rPr>
-                <w:rFonts w:ascii="Arial" w:hAnsi="Arial"/>
+        <w:trPr>
+          <w:cantSplit/>
+        </w:trPr>
+        <w:tc>
+          <w:tcPr>
+            <w:tcW w:type="dxa" w:w="1514"/>
+          </w:tcPr>
+          <w:p>
+            <w:r/>
+            <w:r>
+              <w:rPr>
+                <w:rFonts w:ascii="Verdana" w:hAnsi="Verdana"/>
                 <w:b w:val="0"/>
                 <w:sz w:val="16"/>
               </w:rPr>
@@ -4125,7 +4187,7 @@
             <w:r/>
             <w:r>
               <w:rPr>
-                <w:rFonts w:ascii="Arial" w:hAnsi="Arial"/>
+                <w:rFonts w:ascii="Verdana" w:hAnsi="Verdana"/>
                 <w:b w:val="0"/>
                 <w:sz w:val="16"/>
               </w:rPr>
@@ -4141,7 +4203,7 @@
             <w:r/>
             <w:r>
               <w:rPr>
-                <w:rFonts w:ascii="Arial" w:hAnsi="Arial"/>
+                <w:rFonts w:ascii="Verdana" w:hAnsi="Verdana"/>
                 <w:b w:val="0"/>
                 <w:sz w:val="16"/>
               </w:rPr>
@@ -4157,7 +4219,7 @@
             <w:r/>
             <w:r>
               <w:rPr>
-                <w:rFonts w:ascii="Arial" w:hAnsi="Arial"/>
+                <w:rFonts w:ascii="Verdana" w:hAnsi="Verdana"/>
                 <w:b w:val="0"/>
                 <w:sz w:val="16"/>
               </w:rPr>
@@ -4173,7 +4235,7 @@
             <w:r/>
             <w:r>
               <w:rPr>
-                <w:rFonts w:ascii="Arial" w:hAnsi="Arial"/>
+                <w:rFonts w:ascii="Verdana" w:hAnsi="Verdana"/>
                 <w:b w:val="0"/>
                 <w:sz w:val="16"/>
               </w:rPr>
@@ -4189,7 +4251,7 @@
             <w:r/>
             <w:r>
               <w:rPr>
-                <w:rFonts w:ascii="Arial" w:hAnsi="Arial"/>
+                <w:rFonts w:ascii="Verdana" w:hAnsi="Verdana"/>
                 <w:b w:val="0"/>
                 <w:sz w:val="16"/>
               </w:rPr>
@@ -4205,7 +4267,7 @@
             <w:r/>
             <w:r>
               <w:rPr>
-                <w:rFonts w:ascii="Arial" w:hAnsi="Arial"/>
+                <w:rFonts w:ascii="Verdana" w:hAnsi="Verdana"/>
                 <w:b w:val="0"/>
                 <w:sz w:val="16"/>
               </w:rPr>
@@ -4221,7 +4283,7 @@
             <w:r/>
             <w:r>
               <w:rPr>
-                <w:rFonts w:ascii="Arial" w:hAnsi="Arial"/>
+                <w:rFonts w:ascii="Verdana" w:hAnsi="Verdana"/>
                 <w:b w:val="0"/>
                 <w:sz w:val="16"/>
               </w:rPr>
@@ -4237,7 +4299,7 @@
             <w:r/>
             <w:r>
               <w:rPr>
-                <w:rFonts w:ascii="Arial" w:hAnsi="Arial"/>
+                <w:rFonts w:ascii="Verdana" w:hAnsi="Verdana"/>
                 <w:b w:val="0"/>
                 <w:sz w:val="16"/>
               </w:rPr>
@@ -4253,7 +4315,7 @@
             <w:r/>
             <w:r>
               <w:rPr>
-                <w:rFonts w:ascii="Arial" w:hAnsi="Arial"/>
+                <w:rFonts w:ascii="Verdana" w:hAnsi="Verdana"/>
                 <w:b w:val="0"/>
                 <w:sz w:val="16"/>
               </w:rPr>
@@ -4262,15 +4324,18 @@
         </w:tc>
       </w:tr>
       <w:tr>
-        <w:tc>
-          <w:tcPr>
-            <w:tcW w:type="dxa" w:w="1514"/>
-          </w:tcPr>
-          <w:p>
-            <w:r/>
-            <w:r>
-              <w:rPr>
-                <w:rFonts w:ascii="Arial" w:hAnsi="Arial"/>
+        <w:trPr>
+          <w:cantSplit/>
+        </w:trPr>
+        <w:tc>
+          <w:tcPr>
+            <w:tcW w:type="dxa" w:w="1514"/>
+          </w:tcPr>
+          <w:p>
+            <w:r/>
+            <w:r>
+              <w:rPr>
+                <w:rFonts w:ascii="Verdana" w:hAnsi="Verdana"/>
                 <w:b w:val="0"/>
                 <w:sz w:val="16"/>
               </w:rPr>
@@ -4286,7 +4351,7 @@
             <w:r/>
             <w:r>
               <w:rPr>
-                <w:rFonts w:ascii="Arial" w:hAnsi="Arial"/>
+                <w:rFonts w:ascii="Verdana" w:hAnsi="Verdana"/>
                 <w:b w:val="0"/>
                 <w:sz w:val="16"/>
               </w:rPr>
@@ -4302,7 +4367,7 @@
             <w:r/>
             <w:r>
               <w:rPr>
-                <w:rFonts w:ascii="Arial" w:hAnsi="Arial"/>
+                <w:rFonts w:ascii="Verdana" w:hAnsi="Verdana"/>
                 <w:b w:val="0"/>
                 <w:sz w:val="16"/>
               </w:rPr>
@@ -4318,7 +4383,7 @@
             <w:r/>
             <w:r>
               <w:rPr>
-                <w:rFonts w:ascii="Arial" w:hAnsi="Arial"/>
+                <w:rFonts w:ascii="Verdana" w:hAnsi="Verdana"/>
                 <w:b w:val="0"/>
                 <w:sz w:val="16"/>
               </w:rPr>
@@ -4334,7 +4399,7 @@
             <w:r/>
             <w:r>
               <w:rPr>
-                <w:rFonts w:ascii="Arial" w:hAnsi="Arial"/>
+                <w:rFonts w:ascii="Verdana" w:hAnsi="Verdana"/>
                 <w:b w:val="0"/>
                 <w:sz w:val="16"/>
               </w:rPr>
@@ -4350,7 +4415,7 @@
             <w:r/>
             <w:r>
               <w:rPr>
-                <w:rFonts w:ascii="Arial" w:hAnsi="Arial"/>
+                <w:rFonts w:ascii="Verdana" w:hAnsi="Verdana"/>
                 <w:b w:val="0"/>
                 <w:sz w:val="16"/>
               </w:rPr>
@@ -4366,7 +4431,7 @@
             <w:r/>
             <w:r>
               <w:rPr>
-                <w:rFonts w:ascii="Arial" w:hAnsi="Arial"/>
+                <w:rFonts w:ascii="Verdana" w:hAnsi="Verdana"/>
                 <w:b w:val="0"/>
                 <w:sz w:val="16"/>
               </w:rPr>
@@ -4382,7 +4447,7 @@
             <w:r/>
             <w:r>
               <w:rPr>
-                <w:rFonts w:ascii="Arial" w:hAnsi="Arial"/>
+                <w:rFonts w:ascii="Verdana" w:hAnsi="Verdana"/>
                 <w:b w:val="0"/>
                 <w:sz w:val="16"/>
               </w:rPr>
@@ -4398,7 +4463,7 @@
             <w:r/>
             <w:r>
               <w:rPr>
-                <w:rFonts w:ascii="Arial" w:hAnsi="Arial"/>
+                <w:rFonts w:ascii="Verdana" w:hAnsi="Verdana"/>
                 <w:b w:val="0"/>
                 <w:sz w:val="16"/>
               </w:rPr>
@@ -4414,7 +4479,7 @@
             <w:r/>
             <w:r>
               <w:rPr>
-                <w:rFonts w:ascii="Arial" w:hAnsi="Arial"/>
+                <w:rFonts w:ascii="Verdana" w:hAnsi="Verdana"/>
                 <w:b w:val="0"/>
                 <w:sz w:val="16"/>
               </w:rPr>
@@ -4423,15 +4488,18 @@
         </w:tc>
       </w:tr>
       <w:tr>
-        <w:tc>
-          <w:tcPr>
-            <w:tcW w:type="dxa" w:w="1514"/>
-          </w:tcPr>
-          <w:p>
-            <w:r/>
-            <w:r>
-              <w:rPr>
-                <w:rFonts w:ascii="Arial" w:hAnsi="Arial"/>
+        <w:trPr>
+          <w:cantSplit/>
+        </w:trPr>
+        <w:tc>
+          <w:tcPr>
+            <w:tcW w:type="dxa" w:w="1514"/>
+          </w:tcPr>
+          <w:p>
+            <w:r/>
+            <w:r>
+              <w:rPr>
+                <w:rFonts w:ascii="Verdana" w:hAnsi="Verdana"/>
                 <w:b w:val="0"/>
                 <w:sz w:val="16"/>
               </w:rPr>
@@ -4447,7 +4515,7 @@
             <w:r/>
             <w:r>
               <w:rPr>
-                <w:rFonts w:ascii="Arial" w:hAnsi="Arial"/>
+                <w:rFonts w:ascii="Verdana" w:hAnsi="Verdana"/>
                 <w:b w:val="0"/>
                 <w:sz w:val="16"/>
               </w:rPr>
@@ -4463,7 +4531,7 @@
             <w:r/>
             <w:r>
               <w:rPr>
-                <w:rFonts w:ascii="Arial" w:hAnsi="Arial"/>
+                <w:rFonts w:ascii="Verdana" w:hAnsi="Verdana"/>
                 <w:b w:val="0"/>
                 <w:sz w:val="16"/>
               </w:rPr>
@@ -4479,7 +4547,7 @@
             <w:r/>
             <w:r>
               <w:rPr>
-                <w:rFonts w:ascii="Arial" w:hAnsi="Arial"/>
+                <w:rFonts w:ascii="Verdana" w:hAnsi="Verdana"/>
                 <w:b w:val="0"/>
                 <w:sz w:val="16"/>
               </w:rPr>
@@ -4495,7 +4563,7 @@
             <w:r/>
             <w:r>
               <w:rPr>
-                <w:rFonts w:ascii="Arial" w:hAnsi="Arial"/>
+                <w:rFonts w:ascii="Verdana" w:hAnsi="Verdana"/>
                 <w:b w:val="0"/>
                 <w:sz w:val="16"/>
               </w:rPr>
@@ -4511,7 +4579,7 @@
             <w:r/>
             <w:r>
               <w:rPr>
-                <w:rFonts w:ascii="Arial" w:hAnsi="Arial"/>
+                <w:rFonts w:ascii="Verdana" w:hAnsi="Verdana"/>
                 <w:b w:val="0"/>
                 <w:sz w:val="16"/>
               </w:rPr>
@@ -4527,7 +4595,7 @@
             <w:r/>
             <w:r>
               <w:rPr>
-                <w:rFonts w:ascii="Arial" w:hAnsi="Arial"/>
+                <w:rFonts w:ascii="Verdana" w:hAnsi="Verdana"/>
                 <w:b w:val="0"/>
                 <w:sz w:val="16"/>
               </w:rPr>
@@ -4543,7 +4611,7 @@
             <w:r/>
             <w:r>
               <w:rPr>
-                <w:rFonts w:ascii="Arial" w:hAnsi="Arial"/>
+                <w:rFonts w:ascii="Verdana" w:hAnsi="Verdana"/>
                 <w:b w:val="0"/>
                 <w:sz w:val="16"/>
               </w:rPr>
@@ -4559,7 +4627,7 @@
             <w:r/>
             <w:r>
               <w:rPr>
-                <w:rFonts w:ascii="Arial" w:hAnsi="Arial"/>
+                <w:rFonts w:ascii="Verdana" w:hAnsi="Verdana"/>
                 <w:b w:val="0"/>
                 <w:sz w:val="16"/>
               </w:rPr>
@@ -4575,7 +4643,7 @@
             <w:r/>
             <w:r>
               <w:rPr>
-                <w:rFonts w:ascii="Arial" w:hAnsi="Arial"/>
+                <w:rFonts w:ascii="Verdana" w:hAnsi="Verdana"/>
                 <w:b w:val="0"/>
                 <w:sz w:val="16"/>
               </w:rPr>
@@ -4584,15 +4652,18 @@
         </w:tc>
       </w:tr>
       <w:tr>
-        <w:tc>
-          <w:tcPr>
-            <w:tcW w:type="dxa" w:w="1514"/>
-          </w:tcPr>
-          <w:p>
-            <w:r/>
-            <w:r>
-              <w:rPr>
-                <w:rFonts w:ascii="Arial" w:hAnsi="Arial"/>
+        <w:trPr>
+          <w:cantSplit/>
+        </w:trPr>
+        <w:tc>
+          <w:tcPr>
+            <w:tcW w:type="dxa" w:w="1514"/>
+          </w:tcPr>
+          <w:p>
+            <w:r/>
+            <w:r>
+              <w:rPr>
+                <w:rFonts w:ascii="Verdana" w:hAnsi="Verdana"/>
                 <w:b w:val="0"/>
                 <w:sz w:val="16"/>
               </w:rPr>
@@ -4608,7 +4679,7 @@
             <w:r/>
             <w:r>
               <w:rPr>
-                <w:rFonts w:ascii="Arial" w:hAnsi="Arial"/>
+                <w:rFonts w:ascii="Verdana" w:hAnsi="Verdana"/>
                 <w:b w:val="0"/>
                 <w:sz w:val="16"/>
               </w:rPr>
@@ -4624,7 +4695,7 @@
             <w:r/>
             <w:r>
               <w:rPr>
-                <w:rFonts w:ascii="Arial" w:hAnsi="Arial"/>
+                <w:rFonts w:ascii="Verdana" w:hAnsi="Verdana"/>
                 <w:b w:val="0"/>
                 <w:sz w:val="16"/>
               </w:rPr>
@@ -4640,7 +4711,7 @@
             <w:r/>
             <w:r>
               <w:rPr>
-                <w:rFonts w:ascii="Arial" w:hAnsi="Arial"/>
+                <w:rFonts w:ascii="Verdana" w:hAnsi="Verdana"/>
                 <w:b w:val="0"/>
                 <w:sz w:val="16"/>
               </w:rPr>
@@ -4656,7 +4727,7 @@
             <w:r/>
             <w:r>
               <w:rPr>
-                <w:rFonts w:ascii="Arial" w:hAnsi="Arial"/>
+                <w:rFonts w:ascii="Verdana" w:hAnsi="Verdana"/>
                 <w:b w:val="0"/>
                 <w:sz w:val="16"/>
               </w:rPr>
@@ -4672,7 +4743,7 @@
             <w:r/>
             <w:r>
               <w:rPr>
-                <w:rFonts w:ascii="Arial" w:hAnsi="Arial"/>
+                <w:rFonts w:ascii="Verdana" w:hAnsi="Verdana"/>
                 <w:b w:val="0"/>
                 <w:sz w:val="16"/>
               </w:rPr>
@@ -4688,7 +4759,7 @@
             <w:r/>
             <w:r>
               <w:rPr>
-                <w:rFonts w:ascii="Arial" w:hAnsi="Arial"/>
+                <w:rFonts w:ascii="Verdana" w:hAnsi="Verdana"/>
                 <w:b w:val="0"/>
                 <w:sz w:val="16"/>
               </w:rPr>
@@ -4704,7 +4775,7 @@
             <w:r/>
             <w:r>
               <w:rPr>
-                <w:rFonts w:ascii="Arial" w:hAnsi="Arial"/>
+                <w:rFonts w:ascii="Verdana" w:hAnsi="Verdana"/>
                 <w:b w:val="0"/>
                 <w:sz w:val="16"/>
               </w:rPr>
@@ -4720,7 +4791,7 @@
             <w:r/>
             <w:r>
               <w:rPr>
-                <w:rFonts w:ascii="Arial" w:hAnsi="Arial"/>
+                <w:rFonts w:ascii="Verdana" w:hAnsi="Verdana"/>
                 <w:b w:val="0"/>
                 <w:sz w:val="16"/>
               </w:rPr>
@@ -4736,7 +4807,7 @@
             <w:r/>
             <w:r>
               <w:rPr>
-                <w:rFonts w:ascii="Arial" w:hAnsi="Arial"/>
+                <w:rFonts w:ascii="Verdana" w:hAnsi="Verdana"/>
                 <w:b w:val="0"/>
                 <w:sz w:val="16"/>
               </w:rPr>
@@ -4745,15 +4816,18 @@
         </w:tc>
       </w:tr>
       <w:tr>
-        <w:tc>
-          <w:tcPr>
-            <w:tcW w:type="dxa" w:w="1514"/>
-          </w:tcPr>
-          <w:p>
-            <w:r/>
-            <w:r>
-              <w:rPr>
-                <w:rFonts w:ascii="Arial" w:hAnsi="Arial"/>
+        <w:trPr>
+          <w:cantSplit/>
+        </w:trPr>
+        <w:tc>
+          <w:tcPr>
+            <w:tcW w:type="dxa" w:w="1514"/>
+          </w:tcPr>
+          <w:p>
+            <w:r/>
+            <w:r>
+              <w:rPr>
+                <w:rFonts w:ascii="Verdana" w:hAnsi="Verdana"/>
                 <w:b w:val="0"/>
                 <w:sz w:val="16"/>
               </w:rPr>
@@ -4769,7 +4843,7 @@
             <w:r/>
             <w:r>
               <w:rPr>
-                <w:rFonts w:ascii="Arial" w:hAnsi="Arial"/>
+                <w:rFonts w:ascii="Verdana" w:hAnsi="Verdana"/>
                 <w:b w:val="0"/>
                 <w:sz w:val="16"/>
               </w:rPr>
@@ -4785,7 +4859,7 @@
             <w:r/>
             <w:r>
               <w:rPr>
-                <w:rFonts w:ascii="Arial" w:hAnsi="Arial"/>
+                <w:rFonts w:ascii="Verdana" w:hAnsi="Verdana"/>
                 <w:b w:val="0"/>
                 <w:sz w:val="16"/>
               </w:rPr>
@@ -4801,7 +4875,7 @@
             <w:r/>
             <w:r>
               <w:rPr>
-                <w:rFonts w:ascii="Arial" w:hAnsi="Arial"/>
+                <w:rFonts w:ascii="Verdana" w:hAnsi="Verdana"/>
                 <w:b w:val="0"/>
                 <w:sz w:val="16"/>
               </w:rPr>
@@ -4817,7 +4891,7 @@
             <w:r/>
             <w:r>
               <w:rPr>
-                <w:rFonts w:ascii="Arial" w:hAnsi="Arial"/>
+                <w:rFonts w:ascii="Verdana" w:hAnsi="Verdana"/>
                 <w:b w:val="0"/>
                 <w:sz w:val="16"/>
               </w:rPr>
@@ -4833,7 +4907,7 @@
             <w:r/>
             <w:r>
               <w:rPr>
-                <w:rFonts w:ascii="Arial" w:hAnsi="Arial"/>
+                <w:rFonts w:ascii="Verdana" w:hAnsi="Verdana"/>
                 <w:b w:val="0"/>
                 <w:sz w:val="16"/>
               </w:rPr>
@@ -4849,7 +4923,7 @@
             <w:r/>
             <w:r>
               <w:rPr>
-                <w:rFonts w:ascii="Arial" w:hAnsi="Arial"/>
+                <w:rFonts w:ascii="Verdana" w:hAnsi="Verdana"/>
                 <w:b w:val="0"/>
                 <w:sz w:val="16"/>
               </w:rPr>
@@ -4865,7 +4939,7 @@
             <w:r/>
             <w:r>
               <w:rPr>
-                <w:rFonts w:ascii="Arial" w:hAnsi="Arial"/>
+                <w:rFonts w:ascii="Verdana" w:hAnsi="Verdana"/>
                 <w:b w:val="0"/>
                 <w:sz w:val="16"/>
               </w:rPr>
@@ -4881,7 +4955,7 @@
             <w:r/>
             <w:r>
               <w:rPr>
-                <w:rFonts w:ascii="Arial" w:hAnsi="Arial"/>
+                <w:rFonts w:ascii="Verdana" w:hAnsi="Verdana"/>
                 <w:b w:val="0"/>
                 <w:sz w:val="16"/>
               </w:rPr>
@@ -4897,7 +4971,7 @@
             <w:r/>
             <w:r>
               <w:rPr>
-                <w:rFonts w:ascii="Arial" w:hAnsi="Arial"/>
+                <w:rFonts w:ascii="Verdana" w:hAnsi="Verdana"/>
                 <w:b w:val="0"/>
                 <w:sz w:val="16"/>
               </w:rPr>
@@ -4906,15 +4980,18 @@
         </w:tc>
       </w:tr>
       <w:tr>
-        <w:tc>
-          <w:tcPr>
-            <w:tcW w:type="dxa" w:w="1514"/>
-          </w:tcPr>
-          <w:p>
-            <w:r/>
-            <w:r>
-              <w:rPr>
-                <w:rFonts w:ascii="Arial" w:hAnsi="Arial"/>
+        <w:trPr>
+          <w:cantSplit/>
+        </w:trPr>
+        <w:tc>
+          <w:tcPr>
+            <w:tcW w:type="dxa" w:w="1514"/>
+          </w:tcPr>
+          <w:p>
+            <w:r/>
+            <w:r>
+              <w:rPr>
+                <w:rFonts w:ascii="Verdana" w:hAnsi="Verdana"/>
                 <w:b w:val="0"/>
                 <w:sz w:val="16"/>
               </w:rPr>
@@ -4930,7 +5007,7 @@
             <w:r/>
             <w:r>
               <w:rPr>
-                <w:rFonts w:ascii="Arial" w:hAnsi="Arial"/>
+                <w:rFonts w:ascii="Verdana" w:hAnsi="Verdana"/>
                 <w:b w:val="0"/>
                 <w:sz w:val="16"/>
               </w:rPr>
@@ -4946,7 +5023,7 @@
             <w:r/>
             <w:r>
               <w:rPr>
-                <w:rFonts w:ascii="Arial" w:hAnsi="Arial"/>
+                <w:rFonts w:ascii="Verdana" w:hAnsi="Verdana"/>
                 <w:b w:val="0"/>
                 <w:sz w:val="16"/>
               </w:rPr>
@@ -4962,7 +5039,7 @@
             <w:r/>
             <w:r>
               <w:rPr>
-                <w:rFonts w:ascii="Arial" w:hAnsi="Arial"/>
+                <w:rFonts w:ascii="Verdana" w:hAnsi="Verdana"/>
                 <w:b w:val="0"/>
                 <w:sz w:val="16"/>
               </w:rPr>
@@ -4978,7 +5055,7 @@
             <w:r/>
             <w:r>
               <w:rPr>
-                <w:rFonts w:ascii="Arial" w:hAnsi="Arial"/>
+                <w:rFonts w:ascii="Verdana" w:hAnsi="Verdana"/>
                 <w:b w:val="0"/>
                 <w:sz w:val="16"/>
               </w:rPr>
@@ -4994,7 +5071,7 @@
             <w:r/>
             <w:r>
               <w:rPr>
-                <w:rFonts w:ascii="Arial" w:hAnsi="Arial"/>
+                <w:rFonts w:ascii="Verdana" w:hAnsi="Verdana"/>
                 <w:b w:val="0"/>
                 <w:sz w:val="16"/>
               </w:rPr>
@@ -5010,7 +5087,7 @@
             <w:r/>
             <w:r>
               <w:rPr>
-                <w:rFonts w:ascii="Arial" w:hAnsi="Arial"/>
+                <w:rFonts w:ascii="Verdana" w:hAnsi="Verdana"/>
                 <w:b w:val="0"/>
                 <w:sz w:val="16"/>
               </w:rPr>
@@ -5026,7 +5103,7 @@
             <w:r/>
             <w:r>
               <w:rPr>
-                <w:rFonts w:ascii="Arial" w:hAnsi="Arial"/>
+                <w:rFonts w:ascii="Verdana" w:hAnsi="Verdana"/>
                 <w:b w:val="0"/>
                 <w:sz w:val="16"/>
               </w:rPr>
@@ -5042,7 +5119,7 @@
             <w:r/>
             <w:r>
               <w:rPr>
-                <w:rFonts w:ascii="Arial" w:hAnsi="Arial"/>
+                <w:rFonts w:ascii="Verdana" w:hAnsi="Verdana"/>
                 <w:b w:val="0"/>
                 <w:sz w:val="16"/>
               </w:rPr>
@@ -5058,7 +5135,7 @@
             <w:r/>
             <w:r>
               <w:rPr>
-                <w:rFonts w:ascii="Arial" w:hAnsi="Arial"/>
+                <w:rFonts w:ascii="Verdana" w:hAnsi="Verdana"/>
                 <w:b w:val="0"/>
                 <w:sz w:val="16"/>
               </w:rPr>
@@ -5067,15 +5144,18 @@
         </w:tc>
       </w:tr>
       <w:tr>
-        <w:tc>
-          <w:tcPr>
-            <w:tcW w:type="dxa" w:w="1514"/>
-          </w:tcPr>
-          <w:p>
-            <w:r/>
-            <w:r>
-              <w:rPr>
-                <w:rFonts w:ascii="Arial" w:hAnsi="Arial"/>
+        <w:trPr>
+          <w:cantSplit/>
+        </w:trPr>
+        <w:tc>
+          <w:tcPr>
+            <w:tcW w:type="dxa" w:w="1514"/>
+          </w:tcPr>
+          <w:p>
+            <w:r/>
+            <w:r>
+              <w:rPr>
+                <w:rFonts w:ascii="Verdana" w:hAnsi="Verdana"/>
                 <w:b w:val="0"/>
                 <w:sz w:val="16"/>
               </w:rPr>
@@ -5091,7 +5171,7 @@
             <w:r/>
             <w:r>
               <w:rPr>
-                <w:rFonts w:ascii="Arial" w:hAnsi="Arial"/>
+                <w:rFonts w:ascii="Verdana" w:hAnsi="Verdana"/>
                 <w:b w:val="0"/>
                 <w:sz w:val="16"/>
               </w:rPr>
@@ -5107,7 +5187,7 @@
             <w:r/>
             <w:r>
               <w:rPr>
-                <w:rFonts w:ascii="Arial" w:hAnsi="Arial"/>
+                <w:rFonts w:ascii="Verdana" w:hAnsi="Verdana"/>
                 <w:b w:val="0"/>
                 <w:sz w:val="16"/>
               </w:rPr>
@@ -5123,7 +5203,7 @@
             <w:r/>
             <w:r>
               <w:rPr>
-                <w:rFonts w:ascii="Arial" w:hAnsi="Arial"/>
+                <w:rFonts w:ascii="Verdana" w:hAnsi="Verdana"/>
                 <w:b w:val="0"/>
                 <w:sz w:val="16"/>
               </w:rPr>
@@ -5139,7 +5219,7 @@
             <w:r/>
             <w:r>
               <w:rPr>
-                <w:rFonts w:ascii="Arial" w:hAnsi="Arial"/>
+                <w:rFonts w:ascii="Verdana" w:hAnsi="Verdana"/>
                 <w:b w:val="0"/>
                 <w:sz w:val="16"/>
               </w:rPr>
@@ -5155,7 +5235,7 @@
             <w:r/>
             <w:r>
               <w:rPr>
-                <w:rFonts w:ascii="Arial" w:hAnsi="Arial"/>
+                <w:rFonts w:ascii="Verdana" w:hAnsi="Verdana"/>
                 <w:b w:val="0"/>
                 <w:sz w:val="16"/>
               </w:rPr>
@@ -5171,7 +5251,7 @@
             <w:r/>
             <w:r>
               <w:rPr>
-                <w:rFonts w:ascii="Arial" w:hAnsi="Arial"/>
+                <w:rFonts w:ascii="Verdana" w:hAnsi="Verdana"/>
                 <w:b w:val="0"/>
                 <w:sz w:val="16"/>
               </w:rPr>
@@ -5187,7 +5267,7 @@
             <w:r/>
             <w:r>
               <w:rPr>
-                <w:rFonts w:ascii="Arial" w:hAnsi="Arial"/>
+                <w:rFonts w:ascii="Verdana" w:hAnsi="Verdana"/>
                 <w:b w:val="0"/>
                 <w:sz w:val="16"/>
               </w:rPr>
@@ -5203,7 +5283,7 @@
             <w:r/>
             <w:r>
               <w:rPr>
-                <w:rFonts w:ascii="Arial" w:hAnsi="Arial"/>
+                <w:rFonts w:ascii="Verdana" w:hAnsi="Verdana"/>
                 <w:b w:val="0"/>
                 <w:sz w:val="16"/>
               </w:rPr>
@@ -5219,7 +5299,7 @@
             <w:r/>
             <w:r>
               <w:rPr>
-                <w:rFonts w:ascii="Arial" w:hAnsi="Arial"/>
+                <w:rFonts w:ascii="Verdana" w:hAnsi="Verdana"/>
                 <w:b w:val="0"/>
                 <w:sz w:val="16"/>
               </w:rPr>
@@ -5228,15 +5308,18 @@
         </w:tc>
       </w:tr>
       <w:tr>
-        <w:tc>
-          <w:tcPr>
-            <w:tcW w:type="dxa" w:w="1514"/>
-          </w:tcPr>
-          <w:p>
-            <w:r/>
-            <w:r>
-              <w:rPr>
-                <w:rFonts w:ascii="Arial" w:hAnsi="Arial"/>
+        <w:trPr>
+          <w:cantSplit/>
+        </w:trPr>
+        <w:tc>
+          <w:tcPr>
+            <w:tcW w:type="dxa" w:w="1514"/>
+          </w:tcPr>
+          <w:p>
+            <w:r/>
+            <w:r>
+              <w:rPr>
+                <w:rFonts w:ascii="Verdana" w:hAnsi="Verdana"/>
                 <w:b w:val="0"/>
                 <w:sz w:val="16"/>
               </w:rPr>
@@ -5252,7 +5335,7 @@
             <w:r/>
             <w:r>
               <w:rPr>
-                <w:rFonts w:ascii="Arial" w:hAnsi="Arial"/>
+                <w:rFonts w:ascii="Verdana" w:hAnsi="Verdana"/>
                 <w:b w:val="0"/>
                 <w:sz w:val="16"/>
               </w:rPr>
@@ -5268,7 +5351,7 @@
             <w:r/>
             <w:r>
               <w:rPr>
-                <w:rFonts w:ascii="Arial" w:hAnsi="Arial"/>
+                <w:rFonts w:ascii="Verdana" w:hAnsi="Verdana"/>
                 <w:b w:val="0"/>
                 <w:sz w:val="16"/>
               </w:rPr>
@@ -5284,7 +5367,7 @@
             <w:r/>
             <w:r>
               <w:rPr>
-                <w:rFonts w:ascii="Arial" w:hAnsi="Arial"/>
+                <w:rFonts w:ascii="Verdana" w:hAnsi="Verdana"/>
                 <w:b w:val="0"/>
                 <w:sz w:val="16"/>
               </w:rPr>
@@ -5300,7 +5383,7 @@
             <w:r/>
             <w:r>
               <w:rPr>
-                <w:rFonts w:ascii="Arial" w:hAnsi="Arial"/>
+                <w:rFonts w:ascii="Verdana" w:hAnsi="Verdana"/>
                 <w:b w:val="0"/>
                 <w:sz w:val="16"/>
               </w:rPr>
@@ -5316,7 +5399,7 @@
             <w:r/>
             <w:r>
               <w:rPr>
-                <w:rFonts w:ascii="Arial" w:hAnsi="Arial"/>
+                <w:rFonts w:ascii="Verdana" w:hAnsi="Verdana"/>
                 <w:b w:val="0"/>
                 <w:sz w:val="16"/>
               </w:rPr>
@@ -5332,7 +5415,7 @@
             <w:r/>
             <w:r>
               <w:rPr>
-                <w:rFonts w:ascii="Arial" w:hAnsi="Arial"/>
+                <w:rFonts w:ascii="Verdana" w:hAnsi="Verdana"/>
                 <w:b w:val="0"/>
                 <w:sz w:val="16"/>
               </w:rPr>
@@ -5348,7 +5431,7 @@
             <w:r/>
             <w:r>
               <w:rPr>
-                <w:rFonts w:ascii="Arial" w:hAnsi="Arial"/>
+                <w:rFonts w:ascii="Verdana" w:hAnsi="Verdana"/>
                 <w:b w:val="0"/>
                 <w:sz w:val="16"/>
               </w:rPr>
@@ -5364,7 +5447,7 @@
             <w:r/>
             <w:r>
               <w:rPr>
-                <w:rFonts w:ascii="Arial" w:hAnsi="Arial"/>
+                <w:rFonts w:ascii="Verdana" w:hAnsi="Verdana"/>
                 <w:b w:val="0"/>
                 <w:sz w:val="16"/>
               </w:rPr>
@@ -5380,7 +5463,7 @@
             <w:r/>
             <w:r>
               <w:rPr>
-                <w:rFonts w:ascii="Arial" w:hAnsi="Arial"/>
+                <w:rFonts w:ascii="Verdana" w:hAnsi="Verdana"/>
                 <w:b w:val="0"/>
                 <w:sz w:val="16"/>
               </w:rPr>
@@ -5389,15 +5472,18 @@
         </w:tc>
       </w:tr>
       <w:tr>
-        <w:tc>
-          <w:tcPr>
-            <w:tcW w:type="dxa" w:w="1514"/>
-          </w:tcPr>
-          <w:p>
-            <w:r/>
-            <w:r>
-              <w:rPr>
-                <w:rFonts w:ascii="Arial" w:hAnsi="Arial"/>
+        <w:trPr>
+          <w:cantSplit/>
+        </w:trPr>
+        <w:tc>
+          <w:tcPr>
+            <w:tcW w:type="dxa" w:w="1514"/>
+          </w:tcPr>
+          <w:p>
+            <w:r/>
+            <w:r>
+              <w:rPr>
+                <w:rFonts w:ascii="Verdana" w:hAnsi="Verdana"/>
                 <w:b w:val="0"/>
                 <w:sz w:val="16"/>
               </w:rPr>
@@ -5413,7 +5499,7 @@
             <w:r/>
             <w:r>
               <w:rPr>
-                <w:rFonts w:ascii="Arial" w:hAnsi="Arial"/>
+                <w:rFonts w:ascii="Verdana" w:hAnsi="Verdana"/>
                 <w:b w:val="0"/>
                 <w:sz w:val="16"/>
               </w:rPr>
@@ -5429,7 +5515,7 @@
             <w:r/>
             <w:r>
               <w:rPr>
-                <w:rFonts w:ascii="Arial" w:hAnsi="Arial"/>
+                <w:rFonts w:ascii="Verdana" w:hAnsi="Verdana"/>
                 <w:b w:val="0"/>
                 <w:sz w:val="16"/>
               </w:rPr>
@@ -5445,7 +5531,7 @@
             <w:r/>
             <w:r>
               <w:rPr>
-                <w:rFonts w:ascii="Arial" w:hAnsi="Arial"/>
+                <w:rFonts w:ascii="Verdana" w:hAnsi="Verdana"/>
                 <w:b w:val="0"/>
                 <w:sz w:val="16"/>
               </w:rPr>
@@ -5461,7 +5547,7 @@
             <w:r/>
             <w:r>
               <w:rPr>
-                <w:rFonts w:ascii="Arial" w:hAnsi="Arial"/>
+                <w:rFonts w:ascii="Verdana" w:hAnsi="Verdana"/>
                 <w:b w:val="0"/>
                 <w:sz w:val="16"/>
               </w:rPr>
@@ -5477,7 +5563,7 @@
             <w:r/>
             <w:r>
               <w:rPr>
-                <w:rFonts w:ascii="Arial" w:hAnsi="Arial"/>
+                <w:rFonts w:ascii="Verdana" w:hAnsi="Verdana"/>
                 <w:b w:val="0"/>
                 <w:sz w:val="16"/>
               </w:rPr>
@@ -5493,7 +5579,7 @@
             <w:r/>
             <w:r>
               <w:rPr>
-                <w:rFonts w:ascii="Arial" w:hAnsi="Arial"/>
+                <w:rFonts w:ascii="Verdana" w:hAnsi="Verdana"/>
                 <w:b w:val="0"/>
                 <w:sz w:val="16"/>
               </w:rPr>
@@ -5509,7 +5595,7 @@
             <w:r/>
             <w:r>
               <w:rPr>
-                <w:rFonts w:ascii="Arial" w:hAnsi="Arial"/>
+                <w:rFonts w:ascii="Verdana" w:hAnsi="Verdana"/>
                 <w:b w:val="0"/>
                 <w:sz w:val="16"/>
               </w:rPr>
@@ -5525,7 +5611,7 @@
             <w:r/>
             <w:r>
               <w:rPr>
-                <w:rFonts w:ascii="Arial" w:hAnsi="Arial"/>
+                <w:rFonts w:ascii="Verdana" w:hAnsi="Verdana"/>
                 <w:b w:val="0"/>
                 <w:sz w:val="16"/>
               </w:rPr>
@@ -5541,7 +5627,7 @@
             <w:r/>
             <w:r>
               <w:rPr>
-                <w:rFonts w:ascii="Arial" w:hAnsi="Arial"/>
+                <w:rFonts w:ascii="Verdana" w:hAnsi="Verdana"/>
                 <w:b w:val="0"/>
                 <w:sz w:val="16"/>
               </w:rPr>
@@ -5550,15 +5636,18 @@
         </w:tc>
       </w:tr>
       <w:tr>
-        <w:tc>
-          <w:tcPr>
-            <w:tcW w:type="dxa" w:w="1514"/>
-          </w:tcPr>
-          <w:p>
-            <w:r/>
-            <w:r>
-              <w:rPr>
-                <w:rFonts w:ascii="Arial" w:hAnsi="Arial"/>
+        <w:trPr>
+          <w:cantSplit/>
+        </w:trPr>
+        <w:tc>
+          <w:tcPr>
+            <w:tcW w:type="dxa" w:w="1514"/>
+          </w:tcPr>
+          <w:p>
+            <w:r/>
+            <w:r>
+              <w:rPr>
+                <w:rFonts w:ascii="Verdana" w:hAnsi="Verdana"/>
                 <w:b w:val="0"/>
                 <w:sz w:val="16"/>
               </w:rPr>
@@ -5574,7 +5663,7 @@
             <w:r/>
             <w:r>
               <w:rPr>
-                <w:rFonts w:ascii="Arial" w:hAnsi="Arial"/>
+                <w:rFonts w:ascii="Verdana" w:hAnsi="Verdana"/>
                 <w:b w:val="0"/>
                 <w:sz w:val="16"/>
               </w:rPr>
@@ -5590,7 +5679,7 @@
             <w:r/>
             <w:r>
               <w:rPr>
-                <w:rFonts w:ascii="Arial" w:hAnsi="Arial"/>
+                <w:rFonts w:ascii="Verdana" w:hAnsi="Verdana"/>
                 <w:b w:val="0"/>
                 <w:sz w:val="16"/>
               </w:rPr>
@@ -5606,7 +5695,7 @@
             <w:r/>
             <w:r>
               <w:rPr>
-                <w:rFonts w:ascii="Arial" w:hAnsi="Arial"/>
+                <w:rFonts w:ascii="Verdana" w:hAnsi="Verdana"/>
                 <w:b w:val="0"/>
                 <w:sz w:val="16"/>
               </w:rPr>
@@ -5622,7 +5711,7 @@
             <w:r/>
             <w:r>
               <w:rPr>
-                <w:rFonts w:ascii="Arial" w:hAnsi="Arial"/>
+                <w:rFonts w:ascii="Verdana" w:hAnsi="Verdana"/>
                 <w:b w:val="0"/>
                 <w:sz w:val="16"/>
               </w:rPr>
@@ -5638,7 +5727,7 @@
             <w:r/>
             <w:r>
               <w:rPr>
-                <w:rFonts w:ascii="Arial" w:hAnsi="Arial"/>
+                <w:rFonts w:ascii="Verdana" w:hAnsi="Verdana"/>
                 <w:b w:val="0"/>
                 <w:sz w:val="16"/>
               </w:rPr>
@@ -5654,7 +5743,7 @@
             <w:r/>
             <w:r>
               <w:rPr>
-                <w:rFonts w:ascii="Arial" w:hAnsi="Arial"/>
+                <w:rFonts w:ascii="Verdana" w:hAnsi="Verdana"/>
                 <w:b w:val="0"/>
                 <w:sz w:val="16"/>
               </w:rPr>
@@ -5670,7 +5759,7 @@
             <w:r/>
             <w:r>
               <w:rPr>
-                <w:rFonts w:ascii="Arial" w:hAnsi="Arial"/>
+                <w:rFonts w:ascii="Verdana" w:hAnsi="Verdana"/>
                 <w:b w:val="0"/>
                 <w:sz w:val="16"/>
               </w:rPr>
@@ -5686,7 +5775,7 @@
             <w:r/>
             <w:r>
               <w:rPr>
-                <w:rFonts w:ascii="Arial" w:hAnsi="Arial"/>
+                <w:rFonts w:ascii="Verdana" w:hAnsi="Verdana"/>
                 <w:b w:val="0"/>
                 <w:sz w:val="16"/>
               </w:rPr>
@@ -5702,7 +5791,7 @@
             <w:r/>
             <w:r>
               <w:rPr>
-                <w:rFonts w:ascii="Arial" w:hAnsi="Arial"/>
+                <w:rFonts w:ascii="Verdana" w:hAnsi="Verdana"/>
                 <w:b w:val="0"/>
                 <w:sz w:val="16"/>
               </w:rPr>
@@ -5711,15 +5800,18 @@
         </w:tc>
       </w:tr>
       <w:tr>
-        <w:tc>
-          <w:tcPr>
-            <w:tcW w:type="dxa" w:w="1514"/>
-          </w:tcPr>
-          <w:p>
-            <w:r/>
-            <w:r>
-              <w:rPr>
-                <w:rFonts w:ascii="Arial" w:hAnsi="Arial"/>
+        <w:trPr>
+          <w:cantSplit/>
+        </w:trPr>
+        <w:tc>
+          <w:tcPr>
+            <w:tcW w:type="dxa" w:w="1514"/>
+          </w:tcPr>
+          <w:p>
+            <w:r/>
+            <w:r>
+              <w:rPr>
+                <w:rFonts w:ascii="Verdana" w:hAnsi="Verdana"/>
                 <w:b w:val="0"/>
                 <w:sz w:val="16"/>
               </w:rPr>
@@ -5735,7 +5827,7 @@
             <w:r/>
             <w:r>
               <w:rPr>
-                <w:rFonts w:ascii="Arial" w:hAnsi="Arial"/>
+                <w:rFonts w:ascii="Verdana" w:hAnsi="Verdana"/>
                 <w:b w:val="0"/>
                 <w:sz w:val="16"/>
               </w:rPr>
@@ -5751,7 +5843,7 @@
             <w:r/>
             <w:r>
               <w:rPr>
-                <w:rFonts w:ascii="Arial" w:hAnsi="Arial"/>
+                <w:rFonts w:ascii="Verdana" w:hAnsi="Verdana"/>
                 <w:b w:val="0"/>
                 <w:sz w:val="16"/>
               </w:rPr>
@@ -5767,7 +5859,7 @@
             <w:r/>
             <w:r>
               <w:rPr>
-                <w:rFonts w:ascii="Arial" w:hAnsi="Arial"/>
+                <w:rFonts w:ascii="Verdana" w:hAnsi="Verdana"/>
                 <w:b w:val="0"/>
                 <w:sz w:val="16"/>
               </w:rPr>
@@ -5783,7 +5875,7 @@
             <w:r/>
             <w:r>
               <w:rPr>
-                <w:rFonts w:ascii="Arial" w:hAnsi="Arial"/>
+                <w:rFonts w:ascii="Verdana" w:hAnsi="Verdana"/>
                 <w:b w:val="0"/>
                 <w:sz w:val="16"/>
               </w:rPr>
@@ -5799,7 +5891,7 @@
             <w:r/>
             <w:r>
               <w:rPr>
-                <w:rFonts w:ascii="Arial" w:hAnsi="Arial"/>
+                <w:rFonts w:ascii="Verdana" w:hAnsi="Verdana"/>
                 <w:b w:val="0"/>
                 <w:sz w:val="16"/>
               </w:rPr>
@@ -5815,7 +5907,7 @@
             <w:r/>
             <w:r>
               <w:rPr>
-                <w:rFonts w:ascii="Arial" w:hAnsi="Arial"/>
+                <w:rFonts w:ascii="Verdana" w:hAnsi="Verdana"/>
                 <w:b w:val="0"/>
                 <w:sz w:val="16"/>
               </w:rPr>
@@ -5831,7 +5923,7 @@
             <w:r/>
             <w:r>
               <w:rPr>
-                <w:rFonts w:ascii="Arial" w:hAnsi="Arial"/>
+                <w:rFonts w:ascii="Verdana" w:hAnsi="Verdana"/>
                 <w:b w:val="0"/>
                 <w:sz w:val="16"/>
               </w:rPr>
@@ -5847,7 +5939,7 @@
             <w:r/>
             <w:r>
               <w:rPr>
-                <w:rFonts w:ascii="Arial" w:hAnsi="Arial"/>
+                <w:rFonts w:ascii="Verdana" w:hAnsi="Verdana"/>
                 <w:b w:val="0"/>
                 <w:sz w:val="16"/>
               </w:rPr>
@@ -5863,7 +5955,7 @@
             <w:r/>
             <w:r>
               <w:rPr>
-                <w:rFonts w:ascii="Arial" w:hAnsi="Arial"/>
+                <w:rFonts w:ascii="Verdana" w:hAnsi="Verdana"/>
                 <w:b w:val="0"/>
                 <w:sz w:val="16"/>
               </w:rPr>
@@ -5872,15 +5964,18 @@
         </w:tc>
       </w:tr>
       <w:tr>
-        <w:tc>
-          <w:tcPr>
-            <w:tcW w:type="dxa" w:w="1514"/>
-          </w:tcPr>
-          <w:p>
-            <w:r/>
-            <w:r>
-              <w:rPr>
-                <w:rFonts w:ascii="Arial" w:hAnsi="Arial"/>
+        <w:trPr>
+          <w:cantSplit/>
+        </w:trPr>
+        <w:tc>
+          <w:tcPr>
+            <w:tcW w:type="dxa" w:w="1514"/>
+          </w:tcPr>
+          <w:p>
+            <w:r/>
+            <w:r>
+              <w:rPr>
+                <w:rFonts w:ascii="Verdana" w:hAnsi="Verdana"/>
                 <w:b w:val="0"/>
                 <w:sz w:val="16"/>
               </w:rPr>
@@ -5896,7 +5991,7 @@
             <w:r/>
             <w:r>
               <w:rPr>
-                <w:rFonts w:ascii="Arial" w:hAnsi="Arial"/>
+                <w:rFonts w:ascii="Verdana" w:hAnsi="Verdana"/>
                 <w:b w:val="0"/>
                 <w:sz w:val="16"/>
               </w:rPr>
@@ -5912,7 +6007,7 @@
             <w:r/>
             <w:r>
               <w:rPr>
-                <w:rFonts w:ascii="Arial" w:hAnsi="Arial"/>
+                <w:rFonts w:ascii="Verdana" w:hAnsi="Verdana"/>
                 <w:b w:val="0"/>
                 <w:sz w:val="16"/>
               </w:rPr>
@@ -5928,7 +6023,7 @@
             <w:r/>
             <w:r>
               <w:rPr>
-                <w:rFonts w:ascii="Arial" w:hAnsi="Arial"/>
+                <w:rFonts w:ascii="Verdana" w:hAnsi="Verdana"/>
                 <w:b w:val="0"/>
                 <w:sz w:val="16"/>
               </w:rPr>
@@ -5944,7 +6039,7 @@
             <w:r/>
             <w:r>
               <w:rPr>
-                <w:rFonts w:ascii="Arial" w:hAnsi="Arial"/>
+                <w:rFonts w:ascii="Verdana" w:hAnsi="Verdana"/>
                 <w:b w:val="0"/>
                 <w:sz w:val="16"/>
               </w:rPr>
@@ -5960,7 +6055,7 @@
             <w:r/>
             <w:r>
               <w:rPr>
-                <w:rFonts w:ascii="Arial" w:hAnsi="Arial"/>
+                <w:rFonts w:ascii="Verdana" w:hAnsi="Verdana"/>
                 <w:b w:val="0"/>
                 <w:sz w:val="16"/>
               </w:rPr>
@@ -5976,7 +6071,7 @@
             <w:r/>
             <w:r>
               <w:rPr>
-                <w:rFonts w:ascii="Arial" w:hAnsi="Arial"/>
+                <w:rFonts w:ascii="Verdana" w:hAnsi="Verdana"/>
                 <w:b w:val="0"/>
                 <w:sz w:val="16"/>
               </w:rPr>
@@ -5992,7 +6087,7 @@
             <w:r/>
             <w:r>
               <w:rPr>
-                <w:rFonts w:ascii="Arial" w:hAnsi="Arial"/>
+                <w:rFonts w:ascii="Verdana" w:hAnsi="Verdana"/>
                 <w:b w:val="0"/>
                 <w:sz w:val="16"/>
               </w:rPr>
@@ -6008,7 +6103,7 @@
             <w:r/>
             <w:r>
               <w:rPr>
-                <w:rFonts w:ascii="Arial" w:hAnsi="Arial"/>
+                <w:rFonts w:ascii="Verdana" w:hAnsi="Verdana"/>
                 <w:b w:val="0"/>
                 <w:sz w:val="16"/>
               </w:rPr>
@@ -6024,7 +6119,7 @@
             <w:r/>
             <w:r>
               <w:rPr>
-                <w:rFonts w:ascii="Arial" w:hAnsi="Arial"/>
+                <w:rFonts w:ascii="Verdana" w:hAnsi="Verdana"/>
                 <w:b w:val="0"/>
                 <w:sz w:val="16"/>
               </w:rPr>
@@ -6033,15 +6128,18 @@
         </w:tc>
       </w:tr>
       <w:tr>
-        <w:tc>
-          <w:tcPr>
-            <w:tcW w:type="dxa" w:w="1514"/>
-          </w:tcPr>
-          <w:p>
-            <w:r/>
-            <w:r>
-              <w:rPr>
-                <w:rFonts w:ascii="Arial" w:hAnsi="Arial"/>
+        <w:trPr>
+          <w:cantSplit/>
+        </w:trPr>
+        <w:tc>
+          <w:tcPr>
+            <w:tcW w:type="dxa" w:w="1514"/>
+          </w:tcPr>
+          <w:p>
+            <w:r/>
+            <w:r>
+              <w:rPr>
+                <w:rFonts w:ascii="Verdana" w:hAnsi="Verdana"/>
                 <w:b w:val="0"/>
                 <w:sz w:val="16"/>
               </w:rPr>
@@ -6057,7 +6155,7 @@
             <w:r/>
             <w:r>
               <w:rPr>
-                <w:rFonts w:ascii="Arial" w:hAnsi="Arial"/>
+                <w:rFonts w:ascii="Verdana" w:hAnsi="Verdana"/>
                 <w:b w:val="0"/>
                 <w:sz w:val="16"/>
               </w:rPr>
@@ -6073,7 +6171,7 @@
             <w:r/>
             <w:r>
               <w:rPr>
-                <w:rFonts w:ascii="Arial" w:hAnsi="Arial"/>
+                <w:rFonts w:ascii="Verdana" w:hAnsi="Verdana"/>
                 <w:b w:val="0"/>
                 <w:sz w:val="16"/>
               </w:rPr>
@@ -6089,7 +6187,7 @@
             <w:r/>
             <w:r>
               <w:rPr>
-                <w:rFonts w:ascii="Arial" w:hAnsi="Arial"/>
+                <w:rFonts w:ascii="Verdana" w:hAnsi="Verdana"/>
                 <w:b w:val="0"/>
                 <w:sz w:val="16"/>
               </w:rPr>
@@ -6105,7 +6203,7 @@
             <w:r/>
             <w:r>
               <w:rPr>
-                <w:rFonts w:ascii="Arial" w:hAnsi="Arial"/>
+                <w:rFonts w:ascii="Verdana" w:hAnsi="Verdana"/>
                 <w:b w:val="0"/>
                 <w:sz w:val="16"/>
               </w:rPr>
@@ -6121,7 +6219,7 @@
             <w:r/>
             <w:r>
               <w:rPr>
-                <w:rFonts w:ascii="Arial" w:hAnsi="Arial"/>
+                <w:rFonts w:ascii="Verdana" w:hAnsi="Verdana"/>
                 <w:b w:val="0"/>
                 <w:sz w:val="16"/>
               </w:rPr>
@@ -6137,7 +6235,7 @@
             <w:r/>
             <w:r>
               <w:rPr>
-                <w:rFonts w:ascii="Arial" w:hAnsi="Arial"/>
+                <w:rFonts w:ascii="Verdana" w:hAnsi="Verdana"/>
                 <w:b w:val="0"/>
                 <w:sz w:val="16"/>
               </w:rPr>
@@ -6153,7 +6251,7 @@
             <w:r/>
             <w:r>
               <w:rPr>
-                <w:rFonts w:ascii="Arial" w:hAnsi="Arial"/>
+                <w:rFonts w:ascii="Verdana" w:hAnsi="Verdana"/>
                 <w:b w:val="0"/>
                 <w:sz w:val="16"/>
               </w:rPr>
@@ -6169,7 +6267,7 @@
             <w:r/>
             <w:r>
               <w:rPr>
-                <w:rFonts w:ascii="Arial" w:hAnsi="Arial"/>
+                <w:rFonts w:ascii="Verdana" w:hAnsi="Verdana"/>
                 <w:b w:val="0"/>
                 <w:sz w:val="16"/>
               </w:rPr>
@@ -6185,7 +6283,7 @@
             <w:r/>
             <w:r>
               <w:rPr>
-                <w:rFonts w:ascii="Arial" w:hAnsi="Arial"/>
+                <w:rFonts w:ascii="Verdana" w:hAnsi="Verdana"/>
                 <w:b w:val="0"/>
                 <w:sz w:val="16"/>
               </w:rPr>
@@ -6194,15 +6292,18 @@
         </w:tc>
       </w:tr>
       <w:tr>
-        <w:tc>
-          <w:tcPr>
-            <w:tcW w:type="dxa" w:w="1514"/>
-          </w:tcPr>
-          <w:p>
-            <w:r/>
-            <w:r>
-              <w:rPr>
-                <w:rFonts w:ascii="Arial" w:hAnsi="Arial"/>
+        <w:trPr>
+          <w:cantSplit/>
+        </w:trPr>
+        <w:tc>
+          <w:tcPr>
+            <w:tcW w:type="dxa" w:w="1514"/>
+          </w:tcPr>
+          <w:p>
+            <w:r/>
+            <w:r>
+              <w:rPr>
+                <w:rFonts w:ascii="Verdana" w:hAnsi="Verdana"/>
                 <w:b w:val="0"/>
                 <w:sz w:val="16"/>
               </w:rPr>
@@ -6218,7 +6319,7 @@
             <w:r/>
             <w:r>
               <w:rPr>
-                <w:rFonts w:ascii="Arial" w:hAnsi="Arial"/>
+                <w:rFonts w:ascii="Verdana" w:hAnsi="Verdana"/>
                 <w:b w:val="0"/>
                 <w:sz w:val="16"/>
               </w:rPr>
@@ -6234,7 +6335,7 @@
             <w:r/>
             <w:r>
               <w:rPr>
-                <w:rFonts w:ascii="Arial" w:hAnsi="Arial"/>
+                <w:rFonts w:ascii="Verdana" w:hAnsi="Verdana"/>
                 <w:b w:val="0"/>
                 <w:sz w:val="16"/>
               </w:rPr>
@@ -6250,7 +6351,7 @@
             <w:r/>
             <w:r>
               <w:rPr>
-                <w:rFonts w:ascii="Arial" w:hAnsi="Arial"/>
+                <w:rFonts w:ascii="Verdana" w:hAnsi="Verdana"/>
                 <w:b w:val="0"/>
                 <w:sz w:val="16"/>
               </w:rPr>
@@ -6266,7 +6367,7 @@
             <w:r/>
             <w:r>
               <w:rPr>
-                <w:rFonts w:ascii="Arial" w:hAnsi="Arial"/>
+                <w:rFonts w:ascii="Verdana" w:hAnsi="Verdana"/>
                 <w:b w:val="0"/>
                 <w:sz w:val="16"/>
               </w:rPr>
@@ -6282,7 +6383,7 @@
             <w:r/>
             <w:r>
               <w:rPr>
-                <w:rFonts w:ascii="Arial" w:hAnsi="Arial"/>
+                <w:rFonts w:ascii="Verdana" w:hAnsi="Verdana"/>
                 <w:b w:val="0"/>
                 <w:sz w:val="16"/>
               </w:rPr>
@@ -6298,7 +6399,7 @@
             <w:r/>
             <w:r>
               <w:rPr>
-                <w:rFonts w:ascii="Arial" w:hAnsi="Arial"/>
+                <w:rFonts w:ascii="Verdana" w:hAnsi="Verdana"/>
                 <w:b w:val="0"/>
                 <w:sz w:val="16"/>
               </w:rPr>
@@ -6314,7 +6415,7 @@
             <w:r/>
             <w:r>
               <w:rPr>
-                <w:rFonts w:ascii="Arial" w:hAnsi="Arial"/>
+                <w:rFonts w:ascii="Verdana" w:hAnsi="Verdana"/>
                 <w:b w:val="0"/>
                 <w:sz w:val="16"/>
               </w:rPr>
@@ -6330,7 +6431,7 @@
             <w:r/>
             <w:r>
               <w:rPr>
-                <w:rFonts w:ascii="Arial" w:hAnsi="Arial"/>
+                <w:rFonts w:ascii="Verdana" w:hAnsi="Verdana"/>
                 <w:b w:val="0"/>
                 <w:sz w:val="16"/>
               </w:rPr>
@@ -6346,7 +6447,7 @@
             <w:r/>
             <w:r>
               <w:rPr>
-                <w:rFonts w:ascii="Arial" w:hAnsi="Arial"/>
+                <w:rFonts w:ascii="Verdana" w:hAnsi="Verdana"/>
                 <w:b w:val="0"/>
                 <w:sz w:val="16"/>
               </w:rPr>
@@ -6355,15 +6456,18 @@
         </w:tc>
       </w:tr>
       <w:tr>
-        <w:tc>
-          <w:tcPr>
-            <w:tcW w:type="dxa" w:w="1514"/>
-          </w:tcPr>
-          <w:p>
-            <w:r/>
-            <w:r>
-              <w:rPr>
-                <w:rFonts w:ascii="Arial" w:hAnsi="Arial"/>
+        <w:trPr>
+          <w:cantSplit/>
+        </w:trPr>
+        <w:tc>
+          <w:tcPr>
+            <w:tcW w:type="dxa" w:w="1514"/>
+          </w:tcPr>
+          <w:p>
+            <w:r/>
+            <w:r>
+              <w:rPr>
+                <w:rFonts w:ascii="Verdana" w:hAnsi="Verdana"/>
                 <w:b w:val="0"/>
                 <w:sz w:val="16"/>
               </w:rPr>
@@ -6379,7 +6483,7 @@
             <w:r/>
             <w:r>
               <w:rPr>
-                <w:rFonts w:ascii="Arial" w:hAnsi="Arial"/>
+                <w:rFonts w:ascii="Verdana" w:hAnsi="Verdana"/>
                 <w:b w:val="0"/>
                 <w:sz w:val="16"/>
               </w:rPr>
@@ -6395,7 +6499,7 @@
             <w:r/>
             <w:r>
               <w:rPr>
-                <w:rFonts w:ascii="Arial" w:hAnsi="Arial"/>
+                <w:rFonts w:ascii="Verdana" w:hAnsi="Verdana"/>
                 <w:b w:val="0"/>
                 <w:sz w:val="16"/>
               </w:rPr>
@@ -6411,7 +6515,7 @@
             <w:r/>
             <w:r>
               <w:rPr>
-                <w:rFonts w:ascii="Arial" w:hAnsi="Arial"/>
+                <w:rFonts w:ascii="Verdana" w:hAnsi="Verdana"/>
                 <w:b w:val="0"/>
                 <w:sz w:val="16"/>
               </w:rPr>
@@ -6427,7 +6531,7 @@
             <w:r/>
             <w:r>
               <w:rPr>
-                <w:rFonts w:ascii="Arial" w:hAnsi="Arial"/>
+                <w:rFonts w:ascii="Verdana" w:hAnsi="Verdana"/>
                 <w:b w:val="0"/>
                 <w:sz w:val="16"/>
               </w:rPr>
@@ -6443,7 +6547,7 @@
             <w:r/>
             <w:r>
               <w:rPr>
-                <w:rFonts w:ascii="Arial" w:hAnsi="Arial"/>
+                <w:rFonts w:ascii="Verdana" w:hAnsi="Verdana"/>
                 <w:b w:val="0"/>
                 <w:sz w:val="16"/>
               </w:rPr>
@@ -6459,7 +6563,7 @@
             <w:r/>
             <w:r>
               <w:rPr>
-                <w:rFonts w:ascii="Arial" w:hAnsi="Arial"/>
+                <w:rFonts w:ascii="Verdana" w:hAnsi="Verdana"/>
                 <w:b w:val="0"/>
                 <w:sz w:val="16"/>
               </w:rPr>
@@ -6475,7 +6579,7 @@
             <w:r/>
             <w:r>
               <w:rPr>
-                <w:rFonts w:ascii="Arial" w:hAnsi="Arial"/>
+                <w:rFonts w:ascii="Verdana" w:hAnsi="Verdana"/>
                 <w:b w:val="0"/>
                 <w:sz w:val="16"/>
               </w:rPr>
@@ -6491,7 +6595,7 @@
             <w:r/>
             <w:r>
               <w:rPr>
-                <w:rFonts w:ascii="Arial" w:hAnsi="Arial"/>
+                <w:rFonts w:ascii="Verdana" w:hAnsi="Verdana"/>
                 <w:b w:val="0"/>
                 <w:sz w:val="16"/>
               </w:rPr>
@@ -6507,7 +6611,7 @@
             <w:r/>
             <w:r>
               <w:rPr>
-                <w:rFonts w:ascii="Arial" w:hAnsi="Arial"/>
+                <w:rFonts w:ascii="Verdana" w:hAnsi="Verdana"/>
                 <w:b w:val="0"/>
                 <w:sz w:val="16"/>
               </w:rPr>
@@ -6516,15 +6620,18 @@
         </w:tc>
       </w:tr>
       <w:tr>
-        <w:tc>
-          <w:tcPr>
-            <w:tcW w:type="dxa" w:w="1514"/>
-          </w:tcPr>
-          <w:p>
-            <w:r/>
-            <w:r>
-              <w:rPr>
-                <w:rFonts w:ascii="Arial" w:hAnsi="Arial"/>
+        <w:trPr>
+          <w:cantSplit/>
+        </w:trPr>
+        <w:tc>
+          <w:tcPr>
+            <w:tcW w:type="dxa" w:w="1514"/>
+          </w:tcPr>
+          <w:p>
+            <w:r/>
+            <w:r>
+              <w:rPr>
+                <w:rFonts w:ascii="Verdana" w:hAnsi="Verdana"/>
                 <w:b w:val="0"/>
                 <w:sz w:val="16"/>
               </w:rPr>
@@ -6540,7 +6647,7 @@
             <w:r/>
             <w:r>
               <w:rPr>
-                <w:rFonts w:ascii="Arial" w:hAnsi="Arial"/>
+                <w:rFonts w:ascii="Verdana" w:hAnsi="Verdana"/>
                 <w:b w:val="0"/>
                 <w:sz w:val="16"/>
               </w:rPr>
@@ -6556,7 +6663,7 @@
             <w:r/>
             <w:r>
               <w:rPr>
-                <w:rFonts w:ascii="Arial" w:hAnsi="Arial"/>
+                <w:rFonts w:ascii="Verdana" w:hAnsi="Verdana"/>
                 <w:b w:val="0"/>
                 <w:sz w:val="16"/>
               </w:rPr>
@@ -6572,7 +6679,7 @@
             <w:r/>
             <w:r>
               <w:rPr>
-                <w:rFonts w:ascii="Arial" w:hAnsi="Arial"/>
+                <w:rFonts w:ascii="Verdana" w:hAnsi="Verdana"/>
                 <w:b w:val="0"/>
                 <w:sz w:val="16"/>
               </w:rPr>
@@ -6588,7 +6695,7 @@
             <w:r/>
             <w:r>
               <w:rPr>
-                <w:rFonts w:ascii="Arial" w:hAnsi="Arial"/>
+                <w:rFonts w:ascii="Verdana" w:hAnsi="Verdana"/>
                 <w:b w:val="0"/>
                 <w:sz w:val="16"/>
               </w:rPr>
@@ -6604,7 +6711,7 @@
             <w:r/>
             <w:r>
               <w:rPr>
-                <w:rFonts w:ascii="Arial" w:hAnsi="Arial"/>
+                <w:rFonts w:ascii="Verdana" w:hAnsi="Verdana"/>
                 <w:b w:val="0"/>
                 <w:sz w:val="16"/>
               </w:rPr>
@@ -6620,7 +6727,7 @@
             <w:r/>
             <w:r>
               <w:rPr>
-                <w:rFonts w:ascii="Arial" w:hAnsi="Arial"/>
+                <w:rFonts w:ascii="Verdana" w:hAnsi="Verdana"/>
                 <w:b w:val="0"/>
                 <w:sz w:val="16"/>
               </w:rPr>
@@ -6636,7 +6743,7 @@
             <w:r/>
             <w:r>
               <w:rPr>
-                <w:rFonts w:ascii="Arial" w:hAnsi="Arial"/>
+                <w:rFonts w:ascii="Verdana" w:hAnsi="Verdana"/>
                 <w:b w:val="0"/>
                 <w:sz w:val="16"/>
               </w:rPr>
@@ -6652,7 +6759,7 @@
             <w:r/>
             <w:r>
               <w:rPr>
-                <w:rFonts w:ascii="Arial" w:hAnsi="Arial"/>
+                <w:rFonts w:ascii="Verdana" w:hAnsi="Verdana"/>
                 <w:b w:val="0"/>
                 <w:sz w:val="16"/>
               </w:rPr>
@@ -6668,7 +6775,7 @@
             <w:r/>
             <w:r>
               <w:rPr>
-                <w:rFonts w:ascii="Arial" w:hAnsi="Arial"/>
+                <w:rFonts w:ascii="Verdana" w:hAnsi="Verdana"/>
                 <w:b w:val="0"/>
                 <w:sz w:val="16"/>
               </w:rPr>
@@ -6677,15 +6784,18 @@
         </w:tc>
       </w:tr>
       <w:tr>
-        <w:tc>
-          <w:tcPr>
-            <w:tcW w:type="dxa" w:w="1514"/>
-          </w:tcPr>
-          <w:p>
-            <w:r/>
-            <w:r>
-              <w:rPr>
-                <w:rFonts w:ascii="Arial" w:hAnsi="Arial"/>
+        <w:trPr>
+          <w:cantSplit/>
+        </w:trPr>
+        <w:tc>
+          <w:tcPr>
+            <w:tcW w:type="dxa" w:w="1514"/>
+          </w:tcPr>
+          <w:p>
+            <w:r/>
+            <w:r>
+              <w:rPr>
+                <w:rFonts w:ascii="Verdana" w:hAnsi="Verdana"/>
                 <w:b w:val="0"/>
                 <w:sz w:val="16"/>
               </w:rPr>
@@ -6701,7 +6811,7 @@
             <w:r/>
             <w:r>
               <w:rPr>
-                <w:rFonts w:ascii="Arial" w:hAnsi="Arial"/>
+                <w:rFonts w:ascii="Verdana" w:hAnsi="Verdana"/>
                 <w:b w:val="0"/>
                 <w:sz w:val="16"/>
               </w:rPr>
@@ -6717,7 +6827,7 @@
             <w:r/>
             <w:r>
               <w:rPr>
-                <w:rFonts w:ascii="Arial" w:hAnsi="Arial"/>
+                <w:rFonts w:ascii="Verdana" w:hAnsi="Verdana"/>
                 <w:b w:val="0"/>
                 <w:sz w:val="16"/>
               </w:rPr>
@@ -6733,7 +6843,7 @@
             <w:r/>
             <w:r>
               <w:rPr>
-                <w:rFonts w:ascii="Arial" w:hAnsi="Arial"/>
+                <w:rFonts w:ascii="Verdana" w:hAnsi="Verdana"/>
                 <w:b w:val="0"/>
                 <w:sz w:val="16"/>
               </w:rPr>
@@ -6749,7 +6859,7 @@
             <w:r/>
             <w:r>
               <w:rPr>
-                <w:rFonts w:ascii="Arial" w:hAnsi="Arial"/>
+                <w:rFonts w:ascii="Verdana" w:hAnsi="Verdana"/>
                 <w:b w:val="0"/>
                 <w:sz w:val="16"/>
               </w:rPr>
@@ -6765,7 +6875,7 @@
             <w:r/>
             <w:r>
               <w:rPr>
-                <w:rFonts w:ascii="Arial" w:hAnsi="Arial"/>
+                <w:rFonts w:ascii="Verdana" w:hAnsi="Verdana"/>
                 <w:b w:val="0"/>
                 <w:sz w:val="16"/>
               </w:rPr>
@@ -6781,7 +6891,7 @@
             <w:r/>
             <w:r>
               <w:rPr>
-                <w:rFonts w:ascii="Arial" w:hAnsi="Arial"/>
+                <w:rFonts w:ascii="Verdana" w:hAnsi="Verdana"/>
                 <w:b w:val="0"/>
                 <w:sz w:val="16"/>
               </w:rPr>
@@ -6797,7 +6907,7 @@
             <w:r/>
             <w:r>
               <w:rPr>
-                <w:rFonts w:ascii="Arial" w:hAnsi="Arial"/>
+                <w:rFonts w:ascii="Verdana" w:hAnsi="Verdana"/>
                 <w:b w:val="0"/>
                 <w:sz w:val="16"/>
               </w:rPr>
@@ -6813,7 +6923,7 @@
             <w:r/>
             <w:r>
               <w:rPr>
-                <w:rFonts w:ascii="Arial" w:hAnsi="Arial"/>
+                <w:rFonts w:ascii="Verdana" w:hAnsi="Verdana"/>
                 <w:b w:val="0"/>
                 <w:sz w:val="16"/>
               </w:rPr>
@@ -6829,7 +6939,7 @@
             <w:r/>
             <w:r>
               <w:rPr>
-                <w:rFonts w:ascii="Arial" w:hAnsi="Arial"/>
+                <w:rFonts w:ascii="Verdana" w:hAnsi="Verdana"/>
                 <w:b w:val="0"/>
                 <w:sz w:val="16"/>
               </w:rPr>
@@ -6838,15 +6948,18 @@
         </w:tc>
       </w:tr>
       <w:tr>
-        <w:tc>
-          <w:tcPr>
-            <w:tcW w:type="dxa" w:w="1514"/>
-          </w:tcPr>
-          <w:p>
-            <w:r/>
-            <w:r>
-              <w:rPr>
-                <w:rFonts w:ascii="Arial" w:hAnsi="Arial"/>
+        <w:trPr>
+          <w:cantSplit/>
+        </w:trPr>
+        <w:tc>
+          <w:tcPr>
+            <w:tcW w:type="dxa" w:w="1514"/>
+          </w:tcPr>
+          <w:p>
+            <w:r/>
+            <w:r>
+              <w:rPr>
+                <w:rFonts w:ascii="Verdana" w:hAnsi="Verdana"/>
                 <w:b w:val="0"/>
                 <w:sz w:val="16"/>
               </w:rPr>
@@ -6862,7 +6975,7 @@
             <w:r/>
             <w:r>
               <w:rPr>
-                <w:rFonts w:ascii="Arial" w:hAnsi="Arial"/>
+                <w:rFonts w:ascii="Verdana" w:hAnsi="Verdana"/>
                 <w:b w:val="0"/>
                 <w:sz w:val="16"/>
               </w:rPr>
@@ -6878,7 +6991,7 @@
             <w:r/>
             <w:r>
               <w:rPr>
-                <w:rFonts w:ascii="Arial" w:hAnsi="Arial"/>
+                <w:rFonts w:ascii="Verdana" w:hAnsi="Verdana"/>
                 <w:b w:val="0"/>
                 <w:sz w:val="16"/>
               </w:rPr>
@@ -6894,7 +7007,7 @@
             <w:r/>
             <w:r>
               <w:rPr>
-                <w:rFonts w:ascii="Arial" w:hAnsi="Arial"/>
+                <w:rFonts w:ascii="Verdana" w:hAnsi="Verdana"/>
                 <w:b w:val="0"/>
                 <w:sz w:val="16"/>
               </w:rPr>
@@ -6910,7 +7023,7 @@
             <w:r/>
             <w:r>
               <w:rPr>
-                <w:rFonts w:ascii="Arial" w:hAnsi="Arial"/>
+                <w:rFonts w:ascii="Verdana" w:hAnsi="Verdana"/>
                 <w:b w:val="0"/>
                 <w:sz w:val="16"/>
               </w:rPr>
@@ -6926,7 +7039,7 @@
             <w:r/>
             <w:r>
               <w:rPr>
-                <w:rFonts w:ascii="Arial" w:hAnsi="Arial"/>
+                <w:rFonts w:ascii="Verdana" w:hAnsi="Verdana"/>
                 <w:b w:val="0"/>
                 <w:sz w:val="16"/>
               </w:rPr>
@@ -6942,7 +7055,7 @@
             <w:r/>
             <w:r>
               <w:rPr>
-                <w:rFonts w:ascii="Arial" w:hAnsi="Arial"/>
+                <w:rFonts w:ascii="Verdana" w:hAnsi="Verdana"/>
                 <w:b w:val="0"/>
                 <w:sz w:val="16"/>
               </w:rPr>
@@ -6958,7 +7071,7 @@
             <w:r/>
             <w:r>
               <w:rPr>
-                <w:rFonts w:ascii="Arial" w:hAnsi="Arial"/>
+                <w:rFonts w:ascii="Verdana" w:hAnsi="Verdana"/>
                 <w:b w:val="0"/>
                 <w:sz w:val="16"/>
               </w:rPr>
@@ -6974,7 +7087,7 @@
             <w:r/>
             <w:r>
               <w:rPr>
-                <w:rFonts w:ascii="Arial" w:hAnsi="Arial"/>
+                <w:rFonts w:ascii="Verdana" w:hAnsi="Verdana"/>
                 <w:b w:val="0"/>
                 <w:sz w:val="16"/>
               </w:rPr>
@@ -6990,7 +7103,7 @@
             <w:r/>
             <w:r>
               <w:rPr>
-                <w:rFonts w:ascii="Arial" w:hAnsi="Arial"/>
+                <w:rFonts w:ascii="Verdana" w:hAnsi="Verdana"/>
                 <w:b w:val="0"/>
                 <w:sz w:val="16"/>
               </w:rPr>
@@ -6999,15 +7112,18 @@
         </w:tc>
       </w:tr>
       <w:tr>
-        <w:tc>
-          <w:tcPr>
-            <w:tcW w:type="dxa" w:w="1514"/>
-          </w:tcPr>
-          <w:p>
-            <w:r/>
-            <w:r>
-              <w:rPr>
-                <w:rFonts w:ascii="Arial" w:hAnsi="Arial"/>
+        <w:trPr>
+          <w:cantSplit/>
+        </w:trPr>
+        <w:tc>
+          <w:tcPr>
+            <w:tcW w:type="dxa" w:w="1514"/>
+          </w:tcPr>
+          <w:p>
+            <w:r/>
+            <w:r>
+              <w:rPr>
+                <w:rFonts w:ascii="Verdana" w:hAnsi="Verdana"/>
                 <w:b w:val="0"/>
                 <w:sz w:val="16"/>
               </w:rPr>
@@ -7023,7 +7139,7 @@
             <w:r/>
             <w:r>
               <w:rPr>
-                <w:rFonts w:ascii="Arial" w:hAnsi="Arial"/>
+                <w:rFonts w:ascii="Verdana" w:hAnsi="Verdana"/>
                 <w:b w:val="0"/>
                 <w:sz w:val="16"/>
               </w:rPr>
@@ -7039,7 +7155,7 @@
             <w:r/>
             <w:r>
               <w:rPr>
-                <w:rFonts w:ascii="Arial" w:hAnsi="Arial"/>
+                <w:rFonts w:ascii="Verdana" w:hAnsi="Verdana"/>
                 <w:b w:val="0"/>
                 <w:sz w:val="16"/>
               </w:rPr>
@@ -7055,7 +7171,7 @@
             <w:r/>
             <w:r>
               <w:rPr>
-                <w:rFonts w:ascii="Arial" w:hAnsi="Arial"/>
+                <w:rFonts w:ascii="Verdana" w:hAnsi="Verdana"/>
                 <w:b w:val="0"/>
                 <w:sz w:val="16"/>
               </w:rPr>
@@ -7071,7 +7187,7 @@
             <w:r/>
             <w:r>
               <w:rPr>
-                <w:rFonts w:ascii="Arial" w:hAnsi="Arial"/>
+                <w:rFonts w:ascii="Verdana" w:hAnsi="Verdana"/>
                 <w:b w:val="0"/>
                 <w:sz w:val="16"/>
               </w:rPr>
@@ -7087,7 +7203,7 @@
             <w:r/>
             <w:r>
               <w:rPr>
-                <w:rFonts w:ascii="Arial" w:hAnsi="Arial"/>
+                <w:rFonts w:ascii="Verdana" w:hAnsi="Verdana"/>
                 <w:b w:val="0"/>
                 <w:sz w:val="16"/>
               </w:rPr>
@@ -7103,7 +7219,7 @@
             <w:r/>
             <w:r>
               <w:rPr>
-                <w:rFonts w:ascii="Arial" w:hAnsi="Arial"/>
+                <w:rFonts w:ascii="Verdana" w:hAnsi="Verdana"/>
                 <w:b w:val="0"/>
                 <w:sz w:val="16"/>
               </w:rPr>
@@ -7119,7 +7235,7 @@
             <w:r/>
             <w:r>
               <w:rPr>
-                <w:rFonts w:ascii="Arial" w:hAnsi="Arial"/>
+                <w:rFonts w:ascii="Verdana" w:hAnsi="Verdana"/>
                 <w:b w:val="0"/>
                 <w:sz w:val="16"/>
               </w:rPr>
@@ -7135,7 +7251,7 @@
             <w:r/>
             <w:r>
               <w:rPr>
-                <w:rFonts w:ascii="Arial" w:hAnsi="Arial"/>
+                <w:rFonts w:ascii="Verdana" w:hAnsi="Verdana"/>
                 <w:b w:val="0"/>
                 <w:sz w:val="16"/>
               </w:rPr>
@@ -7151,7 +7267,7 @@
             <w:r/>
             <w:r>
               <w:rPr>
-                <w:rFonts w:ascii="Arial" w:hAnsi="Arial"/>
+                <w:rFonts w:ascii="Verdana" w:hAnsi="Verdana"/>
                 <w:b w:val="0"/>
                 <w:sz w:val="16"/>
               </w:rPr>
@@ -7160,15 +7276,18 @@
         </w:tc>
       </w:tr>
       <w:tr>
-        <w:tc>
-          <w:tcPr>
-            <w:tcW w:type="dxa" w:w="1514"/>
-          </w:tcPr>
-          <w:p>
-            <w:r/>
-            <w:r>
-              <w:rPr>
-                <w:rFonts w:ascii="Arial" w:hAnsi="Arial"/>
+        <w:trPr>
+          <w:cantSplit/>
+        </w:trPr>
+        <w:tc>
+          <w:tcPr>
+            <w:tcW w:type="dxa" w:w="1514"/>
+          </w:tcPr>
+          <w:p>
+            <w:r/>
+            <w:r>
+              <w:rPr>
+                <w:rFonts w:ascii="Verdana" w:hAnsi="Verdana"/>
                 <w:b w:val="0"/>
                 <w:sz w:val="16"/>
               </w:rPr>
@@ -7184,7 +7303,7 @@
             <w:r/>
             <w:r>
               <w:rPr>
-                <w:rFonts w:ascii="Arial" w:hAnsi="Arial"/>
+                <w:rFonts w:ascii="Verdana" w:hAnsi="Verdana"/>
                 <w:b w:val="0"/>
                 <w:sz w:val="16"/>
               </w:rPr>
@@ -7200,7 +7319,7 @@
             <w:r/>
             <w:r>
               <w:rPr>
-                <w:rFonts w:ascii="Arial" w:hAnsi="Arial"/>
+                <w:rFonts w:ascii="Verdana" w:hAnsi="Verdana"/>
                 <w:b w:val="0"/>
                 <w:sz w:val="16"/>
               </w:rPr>
@@ -7216,7 +7335,7 @@
             <w:r/>
             <w:r>
               <w:rPr>
-                <w:rFonts w:ascii="Arial" w:hAnsi="Arial"/>
+                <w:rFonts w:ascii="Verdana" w:hAnsi="Verdana"/>
                 <w:b w:val="0"/>
                 <w:sz w:val="16"/>
               </w:rPr>
@@ -7232,7 +7351,7 @@
             <w:r/>
             <w:r>
               <w:rPr>
-                <w:rFonts w:ascii="Arial" w:hAnsi="Arial"/>
+                <w:rFonts w:ascii="Verdana" w:hAnsi="Verdana"/>
                 <w:b w:val="0"/>
                 <w:sz w:val="16"/>
               </w:rPr>
@@ -7248,7 +7367,7 @@
             <w:r/>
             <w:r>
               <w:rPr>
-                <w:rFonts w:ascii="Arial" w:hAnsi="Arial"/>
+                <w:rFonts w:ascii="Verdana" w:hAnsi="Verdana"/>
                 <w:b w:val="0"/>
                 <w:sz w:val="16"/>
               </w:rPr>
@@ -7264,7 +7383,7 @@
             <w:r/>
             <w:r>
               <w:rPr>
-                <w:rFonts w:ascii="Arial" w:hAnsi="Arial"/>
+                <w:rFonts w:ascii="Verdana" w:hAnsi="Verdana"/>
                 <w:b w:val="0"/>
                 <w:sz w:val="16"/>
               </w:rPr>
@@ -7280,7 +7399,7 @@
             <w:r/>
             <w:r>
               <w:rPr>
-                <w:rFonts w:ascii="Arial" w:hAnsi="Arial"/>
+                <w:rFonts w:ascii="Verdana" w:hAnsi="Verdana"/>
                 <w:b w:val="0"/>
                 <w:sz w:val="16"/>
               </w:rPr>
@@ -7296,7 +7415,7 @@
             <w:r/>
             <w:r>
               <w:rPr>
-                <w:rFonts w:ascii="Arial" w:hAnsi="Arial"/>
+                <w:rFonts w:ascii="Verdana" w:hAnsi="Verdana"/>
                 <w:b w:val="0"/>
                 <w:sz w:val="16"/>
               </w:rPr>
@@ -7312,7 +7431,7 @@
             <w:r/>
             <w:r>
               <w:rPr>
-                <w:rFonts w:ascii="Arial" w:hAnsi="Arial"/>
+                <w:rFonts w:ascii="Verdana" w:hAnsi="Verdana"/>
                 <w:b w:val="0"/>
                 <w:sz w:val="16"/>
               </w:rPr>
@@ -7321,15 +7440,18 @@
         </w:tc>
       </w:tr>
       <w:tr>
-        <w:tc>
-          <w:tcPr>
-            <w:tcW w:type="dxa" w:w="1514"/>
-          </w:tcPr>
-          <w:p>
-            <w:r/>
-            <w:r>
-              <w:rPr>
-                <w:rFonts w:ascii="Arial" w:hAnsi="Arial"/>
+        <w:trPr>
+          <w:cantSplit/>
+        </w:trPr>
+        <w:tc>
+          <w:tcPr>
+            <w:tcW w:type="dxa" w:w="1514"/>
+          </w:tcPr>
+          <w:p>
+            <w:r/>
+            <w:r>
+              <w:rPr>
+                <w:rFonts w:ascii="Verdana" w:hAnsi="Verdana"/>
                 <w:b w:val="0"/>
                 <w:sz w:val="16"/>
               </w:rPr>
@@ -7345,7 +7467,7 @@
             <w:r/>
             <w:r>
               <w:rPr>
-                <w:rFonts w:ascii="Arial" w:hAnsi="Arial"/>
+                <w:rFonts w:ascii="Verdana" w:hAnsi="Verdana"/>
                 <w:b w:val="0"/>
                 <w:sz w:val="16"/>
               </w:rPr>
@@ -7361,7 +7483,7 @@
             <w:r/>
             <w:r>
               <w:rPr>
-                <w:rFonts w:ascii="Arial" w:hAnsi="Arial"/>
+                <w:rFonts w:ascii="Verdana" w:hAnsi="Verdana"/>
                 <w:b w:val="0"/>
                 <w:sz w:val="16"/>
               </w:rPr>
@@ -7377,7 +7499,7 @@
             <w:r/>
             <w:r>
               <w:rPr>
-                <w:rFonts w:ascii="Arial" w:hAnsi="Arial"/>
+                <w:rFonts w:ascii="Verdana" w:hAnsi="Verdana"/>
                 <w:b w:val="0"/>
                 <w:sz w:val="16"/>
               </w:rPr>
@@ -7393,7 +7515,7 @@
             <w:r/>
             <w:r>
               <w:rPr>
-                <w:rFonts w:ascii="Arial" w:hAnsi="Arial"/>
+                <w:rFonts w:ascii="Verdana" w:hAnsi="Verdana"/>
                 <w:b w:val="0"/>
                 <w:sz w:val="16"/>
               </w:rPr>
@@ -7409,7 +7531,7 @@
             <w:r/>
             <w:r>
               <w:rPr>
-                <w:rFonts w:ascii="Arial" w:hAnsi="Arial"/>
+                <w:rFonts w:ascii="Verdana" w:hAnsi="Verdana"/>
                 <w:b w:val="0"/>
                 <w:sz w:val="16"/>
               </w:rPr>
@@ -7425,7 +7547,7 @@
             <w:r/>
             <w:r>
               <w:rPr>
-                <w:rFonts w:ascii="Arial" w:hAnsi="Arial"/>
+                <w:rFonts w:ascii="Verdana" w:hAnsi="Verdana"/>
                 <w:b w:val="0"/>
                 <w:sz w:val="16"/>
               </w:rPr>
@@ -7441,7 +7563,7 @@
             <w:r/>
             <w:r>
               <w:rPr>
-                <w:rFonts w:ascii="Arial" w:hAnsi="Arial"/>
+                <w:rFonts w:ascii="Verdana" w:hAnsi="Verdana"/>
                 <w:b w:val="0"/>
                 <w:sz w:val="16"/>
               </w:rPr>
@@ -7457,7 +7579,7 @@
             <w:r/>
             <w:r>
               <w:rPr>
-                <w:rFonts w:ascii="Arial" w:hAnsi="Arial"/>
+                <w:rFonts w:ascii="Verdana" w:hAnsi="Verdana"/>
                 <w:b w:val="0"/>
                 <w:sz w:val="16"/>
               </w:rPr>
@@ -7473,7 +7595,7 @@
             <w:r/>
             <w:r>
               <w:rPr>
-                <w:rFonts w:ascii="Arial" w:hAnsi="Arial"/>
+                <w:rFonts w:ascii="Verdana" w:hAnsi="Verdana"/>
                 <w:b w:val="0"/>
                 <w:sz w:val="16"/>
               </w:rPr>
@@ -7482,15 +7604,18 @@
         </w:tc>
       </w:tr>
       <w:tr>
-        <w:tc>
-          <w:tcPr>
-            <w:tcW w:type="dxa" w:w="1514"/>
-          </w:tcPr>
-          <w:p>
-            <w:r/>
-            <w:r>
-              <w:rPr>
-                <w:rFonts w:ascii="Arial" w:hAnsi="Arial"/>
+        <w:trPr>
+          <w:cantSplit/>
+        </w:trPr>
+        <w:tc>
+          <w:tcPr>
+            <w:tcW w:type="dxa" w:w="1514"/>
+          </w:tcPr>
+          <w:p>
+            <w:r/>
+            <w:r>
+              <w:rPr>
+                <w:rFonts w:ascii="Verdana" w:hAnsi="Verdana"/>
                 <w:b w:val="0"/>
                 <w:sz w:val="16"/>
               </w:rPr>
@@ -7506,7 +7631,7 @@
             <w:r/>
             <w:r>
               <w:rPr>
-                <w:rFonts w:ascii="Arial" w:hAnsi="Arial"/>
+                <w:rFonts w:ascii="Verdana" w:hAnsi="Verdana"/>
                 <w:b w:val="0"/>
                 <w:sz w:val="16"/>
               </w:rPr>
@@ -7522,7 +7647,7 @@
             <w:r/>
             <w:r>
               <w:rPr>
-                <w:rFonts w:ascii="Arial" w:hAnsi="Arial"/>
+                <w:rFonts w:ascii="Verdana" w:hAnsi="Verdana"/>
                 <w:b w:val="0"/>
                 <w:sz w:val="16"/>
               </w:rPr>
@@ -7538,7 +7663,7 @@
             <w:r/>
             <w:r>
               <w:rPr>
-                <w:rFonts w:ascii="Arial" w:hAnsi="Arial"/>
+                <w:rFonts w:ascii="Verdana" w:hAnsi="Verdana"/>
                 <w:b w:val="0"/>
                 <w:sz w:val="16"/>
               </w:rPr>
@@ -7554,7 +7679,7 @@
             <w:r/>
             <w:r>
               <w:rPr>
-                <w:rFonts w:ascii="Arial" w:hAnsi="Arial"/>
+                <w:rFonts w:ascii="Verdana" w:hAnsi="Verdana"/>
                 <w:b w:val="0"/>
                 <w:sz w:val="16"/>
               </w:rPr>
@@ -7570,7 +7695,7 @@
             <w:r/>
             <w:r>
               <w:rPr>
-                <w:rFonts w:ascii="Arial" w:hAnsi="Arial"/>
+                <w:rFonts w:ascii="Verdana" w:hAnsi="Verdana"/>
                 <w:b w:val="0"/>
                 <w:sz w:val="16"/>
               </w:rPr>
@@ -7586,7 +7711,7 @@
             <w:r/>
             <w:r>
               <w:rPr>
-                <w:rFonts w:ascii="Arial" w:hAnsi="Arial"/>
+                <w:rFonts w:ascii="Verdana" w:hAnsi="Verdana"/>
                 <w:b w:val="0"/>
                 <w:sz w:val="16"/>
               </w:rPr>
@@ -7602,7 +7727,7 @@
             <w:r/>
             <w:r>
               <w:rPr>
-                <w:rFonts w:ascii="Arial" w:hAnsi="Arial"/>
+                <w:rFonts w:ascii="Verdana" w:hAnsi="Verdana"/>
                 <w:b w:val="0"/>
                 <w:sz w:val="16"/>
               </w:rPr>
@@ -7618,7 +7743,7 @@
             <w:r/>
             <w:r>
               <w:rPr>
-                <w:rFonts w:ascii="Arial" w:hAnsi="Arial"/>
+                <w:rFonts w:ascii="Verdana" w:hAnsi="Verdana"/>
                 <w:b w:val="0"/>
                 <w:sz w:val="16"/>
               </w:rPr>
@@ -7634,7 +7759,7 @@
             <w:r/>
             <w:r>
               <w:rPr>
-                <w:rFonts w:ascii="Arial" w:hAnsi="Arial"/>
+                <w:rFonts w:ascii="Verdana" w:hAnsi="Verdana"/>
                 <w:b w:val="0"/>
                 <w:sz w:val="16"/>
               </w:rPr>
@@ -7643,15 +7768,18 @@
         </w:tc>
       </w:tr>
       <w:tr>
-        <w:tc>
-          <w:tcPr>
-            <w:tcW w:type="dxa" w:w="1514"/>
-          </w:tcPr>
-          <w:p>
-            <w:r/>
-            <w:r>
-              <w:rPr>
-                <w:rFonts w:ascii="Arial" w:hAnsi="Arial"/>
+        <w:trPr>
+          <w:cantSplit/>
+        </w:trPr>
+        <w:tc>
+          <w:tcPr>
+            <w:tcW w:type="dxa" w:w="1514"/>
+          </w:tcPr>
+          <w:p>
+            <w:r/>
+            <w:r>
+              <w:rPr>
+                <w:rFonts w:ascii="Verdana" w:hAnsi="Verdana"/>
                 <w:b w:val="0"/>
                 <w:sz w:val="16"/>
               </w:rPr>
@@ -7667,7 +7795,7 @@
             <w:r/>
             <w:r>
               <w:rPr>
-                <w:rFonts w:ascii="Arial" w:hAnsi="Arial"/>
+                <w:rFonts w:ascii="Verdana" w:hAnsi="Verdana"/>
                 <w:b w:val="0"/>
                 <w:sz w:val="16"/>
               </w:rPr>
@@ -7683,7 +7811,7 @@
             <w:r/>
             <w:r>
               <w:rPr>
-                <w:rFonts w:ascii="Arial" w:hAnsi="Arial"/>
+                <w:rFonts w:ascii="Verdana" w:hAnsi="Verdana"/>
                 <w:b w:val="0"/>
                 <w:sz w:val="16"/>
               </w:rPr>
@@ -7699,7 +7827,7 @@
             <w:r/>
             <w:r>
               <w:rPr>
-                <w:rFonts w:ascii="Arial" w:hAnsi="Arial"/>
+                <w:rFonts w:ascii="Verdana" w:hAnsi="Verdana"/>
                 <w:b w:val="0"/>
                 <w:sz w:val="16"/>
               </w:rPr>
@@ -7715,7 +7843,7 @@
             <w:r/>
             <w:r>
               <w:rPr>
-                <w:rFonts w:ascii="Arial" w:hAnsi="Arial"/>
+                <w:rFonts w:ascii="Verdana" w:hAnsi="Verdana"/>
                 <w:b w:val="0"/>
                 <w:sz w:val="16"/>
               </w:rPr>
@@ -7731,7 +7859,7 @@
             <w:r/>
             <w:r>
               <w:rPr>
-                <w:rFonts w:ascii="Arial" w:hAnsi="Arial"/>
+                <w:rFonts w:ascii="Verdana" w:hAnsi="Verdana"/>
                 <w:b w:val="0"/>
                 <w:sz w:val="16"/>
               </w:rPr>
@@ -7747,7 +7875,7 @@
             <w:r/>
             <w:r>
               <w:rPr>
-                <w:rFonts w:ascii="Arial" w:hAnsi="Arial"/>
+                <w:rFonts w:ascii="Verdana" w:hAnsi="Verdana"/>
                 <w:b w:val="0"/>
                 <w:sz w:val="16"/>
               </w:rPr>
@@ -7763,7 +7891,7 @@
             <w:r/>
             <w:r>
               <w:rPr>
-                <w:rFonts w:ascii="Arial" w:hAnsi="Arial"/>
+                <w:rFonts w:ascii="Verdana" w:hAnsi="Verdana"/>
                 <w:b w:val="0"/>
                 <w:sz w:val="16"/>
               </w:rPr>
@@ -7779,7 +7907,7 @@
             <w:r/>
             <w:r>
               <w:rPr>
-                <w:rFonts w:ascii="Arial" w:hAnsi="Arial"/>
+                <w:rFonts w:ascii="Verdana" w:hAnsi="Verdana"/>
                 <w:b w:val="0"/>
                 <w:sz w:val="16"/>
               </w:rPr>
@@ -7795,7 +7923,7 @@
             <w:r/>
             <w:r>
               <w:rPr>
-                <w:rFonts w:ascii="Arial" w:hAnsi="Arial"/>
+                <w:rFonts w:ascii="Verdana" w:hAnsi="Verdana"/>
                 <w:b w:val="0"/>
                 <w:sz w:val="16"/>
               </w:rPr>
@@ -7804,15 +7932,18 @@
         </w:tc>
       </w:tr>
       <w:tr>
-        <w:tc>
-          <w:tcPr>
-            <w:tcW w:type="dxa" w:w="1514"/>
-          </w:tcPr>
-          <w:p>
-            <w:r/>
-            <w:r>
-              <w:rPr>
-                <w:rFonts w:ascii="Arial" w:hAnsi="Arial"/>
+        <w:trPr>
+          <w:cantSplit/>
+        </w:trPr>
+        <w:tc>
+          <w:tcPr>
+            <w:tcW w:type="dxa" w:w="1514"/>
+          </w:tcPr>
+          <w:p>
+            <w:r/>
+            <w:r>
+              <w:rPr>
+                <w:rFonts w:ascii="Verdana" w:hAnsi="Verdana"/>
                 <w:b w:val="0"/>
                 <w:sz w:val="16"/>
               </w:rPr>
@@ -7828,7 +7959,7 @@
             <w:r/>
             <w:r>
               <w:rPr>
-                <w:rFonts w:ascii="Arial" w:hAnsi="Arial"/>
+                <w:rFonts w:ascii="Verdana" w:hAnsi="Verdana"/>
                 <w:b w:val="0"/>
                 <w:sz w:val="16"/>
               </w:rPr>
@@ -7844,7 +7975,7 @@
             <w:r/>
             <w:r>
               <w:rPr>
-                <w:rFonts w:ascii="Arial" w:hAnsi="Arial"/>
+                <w:rFonts w:ascii="Verdana" w:hAnsi="Verdana"/>
                 <w:b w:val="0"/>
                 <w:sz w:val="16"/>
               </w:rPr>
@@ -7860,7 +7991,7 @@
             <w:r/>
             <w:r>
               <w:rPr>
-                <w:rFonts w:ascii="Arial" w:hAnsi="Arial"/>
+                <w:rFonts w:ascii="Verdana" w:hAnsi="Verdana"/>
                 <w:b w:val="0"/>
                 <w:sz w:val="16"/>
               </w:rPr>
@@ -7876,7 +8007,7 @@
             <w:r/>
             <w:r>
               <w:rPr>
-                <w:rFonts w:ascii="Arial" w:hAnsi="Arial"/>
+                <w:rFonts w:ascii="Verdana" w:hAnsi="Verdana"/>
                 <w:b w:val="0"/>
                 <w:sz w:val="16"/>
               </w:rPr>
@@ -7892,7 +8023,7 @@
             <w:r/>
             <w:r>
               <w:rPr>
-                <w:rFonts w:ascii="Arial" w:hAnsi="Arial"/>
+                <w:rFonts w:ascii="Verdana" w:hAnsi="Verdana"/>
                 <w:b w:val="0"/>
                 <w:sz w:val="16"/>
               </w:rPr>
@@ -7908,7 +8039,7 @@
             <w:r/>
             <w:r>
               <w:rPr>
-                <w:rFonts w:ascii="Arial" w:hAnsi="Arial"/>
+                <w:rFonts w:ascii="Verdana" w:hAnsi="Verdana"/>
                 <w:b w:val="0"/>
                 <w:sz w:val="16"/>
               </w:rPr>
@@ -7924,7 +8055,7 @@
             <w:r/>
             <w:r>
               <w:rPr>
-                <w:rFonts w:ascii="Arial" w:hAnsi="Arial"/>
+                <w:rFonts w:ascii="Verdana" w:hAnsi="Verdana"/>
                 <w:b w:val="0"/>
                 <w:sz w:val="16"/>
               </w:rPr>
@@ -7940,7 +8071,7 @@
             <w:r/>
             <w:r>
               <w:rPr>
-                <w:rFonts w:ascii="Arial" w:hAnsi="Arial"/>
+                <w:rFonts w:ascii="Verdana" w:hAnsi="Verdana"/>
                 <w:b w:val="0"/>
                 <w:sz w:val="16"/>
               </w:rPr>
@@ -7956,7 +8087,7 @@
             <w:r/>
             <w:r>
               <w:rPr>
-                <w:rFonts w:ascii="Arial" w:hAnsi="Arial"/>
+                <w:rFonts w:ascii="Verdana" w:hAnsi="Verdana"/>
                 <w:b w:val="0"/>
                 <w:sz w:val="16"/>
               </w:rPr>
@@ -7965,15 +8096,18 @@
         </w:tc>
       </w:tr>
       <w:tr>
-        <w:tc>
-          <w:tcPr>
-            <w:tcW w:type="dxa" w:w="1514"/>
-          </w:tcPr>
-          <w:p>
-            <w:r/>
-            <w:r>
-              <w:rPr>
-                <w:rFonts w:ascii="Arial" w:hAnsi="Arial"/>
+        <w:trPr>
+          <w:cantSplit/>
+        </w:trPr>
+        <w:tc>
+          <w:tcPr>
+            <w:tcW w:type="dxa" w:w="1514"/>
+          </w:tcPr>
+          <w:p>
+            <w:r/>
+            <w:r>
+              <w:rPr>
+                <w:rFonts w:ascii="Verdana" w:hAnsi="Verdana"/>
                 <w:b w:val="0"/>
                 <w:sz w:val="16"/>
               </w:rPr>
@@ -7989,7 +8123,7 @@
             <w:r/>
             <w:r>
               <w:rPr>
-                <w:rFonts w:ascii="Arial" w:hAnsi="Arial"/>
+                <w:rFonts w:ascii="Verdana" w:hAnsi="Verdana"/>
                 <w:b w:val="0"/>
                 <w:sz w:val="16"/>
               </w:rPr>
@@ -8005,7 +8139,7 @@
             <w:r/>
             <w:r>
               <w:rPr>
-                <w:rFonts w:ascii="Arial" w:hAnsi="Arial"/>
+                <w:rFonts w:ascii="Verdana" w:hAnsi="Verdana"/>
                 <w:b w:val="0"/>
                 <w:sz w:val="16"/>
               </w:rPr>
@@ -8021,7 +8155,7 @@
             <w:r/>
             <w:r>
               <w:rPr>
-                <w:rFonts w:ascii="Arial" w:hAnsi="Arial"/>
+                <w:rFonts w:ascii="Verdana" w:hAnsi="Verdana"/>
                 <w:b w:val="0"/>
                 <w:sz w:val="16"/>
               </w:rPr>
@@ -8037,7 +8171,7 @@
             <w:r/>
             <w:r>
               <w:rPr>
-                <w:rFonts w:ascii="Arial" w:hAnsi="Arial"/>
+                <w:rFonts w:ascii="Verdana" w:hAnsi="Verdana"/>
                 <w:b w:val="0"/>
                 <w:sz w:val="16"/>
               </w:rPr>
@@ -8053,7 +8187,7 @@
             <w:r/>
             <w:r>
               <w:rPr>
-                <w:rFonts w:ascii="Arial" w:hAnsi="Arial"/>
+                <w:rFonts w:ascii="Verdana" w:hAnsi="Verdana"/>
                 <w:b w:val="0"/>
                 <w:sz w:val="16"/>
               </w:rPr>
@@ -8069,7 +8203,7 @@
             <w:r/>
             <w:r>
               <w:rPr>
-                <w:rFonts w:ascii="Arial" w:hAnsi="Arial"/>
+                <w:rFonts w:ascii="Verdana" w:hAnsi="Verdana"/>
                 <w:b w:val="0"/>
                 <w:sz w:val="16"/>
               </w:rPr>
@@ -8085,7 +8219,7 @@
             <w:r/>
             <w:r>
               <w:rPr>
-                <w:rFonts w:ascii="Arial" w:hAnsi="Arial"/>
+                <w:rFonts w:ascii="Verdana" w:hAnsi="Verdana"/>
                 <w:b w:val="0"/>
                 <w:sz w:val="16"/>
               </w:rPr>
@@ -8101,7 +8235,7 @@
             <w:r/>
             <w:r>
               <w:rPr>
-                <w:rFonts w:ascii="Arial" w:hAnsi="Arial"/>
+                <w:rFonts w:ascii="Verdana" w:hAnsi="Verdana"/>
                 <w:b w:val="0"/>
                 <w:sz w:val="16"/>
               </w:rPr>
@@ -8117,7 +8251,7 @@
             <w:r/>
             <w:r>
               <w:rPr>
-                <w:rFonts w:ascii="Arial" w:hAnsi="Arial"/>
+                <w:rFonts w:ascii="Verdana" w:hAnsi="Verdana"/>
                 <w:b w:val="0"/>
                 <w:sz w:val="16"/>
               </w:rPr>
@@ -8126,15 +8260,18 @@
         </w:tc>
       </w:tr>
       <w:tr>
-        <w:tc>
-          <w:tcPr>
-            <w:tcW w:type="dxa" w:w="1514"/>
-          </w:tcPr>
-          <w:p>
-            <w:r/>
-            <w:r>
-              <w:rPr>
-                <w:rFonts w:ascii="Arial" w:hAnsi="Arial"/>
+        <w:trPr>
+          <w:cantSplit/>
+        </w:trPr>
+        <w:tc>
+          <w:tcPr>
+            <w:tcW w:type="dxa" w:w="1514"/>
+          </w:tcPr>
+          <w:p>
+            <w:r/>
+            <w:r>
+              <w:rPr>
+                <w:rFonts w:ascii="Verdana" w:hAnsi="Verdana"/>
                 <w:b w:val="0"/>
                 <w:sz w:val="16"/>
               </w:rPr>
@@ -8150,7 +8287,7 @@
             <w:r/>
             <w:r>
               <w:rPr>
-                <w:rFonts w:ascii="Arial" w:hAnsi="Arial"/>
+                <w:rFonts w:ascii="Verdana" w:hAnsi="Verdana"/>
                 <w:b w:val="0"/>
                 <w:sz w:val="16"/>
               </w:rPr>
@@ -8166,7 +8303,7 @@
             <w:r/>
             <w:r>
               <w:rPr>
-                <w:rFonts w:ascii="Arial" w:hAnsi="Arial"/>
+                <w:rFonts w:ascii="Verdana" w:hAnsi="Verdana"/>
                 <w:b w:val="0"/>
                 <w:sz w:val="16"/>
               </w:rPr>
@@ -8182,7 +8319,7 @@
             <w:r/>
             <w:r>
               <w:rPr>
-                <w:rFonts w:ascii="Arial" w:hAnsi="Arial"/>
+                <w:rFonts w:ascii="Verdana" w:hAnsi="Verdana"/>
                 <w:b w:val="0"/>
                 <w:sz w:val="16"/>
               </w:rPr>
@@ -8198,7 +8335,7 @@
             <w:r/>
             <w:r>
               <w:rPr>
-                <w:rFonts w:ascii="Arial" w:hAnsi="Arial"/>
+                <w:rFonts w:ascii="Verdana" w:hAnsi="Verdana"/>
                 <w:b w:val="0"/>
                 <w:sz w:val="16"/>
               </w:rPr>
@@ -8214,7 +8351,7 @@
             <w:r/>
             <w:r>
               <w:rPr>
-                <w:rFonts w:ascii="Arial" w:hAnsi="Arial"/>
+                <w:rFonts w:ascii="Verdana" w:hAnsi="Verdana"/>
                 <w:b w:val="0"/>
                 <w:sz w:val="16"/>
               </w:rPr>
@@ -8230,7 +8367,7 @@
             <w:r/>
             <w:r>
               <w:rPr>
-                <w:rFonts w:ascii="Arial" w:hAnsi="Arial"/>
+                <w:rFonts w:ascii="Verdana" w:hAnsi="Verdana"/>
                 <w:b w:val="0"/>
                 <w:sz w:val="16"/>
               </w:rPr>
@@ -8246,7 +8383,7 @@
             <w:r/>
             <w:r>
               <w:rPr>
-                <w:rFonts w:ascii="Arial" w:hAnsi="Arial"/>
+                <w:rFonts w:ascii="Verdana" w:hAnsi="Verdana"/>
                 <w:b w:val="0"/>
                 <w:sz w:val="16"/>
               </w:rPr>
@@ -8262,7 +8399,7 @@
             <w:r/>
             <w:r>
               <w:rPr>
-                <w:rFonts w:ascii="Arial" w:hAnsi="Arial"/>
+                <w:rFonts w:ascii="Verdana" w:hAnsi="Verdana"/>
                 <w:b w:val="0"/>
                 <w:sz w:val="16"/>
               </w:rPr>
@@ -8278,7 +8415,7 @@
             <w:r/>
             <w:r>
               <w:rPr>
-                <w:rFonts w:ascii="Arial" w:hAnsi="Arial"/>
+                <w:rFonts w:ascii="Verdana" w:hAnsi="Verdana"/>
                 <w:b w:val="0"/>
                 <w:sz w:val="16"/>
               </w:rPr>
@@ -8287,15 +8424,18 @@
         </w:tc>
       </w:tr>
       <w:tr>
-        <w:tc>
-          <w:tcPr>
-            <w:tcW w:type="dxa" w:w="1514"/>
-          </w:tcPr>
-          <w:p>
-            <w:r/>
-            <w:r>
-              <w:rPr>
-                <w:rFonts w:ascii="Arial" w:hAnsi="Arial"/>
+        <w:trPr>
+          <w:cantSplit/>
+        </w:trPr>
+        <w:tc>
+          <w:tcPr>
+            <w:tcW w:type="dxa" w:w="1514"/>
+          </w:tcPr>
+          <w:p>
+            <w:r/>
+            <w:r>
+              <w:rPr>
+                <w:rFonts w:ascii="Verdana" w:hAnsi="Verdana"/>
                 <w:b w:val="0"/>
                 <w:sz w:val="16"/>
               </w:rPr>
@@ -8311,7 +8451,7 @@
             <w:r/>
             <w:r>
               <w:rPr>
-                <w:rFonts w:ascii="Arial" w:hAnsi="Arial"/>
+                <w:rFonts w:ascii="Verdana" w:hAnsi="Verdana"/>
                 <w:b w:val="0"/>
                 <w:sz w:val="16"/>
               </w:rPr>
@@ -8327,7 +8467,7 @@
             <w:r/>
             <w:r>
               <w:rPr>
-                <w:rFonts w:ascii="Arial" w:hAnsi="Arial"/>
+                <w:rFonts w:ascii="Verdana" w:hAnsi="Verdana"/>
                 <w:b w:val="0"/>
                 <w:sz w:val="16"/>
               </w:rPr>
@@ -8343,7 +8483,7 @@
             <w:r/>
             <w:r>
               <w:rPr>
-                <w:rFonts w:ascii="Arial" w:hAnsi="Arial"/>
+                <w:rFonts w:ascii="Verdana" w:hAnsi="Verdana"/>
                 <w:b w:val="0"/>
                 <w:sz w:val="16"/>
               </w:rPr>
@@ -8359,7 +8499,7 @@
             <w:r/>
             <w:r>
               <w:rPr>
-                <w:rFonts w:ascii="Arial" w:hAnsi="Arial"/>
+                <w:rFonts w:ascii="Verdana" w:hAnsi="Verdana"/>
                 <w:b w:val="0"/>
                 <w:sz w:val="16"/>
               </w:rPr>
@@ -8375,7 +8515,7 @@
             <w:r/>
             <w:r>
               <w:rPr>
-                <w:rFonts w:ascii="Arial" w:hAnsi="Arial"/>
+                <w:rFonts w:ascii="Verdana" w:hAnsi="Verdana"/>
                 <w:b w:val="0"/>
                 <w:sz w:val="16"/>
               </w:rPr>
@@ -8391,7 +8531,7 @@
             <w:r/>
             <w:r>
               <w:rPr>
-                <w:rFonts w:ascii="Arial" w:hAnsi="Arial"/>
+                <w:rFonts w:ascii="Verdana" w:hAnsi="Verdana"/>
                 <w:b w:val="0"/>
                 <w:sz w:val="16"/>
               </w:rPr>
@@ -8407,7 +8547,7 @@
             <w:r/>
             <w:r>
               <w:rPr>
-                <w:rFonts w:ascii="Arial" w:hAnsi="Arial"/>
+                <w:rFonts w:ascii="Verdana" w:hAnsi="Verdana"/>
                 <w:b w:val="0"/>
                 <w:sz w:val="16"/>
               </w:rPr>
@@ -8423,7 +8563,7 @@
             <w:r/>
             <w:r>
               <w:rPr>
-                <w:rFonts w:ascii="Arial" w:hAnsi="Arial"/>
+                <w:rFonts w:ascii="Verdana" w:hAnsi="Verdana"/>
                 <w:b w:val="0"/>
                 <w:sz w:val="16"/>
               </w:rPr>
@@ -8439,7 +8579,7 @@
             <w:r/>
             <w:r>
               <w:rPr>
-                <w:rFonts w:ascii="Arial" w:hAnsi="Arial"/>
+                <w:rFonts w:ascii="Verdana" w:hAnsi="Verdana"/>
                 <w:b w:val="0"/>
                 <w:sz w:val="16"/>
               </w:rPr>
@@ -8448,15 +8588,18 @@
         </w:tc>
       </w:tr>
       <w:tr>
-        <w:tc>
-          <w:tcPr>
-            <w:tcW w:type="dxa" w:w="1514"/>
-          </w:tcPr>
-          <w:p>
-            <w:r/>
-            <w:r>
-              <w:rPr>
-                <w:rFonts w:ascii="Arial" w:hAnsi="Arial"/>
+        <w:trPr>
+          <w:cantSplit/>
+        </w:trPr>
+        <w:tc>
+          <w:tcPr>
+            <w:tcW w:type="dxa" w:w="1514"/>
+          </w:tcPr>
+          <w:p>
+            <w:r/>
+            <w:r>
+              <w:rPr>
+                <w:rFonts w:ascii="Verdana" w:hAnsi="Verdana"/>
                 <w:b w:val="0"/>
                 <w:sz w:val="16"/>
               </w:rPr>
@@ -8472,7 +8615,7 @@
             <w:r/>
             <w:r>
               <w:rPr>
-                <w:rFonts w:ascii="Arial" w:hAnsi="Arial"/>
+                <w:rFonts w:ascii="Verdana" w:hAnsi="Verdana"/>
                 <w:b w:val="0"/>
                 <w:sz w:val="16"/>
               </w:rPr>
@@ -8488,7 +8631,7 @@
             <w:r/>
             <w:r>
               <w:rPr>
-                <w:rFonts w:ascii="Arial" w:hAnsi="Arial"/>
+                <w:rFonts w:ascii="Verdana" w:hAnsi="Verdana"/>
                 <w:b w:val="0"/>
                 <w:sz w:val="16"/>
               </w:rPr>
@@ -8504,7 +8647,7 @@
             <w:r/>
             <w:r>
               <w:rPr>
-                <w:rFonts w:ascii="Arial" w:hAnsi="Arial"/>
+                <w:rFonts w:ascii="Verdana" w:hAnsi="Verdana"/>
                 <w:b w:val="0"/>
                 <w:sz w:val="16"/>
               </w:rPr>
@@ -8520,7 +8663,7 @@
             <w:r/>
             <w:r>
               <w:rPr>
-                <w:rFonts w:ascii="Arial" w:hAnsi="Arial"/>
+                <w:rFonts w:ascii="Verdana" w:hAnsi="Verdana"/>
                 <w:b w:val="0"/>
                 <w:sz w:val="16"/>
               </w:rPr>
@@ -8536,7 +8679,7 @@
             <w:r/>
             <w:r>
               <w:rPr>
-                <w:rFonts w:ascii="Arial" w:hAnsi="Arial"/>
+                <w:rFonts w:ascii="Verdana" w:hAnsi="Verdana"/>
                 <w:b w:val="0"/>
                 <w:sz w:val="16"/>
               </w:rPr>
@@ -8552,7 +8695,7 @@
             <w:r/>
             <w:r>
               <w:rPr>
-                <w:rFonts w:ascii="Arial" w:hAnsi="Arial"/>
+                <w:rFonts w:ascii="Verdana" w:hAnsi="Verdana"/>
                 <w:b w:val="0"/>
                 <w:sz w:val="16"/>
               </w:rPr>
@@ -8568,7 +8711,7 @@
             <w:r/>
             <w:r>
               <w:rPr>
-                <w:rFonts w:ascii="Arial" w:hAnsi="Arial"/>
+                <w:rFonts w:ascii="Verdana" w:hAnsi="Verdana"/>
                 <w:b w:val="0"/>
                 <w:sz w:val="16"/>
               </w:rPr>
@@ -8584,7 +8727,7 @@
             <w:r/>
             <w:r>
               <w:rPr>
-                <w:rFonts w:ascii="Arial" w:hAnsi="Arial"/>
+                <w:rFonts w:ascii="Verdana" w:hAnsi="Verdana"/>
                 <w:b w:val="0"/>
                 <w:sz w:val="16"/>
               </w:rPr>
@@ -8600,7 +8743,7 @@
             <w:r/>
             <w:r>
               <w:rPr>
-                <w:rFonts w:ascii="Arial" w:hAnsi="Arial"/>
+                <w:rFonts w:ascii="Verdana" w:hAnsi="Verdana"/>
                 <w:b w:val="0"/>
                 <w:sz w:val="16"/>
               </w:rPr>
@@ -8609,15 +8752,18 @@
         </w:tc>
       </w:tr>
       <w:tr>
-        <w:tc>
-          <w:tcPr>
-            <w:tcW w:type="dxa" w:w="1514"/>
-          </w:tcPr>
-          <w:p>
-            <w:r/>
-            <w:r>
-              <w:rPr>
-                <w:rFonts w:ascii="Arial" w:hAnsi="Arial"/>
+        <w:trPr>
+          <w:cantSplit/>
+        </w:trPr>
+        <w:tc>
+          <w:tcPr>
+            <w:tcW w:type="dxa" w:w="1514"/>
+          </w:tcPr>
+          <w:p>
+            <w:r/>
+            <w:r>
+              <w:rPr>
+                <w:rFonts w:ascii="Verdana" w:hAnsi="Verdana"/>
                 <w:b w:val="0"/>
                 <w:sz w:val="16"/>
               </w:rPr>
@@ -8633,7 +8779,7 @@
             <w:r/>
             <w:r>
               <w:rPr>
-                <w:rFonts w:ascii="Arial" w:hAnsi="Arial"/>
+                <w:rFonts w:ascii="Verdana" w:hAnsi="Verdana"/>
                 <w:b w:val="0"/>
                 <w:sz w:val="16"/>
               </w:rPr>
@@ -8649,7 +8795,7 @@
             <w:r/>
             <w:r>
               <w:rPr>
-                <w:rFonts w:ascii="Arial" w:hAnsi="Arial"/>
+                <w:rFonts w:ascii="Verdana" w:hAnsi="Verdana"/>
                 <w:b w:val="0"/>
                 <w:sz w:val="16"/>
               </w:rPr>
@@ -8665,7 +8811,7 @@
             <w:r/>
             <w:r>
               <w:rPr>
-                <w:rFonts w:ascii="Arial" w:hAnsi="Arial"/>
+                <w:rFonts w:ascii="Verdana" w:hAnsi="Verdana"/>
                 <w:b w:val="0"/>
                 <w:sz w:val="16"/>
               </w:rPr>
@@ -8681,7 +8827,7 @@
             <w:r/>
             <w:r>
               <w:rPr>
-                <w:rFonts w:ascii="Arial" w:hAnsi="Arial"/>
+                <w:rFonts w:ascii="Verdana" w:hAnsi="Verdana"/>
                 <w:b w:val="0"/>
                 <w:sz w:val="16"/>
               </w:rPr>
@@ -8697,7 +8843,7 @@
             <w:r/>
             <w:r>
               <w:rPr>
-                <w:rFonts w:ascii="Arial" w:hAnsi="Arial"/>
+                <w:rFonts w:ascii="Verdana" w:hAnsi="Verdana"/>
                 <w:b w:val="0"/>
                 <w:sz w:val="16"/>
               </w:rPr>
@@ -8713,7 +8859,7 @@
             <w:r/>
             <w:r>
               <w:rPr>
-                <w:rFonts w:ascii="Arial" w:hAnsi="Arial"/>
+                <w:rFonts w:ascii="Verdana" w:hAnsi="Verdana"/>
                 <w:b w:val="0"/>
                 <w:sz w:val="16"/>
               </w:rPr>
@@ -8729,7 +8875,7 @@
             <w:r/>
             <w:r>
               <w:rPr>
-                <w:rFonts w:ascii="Arial" w:hAnsi="Arial"/>
+                <w:rFonts w:ascii="Verdana" w:hAnsi="Verdana"/>
                 <w:b w:val="0"/>
                 <w:sz w:val="16"/>
               </w:rPr>
@@ -8745,7 +8891,7 @@
             <w:r/>
             <w:r>
               <w:rPr>
-                <w:rFonts w:ascii="Arial" w:hAnsi="Arial"/>
+                <w:rFonts w:ascii="Verdana" w:hAnsi="Verdana"/>
                 <w:b w:val="0"/>
                 <w:sz w:val="16"/>
               </w:rPr>
@@ -8761,7 +8907,7 @@
             <w:r/>
             <w:r>
               <w:rPr>
-                <w:rFonts w:ascii="Arial" w:hAnsi="Arial"/>
+                <w:rFonts w:ascii="Verdana" w:hAnsi="Verdana"/>
                 <w:b w:val="0"/>
                 <w:sz w:val="16"/>
               </w:rPr>
@@ -8770,15 +8916,18 @@
         </w:tc>
       </w:tr>
       <w:tr>
-        <w:tc>
-          <w:tcPr>
-            <w:tcW w:type="dxa" w:w="1514"/>
-          </w:tcPr>
-          <w:p>
-            <w:r/>
-            <w:r>
-              <w:rPr>
-                <w:rFonts w:ascii="Arial" w:hAnsi="Arial"/>
+        <w:trPr>
+          <w:cantSplit/>
+        </w:trPr>
+        <w:tc>
+          <w:tcPr>
+            <w:tcW w:type="dxa" w:w="1514"/>
+          </w:tcPr>
+          <w:p>
+            <w:r/>
+            <w:r>
+              <w:rPr>
+                <w:rFonts w:ascii="Verdana" w:hAnsi="Verdana"/>
                 <w:b w:val="0"/>
                 <w:sz w:val="16"/>
               </w:rPr>
@@ -8794,7 +8943,7 @@
             <w:r/>
             <w:r>
               <w:rPr>
-                <w:rFonts w:ascii="Arial" w:hAnsi="Arial"/>
+                <w:rFonts w:ascii="Verdana" w:hAnsi="Verdana"/>
                 <w:b w:val="0"/>
                 <w:sz w:val="16"/>
               </w:rPr>
@@ -8810,7 +8959,7 @@
             <w:r/>
             <w:r>
               <w:rPr>
-                <w:rFonts w:ascii="Arial" w:hAnsi="Arial"/>
+                <w:rFonts w:ascii="Verdana" w:hAnsi="Verdana"/>
                 <w:b w:val="0"/>
                 <w:sz w:val="16"/>
               </w:rPr>
@@ -8826,7 +8975,7 @@
             <w:r/>
             <w:r>
               <w:rPr>
-                <w:rFonts w:ascii="Arial" w:hAnsi="Arial"/>
+                <w:rFonts w:ascii="Verdana" w:hAnsi="Verdana"/>
                 <w:b w:val="0"/>
                 <w:sz w:val="16"/>
               </w:rPr>
@@ -8842,7 +8991,7 @@
             <w:r/>
             <w:r>
               <w:rPr>
-                <w:rFonts w:ascii="Arial" w:hAnsi="Arial"/>
+                <w:rFonts w:ascii="Verdana" w:hAnsi="Verdana"/>
                 <w:b w:val="0"/>
                 <w:sz w:val="16"/>
               </w:rPr>
@@ -8858,7 +9007,7 @@
             <w:r/>
             <w:r>
               <w:rPr>
-                <w:rFonts w:ascii="Arial" w:hAnsi="Arial"/>
+                <w:rFonts w:ascii="Verdana" w:hAnsi="Verdana"/>
                 <w:b w:val="0"/>
                 <w:sz w:val="16"/>
               </w:rPr>
@@ -8874,7 +9023,7 @@
             <w:r/>
             <w:r>
               <w:rPr>
-                <w:rFonts w:ascii="Arial" w:hAnsi="Arial"/>
+                <w:rFonts w:ascii="Verdana" w:hAnsi="Verdana"/>
                 <w:b w:val="0"/>
                 <w:sz w:val="16"/>
               </w:rPr>
@@ -8890,7 +9039,7 @@
             <w:r/>
             <w:r>
               <w:rPr>
-                <w:rFonts w:ascii="Arial" w:hAnsi="Arial"/>
+                <w:rFonts w:ascii="Verdana" w:hAnsi="Verdana"/>
                 <w:b w:val="0"/>
                 <w:sz w:val="16"/>
               </w:rPr>
@@ -8906,7 +9055,7 @@
             <w:r/>
             <w:r>
               <w:rPr>
-                <w:rFonts w:ascii="Arial" w:hAnsi="Arial"/>
+                <w:rFonts w:ascii="Verdana" w:hAnsi="Verdana"/>
                 <w:b w:val="0"/>
                 <w:sz w:val="16"/>
               </w:rPr>
@@ -8922,7 +9071,7 @@
             <w:r/>
             <w:r>
               <w:rPr>
-                <w:rFonts w:ascii="Arial" w:hAnsi="Arial"/>
+                <w:rFonts w:ascii="Verdana" w:hAnsi="Verdana"/>
                 <w:b w:val="0"/>
                 <w:sz w:val="16"/>
               </w:rPr>
@@ -8931,15 +9080,18 @@
         </w:tc>
       </w:tr>
       <w:tr>
-        <w:tc>
-          <w:tcPr>
-            <w:tcW w:type="dxa" w:w="1514"/>
-          </w:tcPr>
-          <w:p>
-            <w:r/>
-            <w:r>
-              <w:rPr>
-                <w:rFonts w:ascii="Arial" w:hAnsi="Arial"/>
+        <w:trPr>
+          <w:cantSplit/>
+        </w:trPr>
+        <w:tc>
+          <w:tcPr>
+            <w:tcW w:type="dxa" w:w="1514"/>
+          </w:tcPr>
+          <w:p>
+            <w:r/>
+            <w:r>
+              <w:rPr>
+                <w:rFonts w:ascii="Verdana" w:hAnsi="Verdana"/>
                 <w:b w:val="0"/>
                 <w:sz w:val="16"/>
               </w:rPr>
@@ -8955,7 +9107,7 @@
             <w:r/>
             <w:r>
               <w:rPr>
-                <w:rFonts w:ascii="Arial" w:hAnsi="Arial"/>
+                <w:rFonts w:ascii="Verdana" w:hAnsi="Verdana"/>
                 <w:b w:val="0"/>
                 <w:sz w:val="16"/>
               </w:rPr>
@@ -8971,7 +9123,7 @@
             <w:r/>
             <w:r>
               <w:rPr>
-                <w:rFonts w:ascii="Arial" w:hAnsi="Arial"/>
+                <w:rFonts w:ascii="Verdana" w:hAnsi="Verdana"/>
                 <w:b w:val="0"/>
                 <w:sz w:val="16"/>
               </w:rPr>
@@ -8987,7 +9139,7 @@
             <w:r/>
             <w:r>
               <w:rPr>
-                <w:rFonts w:ascii="Arial" w:hAnsi="Arial"/>
+                <w:rFonts w:ascii="Verdana" w:hAnsi="Verdana"/>
                 <w:b w:val="0"/>
                 <w:sz w:val="16"/>
               </w:rPr>
@@ -9003,7 +9155,7 @@
             <w:r/>
             <w:r>
               <w:rPr>
-                <w:rFonts w:ascii="Arial" w:hAnsi="Arial"/>
+                <w:rFonts w:ascii="Verdana" w:hAnsi="Verdana"/>
                 <w:b w:val="0"/>
                 <w:sz w:val="16"/>
               </w:rPr>
@@ -9019,7 +9171,7 @@
             <w:r/>
             <w:r>
               <w:rPr>
-                <w:rFonts w:ascii="Arial" w:hAnsi="Arial"/>
+                <w:rFonts w:ascii="Verdana" w:hAnsi="Verdana"/>
                 <w:b w:val="0"/>
                 <w:sz w:val="16"/>
               </w:rPr>
@@ -9035,7 +9187,7 @@
             <w:r/>
             <w:r>
               <w:rPr>
-                <w:rFonts w:ascii="Arial" w:hAnsi="Arial"/>
+                <w:rFonts w:ascii="Verdana" w:hAnsi="Verdana"/>
                 <w:b w:val="0"/>
                 <w:sz w:val="16"/>
               </w:rPr>
@@ -9051,7 +9203,7 @@
             <w:r/>
             <w:r>
               <w:rPr>
-                <w:rFonts w:ascii="Arial" w:hAnsi="Arial"/>
+                <w:rFonts w:ascii="Verdana" w:hAnsi="Verdana"/>
                 <w:b w:val="0"/>
                 <w:sz w:val="16"/>
               </w:rPr>
@@ -9067,7 +9219,7 @@
             <w:r/>
             <w:r>
               <w:rPr>
-                <w:rFonts w:ascii="Arial" w:hAnsi="Arial"/>
+                <w:rFonts w:ascii="Verdana" w:hAnsi="Verdana"/>
                 <w:b w:val="0"/>
                 <w:sz w:val="16"/>
               </w:rPr>
@@ -9083,7 +9235,7 @@
             <w:r/>
             <w:r>
               <w:rPr>
-                <w:rFonts w:ascii="Arial" w:hAnsi="Arial"/>
+                <w:rFonts w:ascii="Verdana" w:hAnsi="Verdana"/>
                 <w:b w:val="0"/>
                 <w:sz w:val="16"/>
               </w:rPr>
@@ -9092,15 +9244,18 @@
         </w:tc>
       </w:tr>
       <w:tr>
-        <w:tc>
-          <w:tcPr>
-            <w:tcW w:type="dxa" w:w="1514"/>
-          </w:tcPr>
-          <w:p>
-            <w:r/>
-            <w:r>
-              <w:rPr>
-                <w:rFonts w:ascii="Arial" w:hAnsi="Arial"/>
+        <w:trPr>
+          <w:cantSplit/>
+        </w:trPr>
+        <w:tc>
+          <w:tcPr>
+            <w:tcW w:type="dxa" w:w="1514"/>
+          </w:tcPr>
+          <w:p>
+            <w:r/>
+            <w:r>
+              <w:rPr>
+                <w:rFonts w:ascii="Verdana" w:hAnsi="Verdana"/>
                 <w:b w:val="0"/>
                 <w:sz w:val="16"/>
               </w:rPr>
@@ -9116,7 +9271,7 @@
             <w:r/>
             <w:r>
               <w:rPr>
-                <w:rFonts w:ascii="Arial" w:hAnsi="Arial"/>
+                <w:rFonts w:ascii="Verdana" w:hAnsi="Verdana"/>
                 <w:b w:val="0"/>
                 <w:sz w:val="16"/>
               </w:rPr>
@@ -9132,7 +9287,7 @@
             <w:r/>
             <w:r>
               <w:rPr>
-                <w:rFonts w:ascii="Arial" w:hAnsi="Arial"/>
+                <w:rFonts w:ascii="Verdana" w:hAnsi="Verdana"/>
                 <w:b w:val="0"/>
                 <w:sz w:val="16"/>
               </w:rPr>
@@ -9148,7 +9303,7 @@
             <w:r/>
             <w:r>
               <w:rPr>
-                <w:rFonts w:ascii="Arial" w:hAnsi="Arial"/>
+                <w:rFonts w:ascii="Verdana" w:hAnsi="Verdana"/>
                 <w:b w:val="0"/>
                 <w:sz w:val="16"/>
               </w:rPr>
@@ -9164,7 +9319,7 @@
             <w:r/>
             <w:r>
               <w:rPr>
-                <w:rFonts w:ascii="Arial" w:hAnsi="Arial"/>
+                <w:rFonts w:ascii="Verdana" w:hAnsi="Verdana"/>
                 <w:b w:val="0"/>
                 <w:sz w:val="16"/>
               </w:rPr>
@@ -9180,7 +9335,7 @@
             <w:r/>
             <w:r>
               <w:rPr>
-                <w:rFonts w:ascii="Arial" w:hAnsi="Arial"/>
+                <w:rFonts w:ascii="Verdana" w:hAnsi="Verdana"/>
                 <w:b w:val="0"/>
                 <w:sz w:val="16"/>
               </w:rPr>
@@ -9196,7 +9351,7 @@
             <w:r/>
             <w:r>
               <w:rPr>
-                <w:rFonts w:ascii="Arial" w:hAnsi="Arial"/>
+                <w:rFonts w:ascii="Verdana" w:hAnsi="Verdana"/>
                 <w:b w:val="0"/>
                 <w:sz w:val="16"/>
               </w:rPr>
@@ -9212,7 +9367,7 @@
             <w:r/>
             <w:r>
               <w:rPr>
-                <w:rFonts w:ascii="Arial" w:hAnsi="Arial"/>
+                <w:rFonts w:ascii="Verdana" w:hAnsi="Verdana"/>
                 <w:b w:val="0"/>
                 <w:sz w:val="16"/>
               </w:rPr>
@@ -9228,7 +9383,7 @@
             <w:r/>
             <w:r>
               <w:rPr>
-                <w:rFonts w:ascii="Arial" w:hAnsi="Arial"/>
+                <w:rFonts w:ascii="Verdana" w:hAnsi="Verdana"/>
                 <w:b w:val="0"/>
                 <w:sz w:val="16"/>
               </w:rPr>
@@ -9244,7 +9399,7 @@
             <w:r/>
             <w:r>
               <w:rPr>
-                <w:rFonts w:ascii="Arial" w:hAnsi="Arial"/>
+                <w:rFonts w:ascii="Verdana" w:hAnsi="Verdana"/>
                 <w:b w:val="0"/>
                 <w:sz w:val="16"/>
               </w:rPr>
@@ -9253,15 +9408,18 @@
         </w:tc>
       </w:tr>
       <w:tr>
-        <w:tc>
-          <w:tcPr>
-            <w:tcW w:type="dxa" w:w="1514"/>
-          </w:tcPr>
-          <w:p>
-            <w:r/>
-            <w:r>
-              <w:rPr>
-                <w:rFonts w:ascii="Arial" w:hAnsi="Arial"/>
+        <w:trPr>
+          <w:cantSplit/>
+        </w:trPr>
+        <w:tc>
+          <w:tcPr>
+            <w:tcW w:type="dxa" w:w="1514"/>
+          </w:tcPr>
+          <w:p>
+            <w:r/>
+            <w:r>
+              <w:rPr>
+                <w:rFonts w:ascii="Verdana" w:hAnsi="Verdana"/>
                 <w:b w:val="0"/>
                 <w:sz w:val="16"/>
               </w:rPr>
@@ -9277,7 +9435,7 @@
             <w:r/>
             <w:r>
               <w:rPr>
-                <w:rFonts w:ascii="Arial" w:hAnsi="Arial"/>
+                <w:rFonts w:ascii="Verdana" w:hAnsi="Verdana"/>
                 <w:b w:val="0"/>
                 <w:sz w:val="16"/>
               </w:rPr>
@@ -9293,7 +9451,7 @@
             <w:r/>
             <w:r>
               <w:rPr>
-                <w:rFonts w:ascii="Arial" w:hAnsi="Arial"/>
+                <w:rFonts w:ascii="Verdana" w:hAnsi="Verdana"/>
                 <w:b w:val="0"/>
                 <w:sz w:val="16"/>
               </w:rPr>
@@ -9309,7 +9467,7 @@
             <w:r/>
             <w:r>
               <w:rPr>
-                <w:rFonts w:ascii="Arial" w:hAnsi="Arial"/>
+                <w:rFonts w:ascii="Verdana" w:hAnsi="Verdana"/>
                 <w:b w:val="0"/>
                 <w:sz w:val="16"/>
               </w:rPr>
@@ -9325,7 +9483,7 @@
             <w:r/>
             <w:r>
               <w:rPr>
-                <w:rFonts w:ascii="Arial" w:hAnsi="Arial"/>
+                <w:rFonts w:ascii="Verdana" w:hAnsi="Verdana"/>
                 <w:b w:val="0"/>
                 <w:sz w:val="16"/>
               </w:rPr>
@@ -9341,7 +9499,7 @@
             <w:r/>
             <w:r>
               <w:rPr>
-                <w:rFonts w:ascii="Arial" w:hAnsi="Arial"/>
+                <w:rFonts w:ascii="Verdana" w:hAnsi="Verdana"/>
                 <w:b w:val="0"/>
                 <w:sz w:val="16"/>
               </w:rPr>
@@ -9357,7 +9515,7 @@
             <w:r/>
             <w:r>
               <w:rPr>
-                <w:rFonts w:ascii="Arial" w:hAnsi="Arial"/>
+                <w:rFonts w:ascii="Verdana" w:hAnsi="Verdana"/>
                 <w:b w:val="0"/>
                 <w:sz w:val="16"/>
               </w:rPr>
@@ -9373,7 +9531,7 @@
             <w:r/>
             <w:r>
               <w:rPr>
-                <w:rFonts w:ascii="Arial" w:hAnsi="Arial"/>
+                <w:rFonts w:ascii="Verdana" w:hAnsi="Verdana"/>
                 <w:b w:val="0"/>
                 <w:sz w:val="16"/>
               </w:rPr>
@@ -9389,7 +9547,7 @@
             <w:r/>
             <w:r>
               <w:rPr>
-                <w:rFonts w:ascii="Arial" w:hAnsi="Arial"/>
+                <w:rFonts w:ascii="Verdana" w:hAnsi="Verdana"/>
                 <w:b w:val="0"/>
                 <w:sz w:val="16"/>
               </w:rPr>
@@ -9405,7 +9563,7 @@
             <w:r/>
             <w:r>
               <w:rPr>
-                <w:rFonts w:ascii="Arial" w:hAnsi="Arial"/>
+                <w:rFonts w:ascii="Verdana" w:hAnsi="Verdana"/>
                 <w:b w:val="0"/>
                 <w:sz w:val="16"/>
               </w:rPr>
@@ -9414,15 +9572,18 @@
         </w:tc>
       </w:tr>
       <w:tr>
-        <w:tc>
-          <w:tcPr>
-            <w:tcW w:type="dxa" w:w="1514"/>
-          </w:tcPr>
-          <w:p>
-            <w:r/>
-            <w:r>
-              <w:rPr>
-                <w:rFonts w:ascii="Arial" w:hAnsi="Arial"/>
+        <w:trPr>
+          <w:cantSplit/>
+        </w:trPr>
+        <w:tc>
+          <w:tcPr>
+            <w:tcW w:type="dxa" w:w="1514"/>
+          </w:tcPr>
+          <w:p>
+            <w:r/>
+            <w:r>
+              <w:rPr>
+                <w:rFonts w:ascii="Verdana" w:hAnsi="Verdana"/>
                 <w:b w:val="0"/>
                 <w:sz w:val="16"/>
               </w:rPr>
@@ -9438,7 +9599,7 @@
             <w:r/>
             <w:r>
               <w:rPr>
-                <w:rFonts w:ascii="Arial" w:hAnsi="Arial"/>
+                <w:rFonts w:ascii="Verdana" w:hAnsi="Verdana"/>
                 <w:b w:val="0"/>
                 <w:sz w:val="16"/>
               </w:rPr>
@@ -9454,7 +9615,7 @@
             <w:r/>
             <w:r>
               <w:rPr>
-                <w:rFonts w:ascii="Arial" w:hAnsi="Arial"/>
+                <w:rFonts w:ascii="Verdana" w:hAnsi="Verdana"/>
                 <w:b w:val="0"/>
                 <w:sz w:val="16"/>
               </w:rPr>
@@ -9470,7 +9631,7 @@
             <w:r/>
             <w:r>
               <w:rPr>
-                <w:rFonts w:ascii="Arial" w:hAnsi="Arial"/>
+                <w:rFonts w:ascii="Verdana" w:hAnsi="Verdana"/>
                 <w:b w:val="0"/>
                 <w:sz w:val="16"/>
               </w:rPr>
@@ -9486,7 +9647,7 @@
             <w:r/>
             <w:r>
               <w:rPr>
-                <w:rFonts w:ascii="Arial" w:hAnsi="Arial"/>
+                <w:rFonts w:ascii="Verdana" w:hAnsi="Verdana"/>
                 <w:b w:val="0"/>
                 <w:sz w:val="16"/>
               </w:rPr>
@@ -9502,7 +9663,7 @@
             <w:r/>
             <w:r>
               <w:rPr>
-                <w:rFonts w:ascii="Arial" w:hAnsi="Arial"/>
+                <w:rFonts w:ascii="Verdana" w:hAnsi="Verdana"/>
                 <w:b w:val="0"/>
                 <w:sz w:val="16"/>
               </w:rPr>
@@ -9518,7 +9679,7 @@
             <w:r/>
             <w:r>
               <w:rPr>
-                <w:rFonts w:ascii="Arial" w:hAnsi="Arial"/>
+                <w:rFonts w:ascii="Verdana" w:hAnsi="Verdana"/>
                 <w:b w:val="0"/>
                 <w:sz w:val="16"/>
               </w:rPr>
@@ -9534,7 +9695,7 @@
             <w:r/>
             <w:r>
               <w:rPr>
-                <w:rFonts w:ascii="Arial" w:hAnsi="Arial"/>
+                <w:rFonts w:ascii="Verdana" w:hAnsi="Verdana"/>
                 <w:b w:val="0"/>
                 <w:sz w:val="16"/>
               </w:rPr>
@@ -9550,7 +9711,7 @@
             <w:r/>
             <w:r>
               <w:rPr>
-                <w:rFonts w:ascii="Arial" w:hAnsi="Arial"/>
+                <w:rFonts w:ascii="Verdana" w:hAnsi="Verdana"/>
                 <w:b w:val="0"/>
                 <w:sz w:val="16"/>
               </w:rPr>
@@ -9566,7 +9727,7 @@
             <w:r/>
             <w:r>
               <w:rPr>
-                <w:rFonts w:ascii="Arial" w:hAnsi="Arial"/>
+                <w:rFonts w:ascii="Verdana" w:hAnsi="Verdana"/>
                 <w:b w:val="0"/>
                 <w:sz w:val="16"/>
               </w:rPr>
@@ -9575,15 +9736,18 @@
         </w:tc>
       </w:tr>
       <w:tr>
-        <w:tc>
-          <w:tcPr>
-            <w:tcW w:type="dxa" w:w="1514"/>
-          </w:tcPr>
-          <w:p>
-            <w:r/>
-            <w:r>
-              <w:rPr>
-                <w:rFonts w:ascii="Arial" w:hAnsi="Arial"/>
+        <w:trPr>
+          <w:cantSplit/>
+        </w:trPr>
+        <w:tc>
+          <w:tcPr>
+            <w:tcW w:type="dxa" w:w="1514"/>
+          </w:tcPr>
+          <w:p>
+            <w:r/>
+            <w:r>
+              <w:rPr>
+                <w:rFonts w:ascii="Verdana" w:hAnsi="Verdana"/>
                 <w:b w:val="0"/>
                 <w:sz w:val="16"/>
               </w:rPr>
@@ -9599,7 +9763,7 @@
             <w:r/>
             <w:r>
               <w:rPr>
-                <w:rFonts w:ascii="Arial" w:hAnsi="Arial"/>
+                <w:rFonts w:ascii="Verdana" w:hAnsi="Verdana"/>
                 <w:b w:val="0"/>
                 <w:sz w:val="16"/>
               </w:rPr>
@@ -9615,7 +9779,7 @@
             <w:r/>
             <w:r>
               <w:rPr>
-                <w:rFonts w:ascii="Arial" w:hAnsi="Arial"/>
+                <w:rFonts w:ascii="Verdana" w:hAnsi="Verdana"/>
                 <w:b w:val="0"/>
                 <w:sz w:val="16"/>
               </w:rPr>
@@ -9631,7 +9795,7 @@
             <w:r/>
             <w:r>
               <w:rPr>
-                <w:rFonts w:ascii="Arial" w:hAnsi="Arial"/>
+                <w:rFonts w:ascii="Verdana" w:hAnsi="Verdana"/>
                 <w:b w:val="0"/>
                 <w:sz w:val="16"/>
               </w:rPr>
@@ -9647,7 +9811,7 @@
             <w:r/>
             <w:r>
               <w:rPr>
-                <w:rFonts w:ascii="Arial" w:hAnsi="Arial"/>
+                <w:rFonts w:ascii="Verdana" w:hAnsi="Verdana"/>
                 <w:b w:val="0"/>
                 <w:sz w:val="16"/>
               </w:rPr>
@@ -9663,7 +9827,7 @@
             <w:r/>
             <w:r>
               <w:rPr>
-                <w:rFonts w:ascii="Arial" w:hAnsi="Arial"/>
+                <w:rFonts w:ascii="Verdana" w:hAnsi="Verdana"/>
                 <w:b w:val="0"/>
                 <w:sz w:val="16"/>
               </w:rPr>
@@ -9679,7 +9843,7 @@
             <w:r/>
             <w:r>
               <w:rPr>
-                <w:rFonts w:ascii="Arial" w:hAnsi="Arial"/>
+                <w:rFonts w:ascii="Verdana" w:hAnsi="Verdana"/>
                 <w:b w:val="0"/>
                 <w:sz w:val="16"/>
               </w:rPr>
@@ -9695,7 +9859,7 @@
             <w:r/>
             <w:r>
               <w:rPr>
-                <w:rFonts w:ascii="Arial" w:hAnsi="Arial"/>
+                <w:rFonts w:ascii="Verdana" w:hAnsi="Verdana"/>
                 <w:b w:val="0"/>
                 <w:sz w:val="16"/>
               </w:rPr>
@@ -9711,7 +9875,7 @@
             <w:r/>
             <w:r>
               <w:rPr>
-                <w:rFonts w:ascii="Arial" w:hAnsi="Arial"/>
+                <w:rFonts w:ascii="Verdana" w:hAnsi="Verdana"/>
                 <w:b w:val="0"/>
                 <w:sz w:val="16"/>
               </w:rPr>
@@ -9727,7 +9891,7 @@
             <w:r/>
             <w:r>
               <w:rPr>
-                <w:rFonts w:ascii="Arial" w:hAnsi="Arial"/>
+                <w:rFonts w:ascii="Verdana" w:hAnsi="Verdana"/>
                 <w:b w:val="0"/>
                 <w:sz w:val="16"/>
               </w:rPr>
@@ -9736,15 +9900,18 @@
         </w:tc>
       </w:tr>
       <w:tr>
-        <w:tc>
-          <w:tcPr>
-            <w:tcW w:type="dxa" w:w="1514"/>
-          </w:tcPr>
-          <w:p>
-            <w:r/>
-            <w:r>
-              <w:rPr>
-                <w:rFonts w:ascii="Arial" w:hAnsi="Arial"/>
+        <w:trPr>
+          <w:cantSplit/>
+        </w:trPr>
+        <w:tc>
+          <w:tcPr>
+            <w:tcW w:type="dxa" w:w="1514"/>
+          </w:tcPr>
+          <w:p>
+            <w:r/>
+            <w:r>
+              <w:rPr>
+                <w:rFonts w:ascii="Verdana" w:hAnsi="Verdana"/>
                 <w:b w:val="0"/>
                 <w:sz w:val="16"/>
               </w:rPr>
@@ -9760,7 +9927,7 @@
             <w:r/>
             <w:r>
               <w:rPr>
-                <w:rFonts w:ascii="Arial" w:hAnsi="Arial"/>
+                <w:rFonts w:ascii="Verdana" w:hAnsi="Verdana"/>
                 <w:b w:val="0"/>
                 <w:sz w:val="16"/>
               </w:rPr>
@@ -9776,7 +9943,7 @@
             <w:r/>
             <w:r>
               <w:rPr>
-                <w:rFonts w:ascii="Arial" w:hAnsi="Arial"/>
+                <w:rFonts w:ascii="Verdana" w:hAnsi="Verdana"/>
                 <w:b w:val="0"/>
                 <w:sz w:val="16"/>
               </w:rPr>
@@ -9792,7 +9959,7 @@
             <w:r/>
             <w:r>
               <w:rPr>
-                <w:rFonts w:ascii="Arial" w:hAnsi="Arial"/>
+                <w:rFonts w:ascii="Verdana" w:hAnsi="Verdana"/>
                 <w:b w:val="0"/>
                 <w:sz w:val="16"/>
               </w:rPr>
@@ -9808,7 +9975,7 @@
             <w:r/>
             <w:r>
               <w:rPr>
-                <w:rFonts w:ascii="Arial" w:hAnsi="Arial"/>
+                <w:rFonts w:ascii="Verdana" w:hAnsi="Verdana"/>
                 <w:b w:val="0"/>
                 <w:sz w:val="16"/>
               </w:rPr>
@@ -9824,7 +9991,7 @@
             <w:r/>
             <w:r>
               <w:rPr>
-                <w:rFonts w:ascii="Arial" w:hAnsi="Arial"/>
+                <w:rFonts w:ascii="Verdana" w:hAnsi="Verdana"/>
                 <w:b w:val="0"/>
                 <w:sz w:val="16"/>
               </w:rPr>
@@ -9840,7 +10007,7 @@
             <w:r/>
             <w:r>
               <w:rPr>
-                <w:rFonts w:ascii="Arial" w:hAnsi="Arial"/>
+                <w:rFonts w:ascii="Verdana" w:hAnsi="Verdana"/>
                 <w:b w:val="0"/>
                 <w:sz w:val="16"/>
               </w:rPr>
@@ -9856,7 +10023,7 @@
             <w:r/>
             <w:r>
               <w:rPr>
-                <w:rFonts w:ascii="Arial" w:hAnsi="Arial"/>
+                <w:rFonts w:ascii="Verdana" w:hAnsi="Verdana"/>
                 <w:b w:val="0"/>
                 <w:sz w:val="16"/>
               </w:rPr>
@@ -9872,7 +10039,7 @@
             <w:r/>
             <w:r>
               <w:rPr>
-                <w:rFonts w:ascii="Arial" w:hAnsi="Arial"/>
+                <w:rFonts w:ascii="Verdana" w:hAnsi="Verdana"/>
                 <w:b w:val="0"/>
                 <w:sz w:val="16"/>
               </w:rPr>
@@ -9888,7 +10055,7 @@
             <w:r/>
             <w:r>
               <w:rPr>
-                <w:rFonts w:ascii="Arial" w:hAnsi="Arial"/>
+                <w:rFonts w:ascii="Verdana" w:hAnsi="Verdana"/>
                 <w:b w:val="0"/>
                 <w:sz w:val="16"/>
               </w:rPr>
@@ -9897,15 +10064,18 @@
         </w:tc>
       </w:tr>
       <w:tr>
-        <w:tc>
-          <w:tcPr>
-            <w:tcW w:type="dxa" w:w="1514"/>
-          </w:tcPr>
-          <w:p>
-            <w:r/>
-            <w:r>
-              <w:rPr>
-                <w:rFonts w:ascii="Arial" w:hAnsi="Arial"/>
+        <w:trPr>
+          <w:cantSplit/>
+        </w:trPr>
+        <w:tc>
+          <w:tcPr>
+            <w:tcW w:type="dxa" w:w="1514"/>
+          </w:tcPr>
+          <w:p>
+            <w:r/>
+            <w:r>
+              <w:rPr>
+                <w:rFonts w:ascii="Verdana" w:hAnsi="Verdana"/>
                 <w:b w:val="0"/>
                 <w:sz w:val="16"/>
               </w:rPr>
@@ -9921,7 +10091,7 @@
             <w:r/>
             <w:r>
               <w:rPr>
-                <w:rFonts w:ascii="Arial" w:hAnsi="Arial"/>
+                <w:rFonts w:ascii="Verdana" w:hAnsi="Verdana"/>
                 <w:b w:val="0"/>
                 <w:sz w:val="16"/>
               </w:rPr>
@@ -9937,7 +10107,7 @@
             <w:r/>
             <w:r>
               <w:rPr>
-                <w:rFonts w:ascii="Arial" w:hAnsi="Arial"/>
+                <w:rFonts w:ascii="Verdana" w:hAnsi="Verdana"/>
                 <w:b w:val="0"/>
                 <w:sz w:val="16"/>
               </w:rPr>
@@ -9953,7 +10123,7 @@
             <w:r/>
             <w:r>
               <w:rPr>
-                <w:rFonts w:ascii="Arial" w:hAnsi="Arial"/>
+                <w:rFonts w:ascii="Verdana" w:hAnsi="Verdana"/>
                 <w:b w:val="0"/>
                 <w:sz w:val="16"/>
               </w:rPr>
@@ -9969,7 +10139,7 @@
             <w:r/>
             <w:r>
               <w:rPr>
-                <w:rFonts w:ascii="Arial" w:hAnsi="Arial"/>
+                <w:rFonts w:ascii="Verdana" w:hAnsi="Verdana"/>
                 <w:b w:val="0"/>
                 <w:sz w:val="16"/>
               </w:rPr>
@@ -9985,7 +10155,7 @@
             <w:r/>
             <w:r>
               <w:rPr>
-                <w:rFonts w:ascii="Arial" w:hAnsi="Arial"/>
+                <w:rFonts w:ascii="Verdana" w:hAnsi="Verdana"/>
                 <w:b w:val="0"/>
                 <w:sz w:val="16"/>
               </w:rPr>
@@ -10001,7 +10171,7 @@
             <w:r/>
             <w:r>
               <w:rPr>
-                <w:rFonts w:ascii="Arial" w:hAnsi="Arial"/>
+                <w:rFonts w:ascii="Verdana" w:hAnsi="Verdana"/>
                 <w:b w:val="0"/>
                 <w:sz w:val="16"/>
               </w:rPr>
@@ -10017,7 +10187,7 @@
             <w:r/>
             <w:r>
               <w:rPr>
-                <w:rFonts w:ascii="Arial" w:hAnsi="Arial"/>
+                <w:rFonts w:ascii="Verdana" w:hAnsi="Verdana"/>
                 <w:b w:val="0"/>
                 <w:sz w:val="16"/>
               </w:rPr>
@@ -10033,7 +10203,7 @@
             <w:r/>
             <w:r>
               <w:rPr>
-                <w:rFonts w:ascii="Arial" w:hAnsi="Arial"/>
+                <w:rFonts w:ascii="Verdana" w:hAnsi="Verdana"/>
                 <w:b w:val="0"/>
                 <w:sz w:val="16"/>
               </w:rPr>
@@ -10049,7 +10219,7 @@
             <w:r/>
             <w:r>
               <w:rPr>
-                <w:rFonts w:ascii="Arial" w:hAnsi="Arial"/>
+                <w:rFonts w:ascii="Verdana" w:hAnsi="Verdana"/>
                 <w:b w:val="0"/>
                 <w:sz w:val="16"/>
               </w:rPr>
@@ -10058,15 +10228,18 @@
         </w:tc>
       </w:tr>
       <w:tr>
-        <w:tc>
-          <w:tcPr>
-            <w:tcW w:type="dxa" w:w="1514"/>
-          </w:tcPr>
-          <w:p>
-            <w:r/>
-            <w:r>
-              <w:rPr>
-                <w:rFonts w:ascii="Arial" w:hAnsi="Arial"/>
+        <w:trPr>
+          <w:cantSplit/>
+        </w:trPr>
+        <w:tc>
+          <w:tcPr>
+            <w:tcW w:type="dxa" w:w="1514"/>
+          </w:tcPr>
+          <w:p>
+            <w:r/>
+            <w:r>
+              <w:rPr>
+                <w:rFonts w:ascii="Verdana" w:hAnsi="Verdana"/>
                 <w:b w:val="0"/>
                 <w:sz w:val="16"/>
               </w:rPr>
@@ -10082,7 +10255,7 @@
             <w:r/>
             <w:r>
               <w:rPr>
-                <w:rFonts w:ascii="Arial" w:hAnsi="Arial"/>
+                <w:rFonts w:ascii="Verdana" w:hAnsi="Verdana"/>
                 <w:b w:val="0"/>
                 <w:sz w:val="16"/>
               </w:rPr>
@@ -10098,7 +10271,7 @@
             <w:r/>
             <w:r>
               <w:rPr>
-                <w:rFonts w:ascii="Arial" w:hAnsi="Arial"/>
+                <w:rFonts w:ascii="Verdana" w:hAnsi="Verdana"/>
                 <w:b w:val="0"/>
                 <w:sz w:val="16"/>
               </w:rPr>
@@ -10114,7 +10287,7 @@
             <w:r/>
             <w:r>
               <w:rPr>
-                <w:rFonts w:ascii="Arial" w:hAnsi="Arial"/>
+                <w:rFonts w:ascii="Verdana" w:hAnsi="Verdana"/>
                 <w:b w:val="0"/>
                 <w:sz w:val="16"/>
               </w:rPr>
@@ -10130,7 +10303,7 @@
             <w:r/>
             <w:r>
               <w:rPr>
-                <w:rFonts w:ascii="Arial" w:hAnsi="Arial"/>
+                <w:rFonts w:ascii="Verdana" w:hAnsi="Verdana"/>
                 <w:b w:val="0"/>
                 <w:sz w:val="16"/>
               </w:rPr>
@@ -10146,7 +10319,7 @@
             <w:r/>
             <w:r>
               <w:rPr>
-                <w:rFonts w:ascii="Arial" w:hAnsi="Arial"/>
+                <w:rFonts w:ascii="Verdana" w:hAnsi="Verdana"/>
                 <w:b w:val="0"/>
                 <w:sz w:val="16"/>
               </w:rPr>
@@ -10162,7 +10335,7 @@
             <w:r/>
             <w:r>
               <w:rPr>
-                <w:rFonts w:ascii="Arial" w:hAnsi="Arial"/>
+                <w:rFonts w:ascii="Verdana" w:hAnsi="Verdana"/>
                 <w:b w:val="0"/>
                 <w:sz w:val="16"/>
               </w:rPr>
@@ -10178,7 +10351,7 @@
             <w:r/>
             <w:r>
               <w:rPr>
-                <w:rFonts w:ascii="Arial" w:hAnsi="Arial"/>
+                <w:rFonts w:ascii="Verdana" w:hAnsi="Verdana"/>
                 <w:b w:val="0"/>
                 <w:sz w:val="16"/>
               </w:rPr>
@@ -10194,7 +10367,7 @@
             <w:r/>
             <w:r>
               <w:rPr>
-                <w:rFonts w:ascii="Arial" w:hAnsi="Arial"/>
+                <w:rFonts w:ascii="Verdana" w:hAnsi="Verdana"/>
                 <w:b w:val="0"/>
                 <w:sz w:val="16"/>
               </w:rPr>
@@ -10210,7 +10383,7 @@
             <w:r/>
             <w:r>
               <w:rPr>
-                <w:rFonts w:ascii="Arial" w:hAnsi="Arial"/>
+                <w:rFonts w:ascii="Verdana" w:hAnsi="Verdana"/>
                 <w:b w:val="0"/>
                 <w:sz w:val="16"/>
               </w:rPr>
@@ -10219,15 +10392,18 @@
         </w:tc>
       </w:tr>
       <w:tr>
-        <w:tc>
-          <w:tcPr>
-            <w:tcW w:type="dxa" w:w="1514"/>
-          </w:tcPr>
-          <w:p>
-            <w:r/>
-            <w:r>
-              <w:rPr>
-                <w:rFonts w:ascii="Arial" w:hAnsi="Arial"/>
+        <w:trPr>
+          <w:cantSplit/>
+        </w:trPr>
+        <w:tc>
+          <w:tcPr>
+            <w:tcW w:type="dxa" w:w="1514"/>
+          </w:tcPr>
+          <w:p>
+            <w:r/>
+            <w:r>
+              <w:rPr>
+                <w:rFonts w:ascii="Verdana" w:hAnsi="Verdana"/>
                 <w:b w:val="0"/>
                 <w:sz w:val="16"/>
               </w:rPr>
@@ -10243,7 +10419,7 @@
             <w:r/>
             <w:r>
               <w:rPr>
-                <w:rFonts w:ascii="Arial" w:hAnsi="Arial"/>
+                <w:rFonts w:ascii="Verdana" w:hAnsi="Verdana"/>
                 <w:b w:val="0"/>
                 <w:sz w:val="16"/>
               </w:rPr>
@@ -10259,7 +10435,7 @@
             <w:r/>
             <w:r>
               <w:rPr>
-                <w:rFonts w:ascii="Arial" w:hAnsi="Arial"/>
+                <w:rFonts w:ascii="Verdana" w:hAnsi="Verdana"/>
                 <w:b w:val="0"/>
                 <w:sz w:val="16"/>
               </w:rPr>
@@ -10275,7 +10451,7 @@
             <w:r/>
             <w:r>
               <w:rPr>
-                <w:rFonts w:ascii="Arial" w:hAnsi="Arial"/>
+                <w:rFonts w:ascii="Verdana" w:hAnsi="Verdana"/>
                 <w:b w:val="0"/>
                 <w:sz w:val="16"/>
               </w:rPr>
@@ -10291,7 +10467,7 @@
             <w:r/>
             <w:r>
               <w:rPr>
-                <w:rFonts w:ascii="Arial" w:hAnsi="Arial"/>
+                <w:rFonts w:ascii="Verdana" w:hAnsi="Verdana"/>
                 <w:b w:val="0"/>
                 <w:sz w:val="16"/>
               </w:rPr>
@@ -10307,7 +10483,7 @@
             <w:r/>
             <w:r>
               <w:rPr>
-                <w:rFonts w:ascii="Arial" w:hAnsi="Arial"/>
+                <w:rFonts w:ascii="Verdana" w:hAnsi="Verdana"/>
                 <w:b w:val="0"/>
                 <w:sz w:val="16"/>
               </w:rPr>
@@ -10323,7 +10499,7 @@
             <w:r/>
             <w:r>
               <w:rPr>
-                <w:rFonts w:ascii="Arial" w:hAnsi="Arial"/>
+                <w:rFonts w:ascii="Verdana" w:hAnsi="Verdana"/>
                 <w:b w:val="0"/>
                 <w:sz w:val="16"/>
               </w:rPr>
@@ -10339,7 +10515,7 @@
             <w:r/>
             <w:r>
               <w:rPr>
-                <w:rFonts w:ascii="Arial" w:hAnsi="Arial"/>
+                <w:rFonts w:ascii="Verdana" w:hAnsi="Verdana"/>
                 <w:b w:val="0"/>
                 <w:sz w:val="16"/>
               </w:rPr>
@@ -10355,7 +10531,7 @@
             <w:r/>
             <w:r>
               <w:rPr>
-                <w:rFonts w:ascii="Arial" w:hAnsi="Arial"/>
+                <w:rFonts w:ascii="Verdana" w:hAnsi="Verdana"/>
                 <w:b w:val="0"/>
                 <w:sz w:val="16"/>
               </w:rPr>
@@ -10371,7 +10547,7 @@
             <w:r/>
             <w:r>
               <w:rPr>
-                <w:rFonts w:ascii="Arial" w:hAnsi="Arial"/>
+                <w:rFonts w:ascii="Verdana" w:hAnsi="Verdana"/>
                 <w:b w:val="0"/>
                 <w:sz w:val="16"/>
               </w:rPr>
@@ -10380,15 +10556,18 @@
         </w:tc>
       </w:tr>
       <w:tr>
-        <w:tc>
-          <w:tcPr>
-            <w:tcW w:type="dxa" w:w="1514"/>
-          </w:tcPr>
-          <w:p>
-            <w:r/>
-            <w:r>
-              <w:rPr>
-                <w:rFonts w:ascii="Arial" w:hAnsi="Arial"/>
+        <w:trPr>
+          <w:cantSplit/>
+        </w:trPr>
+        <w:tc>
+          <w:tcPr>
+            <w:tcW w:type="dxa" w:w="1514"/>
+          </w:tcPr>
+          <w:p>
+            <w:r/>
+            <w:r>
+              <w:rPr>
+                <w:rFonts w:ascii="Verdana" w:hAnsi="Verdana"/>
                 <w:b w:val="0"/>
                 <w:sz w:val="16"/>
               </w:rPr>
@@ -10404,7 +10583,7 @@
             <w:r/>
             <w:r>
               <w:rPr>
-                <w:rFonts w:ascii="Arial" w:hAnsi="Arial"/>
+                <w:rFonts w:ascii="Verdana" w:hAnsi="Verdana"/>
                 <w:b w:val="0"/>
                 <w:sz w:val="16"/>
               </w:rPr>
@@ -10420,7 +10599,7 @@
             <w:r/>
             <w:r>
               <w:rPr>
-                <w:rFonts w:ascii="Arial" w:hAnsi="Arial"/>
+                <w:rFonts w:ascii="Verdana" w:hAnsi="Verdana"/>
                 <w:b w:val="0"/>
                 <w:sz w:val="16"/>
               </w:rPr>
@@ -10436,7 +10615,7 @@
             <w:r/>
             <w:r>
               <w:rPr>
-                <w:rFonts w:ascii="Arial" w:hAnsi="Arial"/>
+                <w:rFonts w:ascii="Verdana" w:hAnsi="Verdana"/>
                 <w:b w:val="0"/>
                 <w:sz w:val="16"/>
               </w:rPr>
@@ -10452,7 +10631,7 @@
             <w:r/>
             <w:r>
               <w:rPr>
-                <w:rFonts w:ascii="Arial" w:hAnsi="Arial"/>
+                <w:rFonts w:ascii="Verdana" w:hAnsi="Verdana"/>
                 <w:b w:val="0"/>
                 <w:sz w:val="16"/>
               </w:rPr>
@@ -10468,7 +10647,7 @@
             <w:r/>
             <w:r>
               <w:rPr>
-                <w:rFonts w:ascii="Arial" w:hAnsi="Arial"/>
+                <w:rFonts w:ascii="Verdana" w:hAnsi="Verdana"/>
                 <w:b w:val="0"/>
                 <w:sz w:val="16"/>
               </w:rPr>
@@ -10484,7 +10663,7 @@
             <w:r/>
             <w:r>
               <w:rPr>
-                <w:rFonts w:ascii="Arial" w:hAnsi="Arial"/>
+                <w:rFonts w:ascii="Verdana" w:hAnsi="Verdana"/>
                 <w:b w:val="0"/>
                 <w:sz w:val="16"/>
               </w:rPr>
@@ -10500,7 +10679,7 @@
             <w:r/>
             <w:r>
               <w:rPr>
-                <w:rFonts w:ascii="Arial" w:hAnsi="Arial"/>
+                <w:rFonts w:ascii="Verdana" w:hAnsi="Verdana"/>
                 <w:b w:val="0"/>
                 <w:sz w:val="16"/>
               </w:rPr>
@@ -10516,7 +10695,7 @@
             <w:r/>
             <w:r>
               <w:rPr>
-                <w:rFonts w:ascii="Arial" w:hAnsi="Arial"/>
+                <w:rFonts w:ascii="Verdana" w:hAnsi="Verdana"/>
                 <w:b w:val="0"/>
                 <w:sz w:val="16"/>
               </w:rPr>
@@ -10532,7 +10711,7 @@
             <w:r/>
             <w:r>
               <w:rPr>
-                <w:rFonts w:ascii="Arial" w:hAnsi="Arial"/>
+                <w:rFonts w:ascii="Verdana" w:hAnsi="Verdana"/>
                 <w:b w:val="0"/>
                 <w:sz w:val="16"/>
               </w:rPr>
@@ -10541,15 +10720,18 @@
         </w:tc>
       </w:tr>
       <w:tr>
-        <w:tc>
-          <w:tcPr>
-            <w:tcW w:type="dxa" w:w="1514"/>
-          </w:tcPr>
-          <w:p>
-            <w:r/>
-            <w:r>
-              <w:rPr>
-                <w:rFonts w:ascii="Arial" w:hAnsi="Arial"/>
+        <w:trPr>
+          <w:cantSplit/>
+        </w:trPr>
+        <w:tc>
+          <w:tcPr>
+            <w:tcW w:type="dxa" w:w="1514"/>
+          </w:tcPr>
+          <w:p>
+            <w:r/>
+            <w:r>
+              <w:rPr>
+                <w:rFonts w:ascii="Verdana" w:hAnsi="Verdana"/>
                 <w:b w:val="0"/>
                 <w:sz w:val="16"/>
               </w:rPr>
@@ -10565,7 +10747,7 @@
             <w:r/>
             <w:r>
               <w:rPr>
-                <w:rFonts w:ascii="Arial" w:hAnsi="Arial"/>
+                <w:rFonts w:ascii="Verdana" w:hAnsi="Verdana"/>
                 <w:b w:val="0"/>
                 <w:sz w:val="16"/>
               </w:rPr>
@@ -10581,7 +10763,7 @@
             <w:r/>
             <w:r>
               <w:rPr>
-                <w:rFonts w:ascii="Arial" w:hAnsi="Arial"/>
+                <w:rFonts w:ascii="Verdana" w:hAnsi="Verdana"/>
                 <w:b w:val="0"/>
                 <w:sz w:val="16"/>
               </w:rPr>
@@ -10597,7 +10779,7 @@
             <w:r/>
             <w:r>
               <w:rPr>
-                <w:rFonts w:ascii="Arial" w:hAnsi="Arial"/>
+                <w:rFonts w:ascii="Verdana" w:hAnsi="Verdana"/>
                 <w:b w:val="0"/>
                 <w:sz w:val="16"/>
               </w:rPr>
@@ -10613,7 +10795,7 @@
             <w:r/>
             <w:r>
               <w:rPr>
-                <w:rFonts w:ascii="Arial" w:hAnsi="Arial"/>
+                <w:rFonts w:ascii="Verdana" w:hAnsi="Verdana"/>
                 <w:b w:val="0"/>
                 <w:sz w:val="16"/>
               </w:rPr>
@@ -10629,7 +10811,7 @@
             <w:r/>
             <w:r>
               <w:rPr>
-                <w:rFonts w:ascii="Arial" w:hAnsi="Arial"/>
+                <w:rFonts w:ascii="Verdana" w:hAnsi="Verdana"/>
                 <w:b w:val="0"/>
                 <w:sz w:val="16"/>
               </w:rPr>
@@ -10645,7 +10827,7 @@
             <w:r/>
             <w:r>
               <w:rPr>
-                <w:rFonts w:ascii="Arial" w:hAnsi="Arial"/>
+                <w:rFonts w:ascii="Verdana" w:hAnsi="Verdana"/>
                 <w:b w:val="0"/>
                 <w:sz w:val="16"/>
               </w:rPr>
@@ -10661,7 +10843,7 @@
             <w:r/>
             <w:r>
               <w:rPr>
-                <w:rFonts w:ascii="Arial" w:hAnsi="Arial"/>
+                <w:rFonts w:ascii="Verdana" w:hAnsi="Verdana"/>
                 <w:b w:val="0"/>
                 <w:sz w:val="16"/>
               </w:rPr>
@@ -10677,7 +10859,7 @@
             <w:r/>
             <w:r>
               <w:rPr>
-                <w:rFonts w:ascii="Arial" w:hAnsi="Arial"/>
+                <w:rFonts w:ascii="Verdana" w:hAnsi="Verdana"/>
                 <w:b w:val="0"/>
                 <w:sz w:val="16"/>
               </w:rPr>
@@ -10693,7 +10875,7 @@
             <w:r/>
             <w:r>
               <w:rPr>
-                <w:rFonts w:ascii="Arial" w:hAnsi="Arial"/>
+                <w:rFonts w:ascii="Verdana" w:hAnsi="Verdana"/>
                 <w:b w:val="0"/>
                 <w:sz w:val="16"/>
               </w:rPr>
@@ -10702,15 +10884,18 @@
         </w:tc>
       </w:tr>
       <w:tr>
-        <w:tc>
-          <w:tcPr>
-            <w:tcW w:type="dxa" w:w="1514"/>
-          </w:tcPr>
-          <w:p>
-            <w:r/>
-            <w:r>
-              <w:rPr>
-                <w:rFonts w:ascii="Arial" w:hAnsi="Arial"/>
+        <w:trPr>
+          <w:cantSplit/>
+        </w:trPr>
+        <w:tc>
+          <w:tcPr>
+            <w:tcW w:type="dxa" w:w="1514"/>
+          </w:tcPr>
+          <w:p>
+            <w:r/>
+            <w:r>
+              <w:rPr>
+                <w:rFonts w:ascii="Verdana" w:hAnsi="Verdana"/>
                 <w:b w:val="0"/>
                 <w:sz w:val="16"/>
               </w:rPr>
@@ -10726,7 +10911,7 @@
             <w:r/>
             <w:r>
               <w:rPr>
-                <w:rFonts w:ascii="Arial" w:hAnsi="Arial"/>
+                <w:rFonts w:ascii="Verdana" w:hAnsi="Verdana"/>
                 <w:b w:val="0"/>
                 <w:sz w:val="16"/>
               </w:rPr>
@@ -10742,7 +10927,7 @@
             <w:r/>
             <w:r>
               <w:rPr>
-                <w:rFonts w:ascii="Arial" w:hAnsi="Arial"/>
+                <w:rFonts w:ascii="Verdana" w:hAnsi="Verdana"/>
                 <w:b w:val="0"/>
                 <w:sz w:val="16"/>
               </w:rPr>
@@ -10758,7 +10943,7 @@
             <w:r/>
             <w:r>
               <w:rPr>
-                <w:rFonts w:ascii="Arial" w:hAnsi="Arial"/>
+                <w:rFonts w:ascii="Verdana" w:hAnsi="Verdana"/>
                 <w:b w:val="0"/>
                 <w:sz w:val="16"/>
               </w:rPr>
@@ -10774,7 +10959,7 @@
             <w:r/>
             <w:r>
               <w:rPr>
-                <w:rFonts w:ascii="Arial" w:hAnsi="Arial"/>
+                <w:rFonts w:ascii="Verdana" w:hAnsi="Verdana"/>
                 <w:b w:val="0"/>
                 <w:sz w:val="16"/>
               </w:rPr>
@@ -10790,7 +10975,7 @@
             <w:r/>
             <w:r>
               <w:rPr>
-                <w:rFonts w:ascii="Arial" w:hAnsi="Arial"/>
+                <w:rFonts w:ascii="Verdana" w:hAnsi="Verdana"/>
                 <w:b w:val="0"/>
                 <w:sz w:val="16"/>
               </w:rPr>
@@ -10806,7 +10991,7 @@
             <w:r/>
             <w:r>
               <w:rPr>
-                <w:rFonts w:ascii="Arial" w:hAnsi="Arial"/>
+                <w:rFonts w:ascii="Verdana" w:hAnsi="Verdana"/>
                 <w:b w:val="0"/>
                 <w:sz w:val="16"/>
               </w:rPr>
@@ -10822,7 +11007,7 @@
             <w:r/>
             <w:r>
               <w:rPr>
-                <w:rFonts w:ascii="Arial" w:hAnsi="Arial"/>
+                <w:rFonts w:ascii="Verdana" w:hAnsi="Verdana"/>
                 <w:b w:val="0"/>
                 <w:sz w:val="16"/>
               </w:rPr>
@@ -10838,7 +11023,7 @@
             <w:r/>
             <w:r>
               <w:rPr>
-                <w:rFonts w:ascii="Arial" w:hAnsi="Arial"/>
+                <w:rFonts w:ascii="Verdana" w:hAnsi="Verdana"/>
                 <w:b w:val="0"/>
                 <w:sz w:val="16"/>
               </w:rPr>
@@ -10854,7 +11039,7 @@
             <w:r/>
             <w:r>
               <w:rPr>
-                <w:rFonts w:ascii="Arial" w:hAnsi="Arial"/>
+                <w:rFonts w:ascii="Verdana" w:hAnsi="Verdana"/>
                 <w:b w:val="0"/>
                 <w:sz w:val="16"/>
               </w:rPr>
@@ -10863,15 +11048,18 @@
         </w:tc>
       </w:tr>
       <w:tr>
-        <w:tc>
-          <w:tcPr>
-            <w:tcW w:type="dxa" w:w="1514"/>
-          </w:tcPr>
-          <w:p>
-            <w:r/>
-            <w:r>
-              <w:rPr>
-                <w:rFonts w:ascii="Arial" w:hAnsi="Arial"/>
+        <w:trPr>
+          <w:cantSplit/>
+        </w:trPr>
+        <w:tc>
+          <w:tcPr>
+            <w:tcW w:type="dxa" w:w="1514"/>
+          </w:tcPr>
+          <w:p>
+            <w:r/>
+            <w:r>
+              <w:rPr>
+                <w:rFonts w:ascii="Verdana" w:hAnsi="Verdana"/>
                 <w:b w:val="0"/>
                 <w:sz w:val="16"/>
               </w:rPr>
@@ -10887,7 +11075,7 @@
             <w:r/>
             <w:r>
               <w:rPr>
-                <w:rFonts w:ascii="Arial" w:hAnsi="Arial"/>
+                <w:rFonts w:ascii="Verdana" w:hAnsi="Verdana"/>
                 <w:b w:val="0"/>
                 <w:sz w:val="16"/>
               </w:rPr>
@@ -10903,7 +11091,7 @@
             <w:r/>
             <w:r>
               <w:rPr>
-                <w:rFonts w:ascii="Arial" w:hAnsi="Arial"/>
+                <w:rFonts w:ascii="Verdana" w:hAnsi="Verdana"/>
                 <w:b w:val="0"/>
                 <w:sz w:val="16"/>
               </w:rPr>
@@ -10919,7 +11107,7 @@
             <w:r/>
             <w:r>
               <w:rPr>
-                <w:rFonts w:ascii="Arial" w:hAnsi="Arial"/>
+                <w:rFonts w:ascii="Verdana" w:hAnsi="Verdana"/>
                 <w:b w:val="0"/>
                 <w:sz w:val="16"/>
               </w:rPr>
@@ -10935,7 +11123,7 @@
             <w:r/>
             <w:r>
               <w:rPr>
-                <w:rFonts w:ascii="Arial" w:hAnsi="Arial"/>
+                <w:rFonts w:ascii="Verdana" w:hAnsi="Verdana"/>
                 <w:b w:val="0"/>
                 <w:sz w:val="16"/>
               </w:rPr>
@@ -10951,7 +11139,7 @@
             <w:r/>
             <w:r>
               <w:rPr>
-                <w:rFonts w:ascii="Arial" w:hAnsi="Arial"/>
+                <w:rFonts w:ascii="Verdana" w:hAnsi="Verdana"/>
                 <w:b w:val="0"/>
                 <w:sz w:val="16"/>
               </w:rPr>
@@ -10967,7 +11155,7 @@
             <w:r/>
             <w:r>
               <w:rPr>
-                <w:rFonts w:ascii="Arial" w:hAnsi="Arial"/>
+                <w:rFonts w:ascii="Verdana" w:hAnsi="Verdana"/>
                 <w:b w:val="0"/>
                 <w:sz w:val="16"/>
               </w:rPr>
@@ -10983,7 +11171,7 @@
             <w:r/>
             <w:r>
               <w:rPr>
-                <w:rFonts w:ascii="Arial" w:hAnsi="Arial"/>
+                <w:rFonts w:ascii="Verdana" w:hAnsi="Verdana"/>
                 <w:b w:val="0"/>
                 <w:sz w:val="16"/>
               </w:rPr>
@@ -10999,7 +11187,7 @@
             <w:r/>
             <w:r>
               <w:rPr>
-                <w:rFonts w:ascii="Arial" w:hAnsi="Arial"/>
+                <w:rFonts w:ascii="Verdana" w:hAnsi="Verdana"/>
                 <w:b w:val="0"/>
                 <w:sz w:val="16"/>
               </w:rPr>
@@ -11015,7 +11203,7 @@
             <w:r/>
             <w:r>
               <w:rPr>
-                <w:rFonts w:ascii="Arial" w:hAnsi="Arial"/>
+                <w:rFonts w:ascii="Verdana" w:hAnsi="Verdana"/>
                 <w:b w:val="0"/>
                 <w:sz w:val="16"/>
               </w:rPr>
@@ -11024,15 +11212,18 @@
         </w:tc>
       </w:tr>
       <w:tr>
-        <w:tc>
-          <w:tcPr>
-            <w:tcW w:type="dxa" w:w="1514"/>
-          </w:tcPr>
-          <w:p>
-            <w:r/>
-            <w:r>
-              <w:rPr>
-                <w:rFonts w:ascii="Arial" w:hAnsi="Arial"/>
+        <w:trPr>
+          <w:cantSplit/>
+        </w:trPr>
+        <w:tc>
+          <w:tcPr>
+            <w:tcW w:type="dxa" w:w="1514"/>
+          </w:tcPr>
+          <w:p>
+            <w:r/>
+            <w:r>
+              <w:rPr>
+                <w:rFonts w:ascii="Verdana" w:hAnsi="Verdana"/>
                 <w:b w:val="0"/>
                 <w:sz w:val="16"/>
               </w:rPr>
@@ -11048,7 +11239,7 @@
             <w:r/>
             <w:r>
               <w:rPr>
-                <w:rFonts w:ascii="Arial" w:hAnsi="Arial"/>
+                <w:rFonts w:ascii="Verdana" w:hAnsi="Verdana"/>
                 <w:b w:val="0"/>
                 <w:sz w:val="16"/>
               </w:rPr>
@@ -11064,7 +11255,7 @@
             <w:r/>
             <w:r>
               <w:rPr>
-                <w:rFonts w:ascii="Arial" w:hAnsi="Arial"/>
+                <w:rFonts w:ascii="Verdana" w:hAnsi="Verdana"/>
                 <w:b w:val="0"/>
                 <w:sz w:val="16"/>
               </w:rPr>
@@ -11080,7 +11271,7 @@
             <w:r/>
             <w:r>
               <w:rPr>
-                <w:rFonts w:ascii="Arial" w:hAnsi="Arial"/>
+                <w:rFonts w:ascii="Verdana" w:hAnsi="Verdana"/>
                 <w:b w:val="0"/>
                 <w:sz w:val="16"/>
               </w:rPr>
@@ -11096,7 +11287,7 @@
             <w:r/>
             <w:r>
               <w:rPr>
-                <w:rFonts w:ascii="Arial" w:hAnsi="Arial"/>
+                <w:rFonts w:ascii="Verdana" w:hAnsi="Verdana"/>
                 <w:b w:val="0"/>
                 <w:sz w:val="16"/>
               </w:rPr>
@@ -11112,7 +11303,7 @@
             <w:r/>
             <w:r>
               <w:rPr>
-                <w:rFonts w:ascii="Arial" w:hAnsi="Arial"/>
+                <w:rFonts w:ascii="Verdana" w:hAnsi="Verdana"/>
                 <w:b w:val="0"/>
                 <w:sz w:val="16"/>
               </w:rPr>
@@ -11128,7 +11319,7 @@
             <w:r/>
             <w:r>
               <w:rPr>
-                <w:rFonts w:ascii="Arial" w:hAnsi="Arial"/>
+                <w:rFonts w:ascii="Verdana" w:hAnsi="Verdana"/>
                 <w:b w:val="0"/>
                 <w:sz w:val="16"/>
               </w:rPr>
@@ -11144,7 +11335,7 @@
             <w:r/>
             <w:r>
               <w:rPr>
-                <w:rFonts w:ascii="Arial" w:hAnsi="Arial"/>
+                <w:rFonts w:ascii="Verdana" w:hAnsi="Verdana"/>
                 <w:b w:val="0"/>
                 <w:sz w:val="16"/>
               </w:rPr>
@@ -11160,7 +11351,7 @@
             <w:r/>
             <w:r>
               <w:rPr>
-                <w:rFonts w:ascii="Arial" w:hAnsi="Arial"/>
+                <w:rFonts w:ascii="Verdana" w:hAnsi="Verdana"/>
                 <w:b w:val="0"/>
                 <w:sz w:val="16"/>
               </w:rPr>
@@ -11176,7 +11367,7 @@
             <w:r/>
             <w:r>
               <w:rPr>
-                <w:rFonts w:ascii="Arial" w:hAnsi="Arial"/>
+                <w:rFonts w:ascii="Verdana" w:hAnsi="Verdana"/>
                 <w:b w:val="0"/>
                 <w:sz w:val="16"/>
               </w:rPr>
@@ -11185,15 +11376,18 @@
         </w:tc>
       </w:tr>
       <w:tr>
-        <w:tc>
-          <w:tcPr>
-            <w:tcW w:type="dxa" w:w="1514"/>
-          </w:tcPr>
-          <w:p>
-            <w:r/>
-            <w:r>
-              <w:rPr>
-                <w:rFonts w:ascii="Arial" w:hAnsi="Arial"/>
+        <w:trPr>
+          <w:cantSplit/>
+        </w:trPr>
+        <w:tc>
+          <w:tcPr>
+            <w:tcW w:type="dxa" w:w="1514"/>
+          </w:tcPr>
+          <w:p>
+            <w:r/>
+            <w:r>
+              <w:rPr>
+                <w:rFonts w:ascii="Verdana" w:hAnsi="Verdana"/>
                 <w:b w:val="0"/>
                 <w:sz w:val="16"/>
               </w:rPr>
@@ -11209,7 +11403,7 @@
             <w:r/>
             <w:r>
               <w:rPr>
-                <w:rFonts w:ascii="Arial" w:hAnsi="Arial"/>
+                <w:rFonts w:ascii="Verdana" w:hAnsi="Verdana"/>
                 <w:b w:val="0"/>
                 <w:sz w:val="16"/>
               </w:rPr>
@@ -11225,7 +11419,7 @@
             <w:r/>
             <w:r>
               <w:rPr>
-                <w:rFonts w:ascii="Arial" w:hAnsi="Arial"/>
+                <w:rFonts w:ascii="Verdana" w:hAnsi="Verdana"/>
                 <w:b w:val="0"/>
                 <w:sz w:val="16"/>
               </w:rPr>
@@ -11241,7 +11435,7 @@
             <w:r/>
             <w:r>
               <w:rPr>
-                <w:rFonts w:ascii="Arial" w:hAnsi="Arial"/>
+                <w:rFonts w:ascii="Verdana" w:hAnsi="Verdana"/>
                 <w:b w:val="0"/>
                 <w:sz w:val="16"/>
               </w:rPr>
@@ -11257,7 +11451,7 @@
             <w:r/>
             <w:r>
               <w:rPr>
-                <w:rFonts w:ascii="Arial" w:hAnsi="Arial"/>
+                <w:rFonts w:ascii="Verdana" w:hAnsi="Verdana"/>
                 <w:b w:val="0"/>
                 <w:sz w:val="16"/>
               </w:rPr>
@@ -11273,7 +11467,7 @@
             <w:r/>
             <w:r>
               <w:rPr>
-                <w:rFonts w:ascii="Arial" w:hAnsi="Arial"/>
+                <w:rFonts w:ascii="Verdana" w:hAnsi="Verdana"/>
                 <w:b w:val="0"/>
                 <w:sz w:val="16"/>
               </w:rPr>
@@ -11289,7 +11483,7 @@
             <w:r/>
             <w:r>
               <w:rPr>
-                <w:rFonts w:ascii="Arial" w:hAnsi="Arial"/>
+                <w:rFonts w:ascii="Verdana" w:hAnsi="Verdana"/>
                 <w:b w:val="0"/>
                 <w:sz w:val="16"/>
               </w:rPr>
@@ -11305,7 +11499,7 @@
             <w:r/>
             <w:r>
               <w:rPr>
-                <w:rFonts w:ascii="Arial" w:hAnsi="Arial"/>
+                <w:rFonts w:ascii="Verdana" w:hAnsi="Verdana"/>
                 <w:b w:val="0"/>
                 <w:sz w:val="16"/>
               </w:rPr>
@@ -11321,7 +11515,7 @@
             <w:r/>
             <w:r>
               <w:rPr>
-                <w:rFonts w:ascii="Arial" w:hAnsi="Arial"/>
+                <w:rFonts w:ascii="Verdana" w:hAnsi="Verdana"/>
                 <w:b w:val="0"/>
                 <w:sz w:val="16"/>
               </w:rPr>
@@ -11337,7 +11531,7 @@
             <w:r/>
             <w:r>
               <w:rPr>
-                <w:rFonts w:ascii="Arial" w:hAnsi="Arial"/>
+                <w:rFonts w:ascii="Verdana" w:hAnsi="Verdana"/>
                 <w:b w:val="0"/>
                 <w:sz w:val="16"/>
               </w:rPr>
@@ -11347,15 +11541,18 @@
         </w:tc>
       </w:tr>
       <w:tr>
-        <w:tc>
-          <w:tcPr>
-            <w:tcW w:type="dxa" w:w="1514"/>
-          </w:tcPr>
-          <w:p>
-            <w:r/>
-            <w:r>
-              <w:rPr>
-                <w:rFonts w:ascii="Arial" w:hAnsi="Arial"/>
+        <w:trPr>
+          <w:cantSplit/>
+        </w:trPr>
+        <w:tc>
+          <w:tcPr>
+            <w:tcW w:type="dxa" w:w="1514"/>
+          </w:tcPr>
+          <w:p>
+            <w:r/>
+            <w:r>
+              <w:rPr>
+                <w:rFonts w:ascii="Verdana" w:hAnsi="Verdana"/>
                 <w:b w:val="0"/>
                 <w:sz w:val="16"/>
               </w:rPr>
@@ -11371,7 +11568,7 @@
             <w:r/>
             <w:r>
               <w:rPr>
-                <w:rFonts w:ascii="Arial" w:hAnsi="Arial"/>
+                <w:rFonts w:ascii="Verdana" w:hAnsi="Verdana"/>
                 <w:b w:val="0"/>
                 <w:sz w:val="16"/>
               </w:rPr>
@@ -11387,7 +11584,7 @@
             <w:r/>
             <w:r>
               <w:rPr>
-                <w:rFonts w:ascii="Arial" w:hAnsi="Arial"/>
+                <w:rFonts w:ascii="Verdana" w:hAnsi="Verdana"/>
                 <w:b w:val="0"/>
                 <w:sz w:val="16"/>
               </w:rPr>
@@ -11403,7 +11600,7 @@
             <w:r/>
             <w:r>
               <w:rPr>
-                <w:rFonts w:ascii="Arial" w:hAnsi="Arial"/>
+                <w:rFonts w:ascii="Verdana" w:hAnsi="Verdana"/>
                 <w:b w:val="0"/>
                 <w:sz w:val="16"/>
               </w:rPr>
@@ -11419,7 +11616,7 @@
             <w:r/>
             <w:r>
               <w:rPr>
-                <w:rFonts w:ascii="Arial" w:hAnsi="Arial"/>
+                <w:rFonts w:ascii="Verdana" w:hAnsi="Verdana"/>
                 <w:b w:val="0"/>
                 <w:sz w:val="16"/>
               </w:rPr>
@@ -11435,7 +11632,7 @@
             <w:r/>
             <w:r>
               <w:rPr>
-                <w:rFonts w:ascii="Arial" w:hAnsi="Arial"/>
+                <w:rFonts w:ascii="Verdana" w:hAnsi="Verdana"/>
                 <w:b w:val="0"/>
                 <w:sz w:val="16"/>
               </w:rPr>
@@ -11451,7 +11648,7 @@
             <w:r/>
             <w:r>
               <w:rPr>
-                <w:rFonts w:ascii="Arial" w:hAnsi="Arial"/>
+                <w:rFonts w:ascii="Verdana" w:hAnsi="Verdana"/>
                 <w:b w:val="0"/>
                 <w:sz w:val="16"/>
               </w:rPr>
@@ -11467,7 +11664,7 @@
             <w:r/>
             <w:r>
               <w:rPr>
-                <w:rFonts w:ascii="Arial" w:hAnsi="Arial"/>
+                <w:rFonts w:ascii="Verdana" w:hAnsi="Verdana"/>
                 <w:b w:val="0"/>
                 <w:sz w:val="16"/>
               </w:rPr>
@@ -11483,7 +11680,7 @@
             <w:r/>
             <w:r>
               <w:rPr>
-                <w:rFonts w:ascii="Arial" w:hAnsi="Arial"/>
+                <w:rFonts w:ascii="Verdana" w:hAnsi="Verdana"/>
                 <w:b w:val="0"/>
                 <w:sz w:val="16"/>
               </w:rPr>
@@ -11499,7 +11696,7 @@
             <w:r/>
             <w:r>
               <w:rPr>
-                <w:rFonts w:ascii="Arial" w:hAnsi="Arial"/>
+                <w:rFonts w:ascii="Verdana" w:hAnsi="Verdana"/>
                 <w:b w:val="0"/>
                 <w:sz w:val="16"/>
               </w:rPr>
@@ -11508,15 +11705,18 @@
         </w:tc>
       </w:tr>
       <w:tr>
-        <w:tc>
-          <w:tcPr>
-            <w:tcW w:type="dxa" w:w="1514"/>
-          </w:tcPr>
-          <w:p>
-            <w:r/>
-            <w:r>
-              <w:rPr>
-                <w:rFonts w:ascii="Arial" w:hAnsi="Arial"/>
+        <w:trPr>
+          <w:cantSplit/>
+        </w:trPr>
+        <w:tc>
+          <w:tcPr>
+            <w:tcW w:type="dxa" w:w="1514"/>
+          </w:tcPr>
+          <w:p>
+            <w:r/>
+            <w:r>
+              <w:rPr>
+                <w:rFonts w:ascii="Verdana" w:hAnsi="Verdana"/>
                 <w:b w:val="0"/>
                 <w:sz w:val="16"/>
               </w:rPr>
@@ -11532,7 +11732,7 @@
             <w:r/>
             <w:r>
               <w:rPr>
-                <w:rFonts w:ascii="Arial" w:hAnsi="Arial"/>
+                <w:rFonts w:ascii="Verdana" w:hAnsi="Verdana"/>
                 <w:b w:val="0"/>
                 <w:sz w:val="16"/>
               </w:rPr>
@@ -11548,7 +11748,7 @@
             <w:r/>
             <w:r>
               <w:rPr>
-                <w:rFonts w:ascii="Arial" w:hAnsi="Arial"/>
+                <w:rFonts w:ascii="Verdana" w:hAnsi="Verdana"/>
                 <w:b w:val="0"/>
                 <w:sz w:val="16"/>
               </w:rPr>
@@ -11564,7 +11764,7 @@
             <w:r/>
             <w:r>
               <w:rPr>
-                <w:rFonts w:ascii="Arial" w:hAnsi="Arial"/>
+                <w:rFonts w:ascii="Verdana" w:hAnsi="Verdana"/>
                 <w:b w:val="0"/>
                 <w:sz w:val="16"/>
               </w:rPr>
@@ -11580,7 +11780,7 @@
             <w:r/>
             <w:r>
               <w:rPr>
-                <w:rFonts w:ascii="Arial" w:hAnsi="Arial"/>
+                <w:rFonts w:ascii="Verdana" w:hAnsi="Verdana"/>
                 <w:b w:val="0"/>
                 <w:sz w:val="16"/>
               </w:rPr>
@@ -11596,7 +11796,7 @@
             <w:r/>
             <w:r>
               <w:rPr>
-                <w:rFonts w:ascii="Arial" w:hAnsi="Arial"/>
+                <w:rFonts w:ascii="Verdana" w:hAnsi="Verdana"/>
                 <w:b w:val="0"/>
                 <w:sz w:val="16"/>
               </w:rPr>
@@ -11612,7 +11812,7 @@
             <w:r/>
             <w:r>
               <w:rPr>
-                <w:rFonts w:ascii="Arial" w:hAnsi="Arial"/>
+                <w:rFonts w:ascii="Verdana" w:hAnsi="Verdana"/>
                 <w:b w:val="0"/>
                 <w:sz w:val="16"/>
               </w:rPr>
@@ -11628,7 +11828,7 @@
             <w:r/>
             <w:r>
               <w:rPr>
-                <w:rFonts w:ascii="Arial" w:hAnsi="Arial"/>
+                <w:rFonts w:ascii="Verdana" w:hAnsi="Verdana"/>
                 <w:b w:val="0"/>
                 <w:sz w:val="16"/>
               </w:rPr>
@@ -11644,7 +11844,7 @@
             <w:r/>
             <w:r>
               <w:rPr>
-                <w:rFonts w:ascii="Arial" w:hAnsi="Arial"/>
+                <w:rFonts w:ascii="Verdana" w:hAnsi="Verdana"/>
                 <w:b w:val="0"/>
                 <w:sz w:val="16"/>
               </w:rPr>
@@ -11660,7 +11860,7 @@
             <w:r/>
             <w:r>
               <w:rPr>
-                <w:rFonts w:ascii="Arial" w:hAnsi="Arial"/>
+                <w:rFonts w:ascii="Verdana" w:hAnsi="Verdana"/>
                 <w:b w:val="0"/>
                 <w:sz w:val="16"/>
               </w:rPr>
@@ -11669,15 +11869,18 @@
         </w:tc>
       </w:tr>
       <w:tr>
-        <w:tc>
-          <w:tcPr>
-            <w:tcW w:type="dxa" w:w="1514"/>
-          </w:tcPr>
-          <w:p>
-            <w:r/>
-            <w:r>
-              <w:rPr>
-                <w:rFonts w:ascii="Arial" w:hAnsi="Arial"/>
+        <w:trPr>
+          <w:cantSplit/>
+        </w:trPr>
+        <w:tc>
+          <w:tcPr>
+            <w:tcW w:type="dxa" w:w="1514"/>
+          </w:tcPr>
+          <w:p>
+            <w:r/>
+            <w:r>
+              <w:rPr>
+                <w:rFonts w:ascii="Verdana" w:hAnsi="Verdana"/>
                 <w:b w:val="0"/>
                 <w:sz w:val="16"/>
               </w:rPr>
@@ -11693,7 +11896,7 @@
             <w:r/>
             <w:r>
               <w:rPr>
-                <w:rFonts w:ascii="Arial" w:hAnsi="Arial"/>
+                <w:rFonts w:ascii="Verdana" w:hAnsi="Verdana"/>
                 <w:b w:val="0"/>
                 <w:sz w:val="16"/>
               </w:rPr>
@@ -11709,7 +11912,7 @@
             <w:r/>
             <w:r>
               <w:rPr>
-                <w:rFonts w:ascii="Arial" w:hAnsi="Arial"/>
+                <w:rFonts w:ascii="Verdana" w:hAnsi="Verdana"/>
                 <w:b w:val="0"/>
                 <w:sz w:val="16"/>
               </w:rPr>
@@ -11725,7 +11928,7 @@
             <w:r/>
             <w:r>
               <w:rPr>
-                <w:rFonts w:ascii="Arial" w:hAnsi="Arial"/>
+                <w:rFonts w:ascii="Verdana" w:hAnsi="Verdana"/>
                 <w:b w:val="0"/>
                 <w:sz w:val="16"/>
               </w:rPr>
@@ -11741,7 +11944,7 @@
             <w:r/>
             <w:r>
               <w:rPr>
-                <w:rFonts w:ascii="Arial" w:hAnsi="Arial"/>
+                <w:rFonts w:ascii="Verdana" w:hAnsi="Verdana"/>
                 <w:b w:val="0"/>
                 <w:sz w:val="16"/>
               </w:rPr>
@@ -11757,7 +11960,7 @@
             <w:r/>
             <w:r>
               <w:rPr>
-                <w:rFonts w:ascii="Arial" w:hAnsi="Arial"/>
+                <w:rFonts w:ascii="Verdana" w:hAnsi="Verdana"/>
                 <w:b w:val="0"/>
                 <w:sz w:val="16"/>
               </w:rPr>
@@ -11773,7 +11976,7 @@
             <w:r/>
             <w:r>
               <w:rPr>
-                <w:rFonts w:ascii="Arial" w:hAnsi="Arial"/>
+                <w:rFonts w:ascii="Verdana" w:hAnsi="Verdana"/>
                 <w:b w:val="0"/>
                 <w:sz w:val="16"/>
               </w:rPr>
@@ -11789,7 +11992,7 @@
             <w:r/>
             <w:r>
               <w:rPr>
-                <w:rFonts w:ascii="Arial" w:hAnsi="Arial"/>
+                <w:rFonts w:ascii="Verdana" w:hAnsi="Verdana"/>
                 <w:b w:val="0"/>
                 <w:sz w:val="16"/>
               </w:rPr>
@@ -11805,7 +12008,7 @@
             <w:r/>
             <w:r>
               <w:rPr>
-                <w:rFonts w:ascii="Arial" w:hAnsi="Arial"/>
+                <w:rFonts w:ascii="Verdana" w:hAnsi="Verdana"/>
                 <w:b w:val="0"/>
                 <w:sz w:val="16"/>
               </w:rPr>
@@ -11821,7 +12024,7 @@
             <w:r/>
             <w:r>
               <w:rPr>
-                <w:rFonts w:ascii="Arial" w:hAnsi="Arial"/>
+                <w:rFonts w:ascii="Verdana" w:hAnsi="Verdana"/>
                 <w:b w:val="0"/>
                 <w:sz w:val="16"/>
               </w:rPr>
@@ -11830,15 +12033,18 @@
         </w:tc>
       </w:tr>
       <w:tr>
-        <w:tc>
-          <w:tcPr>
-            <w:tcW w:type="dxa" w:w="1514"/>
-          </w:tcPr>
-          <w:p>
-            <w:r/>
-            <w:r>
-              <w:rPr>
-                <w:rFonts w:ascii="Arial" w:hAnsi="Arial"/>
+        <w:trPr>
+          <w:cantSplit/>
+        </w:trPr>
+        <w:tc>
+          <w:tcPr>
+            <w:tcW w:type="dxa" w:w="1514"/>
+          </w:tcPr>
+          <w:p>
+            <w:r/>
+            <w:r>
+              <w:rPr>
+                <w:rFonts w:ascii="Verdana" w:hAnsi="Verdana"/>
                 <w:b w:val="0"/>
                 <w:sz w:val="16"/>
               </w:rPr>
@@ -11854,7 +12060,7 @@
             <w:r/>
             <w:r>
               <w:rPr>
-                <w:rFonts w:ascii="Arial" w:hAnsi="Arial"/>
+                <w:rFonts w:ascii="Verdana" w:hAnsi="Verdana"/>
                 <w:b w:val="0"/>
                 <w:sz w:val="16"/>
               </w:rPr>
@@ -11870,7 +12076,7 @@
             <w:r/>
             <w:r>
               <w:rPr>
-                <w:rFonts w:ascii="Arial" w:hAnsi="Arial"/>
+                <w:rFonts w:ascii="Verdana" w:hAnsi="Verdana"/>
                 <w:b w:val="0"/>
                 <w:sz w:val="16"/>
               </w:rPr>
@@ -11886,7 +12092,7 @@
             <w:r/>
             <w:r>
               <w:rPr>
-                <w:rFonts w:ascii="Arial" w:hAnsi="Arial"/>
+                <w:rFonts w:ascii="Verdana" w:hAnsi="Verdana"/>
                 <w:b w:val="0"/>
                 <w:sz w:val="16"/>
               </w:rPr>
@@ -11902,7 +12108,7 @@
             <w:r/>
             <w:r>
               <w:rPr>
-                <w:rFonts w:ascii="Arial" w:hAnsi="Arial"/>
+                <w:rFonts w:ascii="Verdana" w:hAnsi="Verdana"/>
                 <w:b w:val="0"/>
                 <w:sz w:val="16"/>
               </w:rPr>
@@ -11918,7 +12124,7 @@
             <w:r/>
             <w:r>
               <w:rPr>
-                <w:rFonts w:ascii="Arial" w:hAnsi="Arial"/>
+                <w:rFonts w:ascii="Verdana" w:hAnsi="Verdana"/>
                 <w:b w:val="0"/>
                 <w:sz w:val="16"/>
               </w:rPr>
@@ -11934,7 +12140,7 @@
             <w:r/>
             <w:r>
               <w:rPr>
-                <w:rFonts w:ascii="Arial" w:hAnsi="Arial"/>
+                <w:rFonts w:ascii="Verdana" w:hAnsi="Verdana"/>
                 <w:b w:val="0"/>
                 <w:sz w:val="16"/>
               </w:rPr>
@@ -11950,7 +12156,7 @@
             <w:r/>
             <w:r>
               <w:rPr>
-                <w:rFonts w:ascii="Arial" w:hAnsi="Arial"/>
+                <w:rFonts w:ascii="Verdana" w:hAnsi="Verdana"/>
                 <w:b w:val="0"/>
                 <w:sz w:val="16"/>
               </w:rPr>
@@ -11966,7 +12172,7 @@
             <w:r/>
             <w:r>
               <w:rPr>
-                <w:rFonts w:ascii="Arial" w:hAnsi="Arial"/>
+                <w:rFonts w:ascii="Verdana" w:hAnsi="Verdana"/>
                 <w:b w:val="0"/>
                 <w:sz w:val="16"/>
               </w:rPr>
@@ -11982,7 +12188,7 @@
             <w:r/>
             <w:r>
               <w:rPr>
-                <w:rFonts w:ascii="Arial" w:hAnsi="Arial"/>
+                <w:rFonts w:ascii="Verdana" w:hAnsi="Verdana"/>
                 <w:b w:val="0"/>
                 <w:sz w:val="16"/>
               </w:rPr>
@@ -11991,15 +12197,18 @@
         </w:tc>
       </w:tr>
       <w:tr>
-        <w:tc>
-          <w:tcPr>
-            <w:tcW w:type="dxa" w:w="1514"/>
-          </w:tcPr>
-          <w:p>
-            <w:r/>
-            <w:r>
-              <w:rPr>
-                <w:rFonts w:ascii="Arial" w:hAnsi="Arial"/>
+        <w:trPr>
+          <w:cantSplit/>
+        </w:trPr>
+        <w:tc>
+          <w:tcPr>
+            <w:tcW w:type="dxa" w:w="1514"/>
+          </w:tcPr>
+          <w:p>
+            <w:r/>
+            <w:r>
+              <w:rPr>
+                <w:rFonts w:ascii="Verdana" w:hAnsi="Verdana"/>
                 <w:b w:val="0"/>
                 <w:sz w:val="16"/>
               </w:rPr>
@@ -12015,7 +12224,7 @@
             <w:r/>
             <w:r>
               <w:rPr>
-                <w:rFonts w:ascii="Arial" w:hAnsi="Arial"/>
+                <w:rFonts w:ascii="Verdana" w:hAnsi="Verdana"/>
                 <w:b w:val="0"/>
                 <w:sz w:val="16"/>
               </w:rPr>
@@ -12031,7 +12240,7 @@
             <w:r/>
             <w:r>
               <w:rPr>
-                <w:rFonts w:ascii="Arial" w:hAnsi="Arial"/>
+                <w:rFonts w:ascii="Verdana" w:hAnsi="Verdana"/>
                 <w:b w:val="0"/>
                 <w:sz w:val="16"/>
               </w:rPr>
@@ -12047,7 +12256,7 @@
             <w:r/>
             <w:r>
               <w:rPr>
-                <w:rFonts w:ascii="Arial" w:hAnsi="Arial"/>
+                <w:rFonts w:ascii="Verdana" w:hAnsi="Verdana"/>
                 <w:b w:val="0"/>
                 <w:sz w:val="16"/>
               </w:rPr>
@@ -12063,7 +12272,7 @@
             <w:r/>
             <w:r>
               <w:rPr>
-                <w:rFonts w:ascii="Arial" w:hAnsi="Arial"/>
+                <w:rFonts w:ascii="Verdana" w:hAnsi="Verdana"/>
                 <w:b w:val="0"/>
                 <w:sz w:val="16"/>
               </w:rPr>
@@ -12079,7 +12288,7 @@
             <w:r/>
             <w:r>
               <w:rPr>
-                <w:rFonts w:ascii="Arial" w:hAnsi="Arial"/>
+                <w:rFonts w:ascii="Verdana" w:hAnsi="Verdana"/>
                 <w:b w:val="0"/>
                 <w:sz w:val="16"/>
               </w:rPr>
@@ -12095,52 +12304,52 @@
             <w:r/>
             <w:r>
               <w:rPr>
-                <w:rFonts w:ascii="Arial" w:hAnsi="Arial"/>
-                <w:b w:val="0"/>
-                <w:sz w:val="16"/>
-              </w:rPr>
-            </w:r>
-          </w:p>
-        </w:tc>
-        <w:tc>
-          <w:tcPr>
-            <w:tcW w:type="dxa" w:w="1514"/>
-          </w:tcPr>
-          <w:p>
-            <w:r/>
-            <w:r>
-              <w:rPr>
-                <w:rFonts w:ascii="Arial" w:hAnsi="Arial"/>
-                <w:b w:val="0"/>
-                <w:sz w:val="16"/>
-              </w:rPr>
-            </w:r>
-          </w:p>
-        </w:tc>
-        <w:tc>
-          <w:tcPr>
-            <w:tcW w:type="dxa" w:w="1514"/>
-          </w:tcPr>
-          <w:p>
-            <w:r/>
-            <w:r>
-              <w:rPr>
-                <w:rFonts w:ascii="Arial" w:hAnsi="Arial"/>
-                <w:b w:val="0"/>
-                <w:sz w:val="16"/>
-              </w:rPr>
-            </w:r>
-          </w:p>
-        </w:tc>
-        <w:tc>
-          <w:tcPr>
-            <w:tcW w:type="dxa" w:w="1514"/>
-          </w:tcPr>
-          <w:p>
-            <w:r/>
-            <w:r>
-              <w:rPr>
-                <w:rFonts w:ascii="Arial" w:hAnsi="Arial"/>
+                <w:rFonts w:ascii="Verdana" w:hAnsi="Verdana"/>
+                <w:b w:val="0"/>
+                <w:sz w:val="16"/>
+              </w:rPr>
+            </w:r>
+          </w:p>
+        </w:tc>
+        <w:tc>
+          <w:tcPr>
+            <w:tcW w:type="dxa" w:w="1514"/>
+          </w:tcPr>
+          <w:p>
+            <w:r/>
+            <w:r>
+              <w:rPr>
+                <w:rFonts w:ascii="Verdana" w:hAnsi="Verdana"/>
+                <w:b w:val="0"/>
+                <w:sz w:val="16"/>
+              </w:rPr>
+            </w:r>
+          </w:p>
+        </w:tc>
+        <w:tc>
+          <w:tcPr>
+            <w:tcW w:type="dxa" w:w="1514"/>
+          </w:tcPr>
+          <w:p>
+            <w:r/>
+            <w:r>
+              <w:rPr>
+                <w:rFonts w:ascii="Verdana" w:hAnsi="Verdana"/>
+                <w:b w:val="0"/>
+                <w:sz w:val="16"/>
+              </w:rPr>
+            </w:r>
+          </w:p>
+        </w:tc>
+        <w:tc>
+          <w:tcPr>
+            <w:tcW w:type="dxa" w:w="1514"/>
+          </w:tcPr>
+          <w:p>
+            <w:r/>
+            <w:r>
+              <w:rPr>
+                <w:rFonts w:ascii="Verdana" w:hAnsi="Verdana"/>
                 <w:b w:val="0"/>
                 <w:sz w:val="16"/>
               </w:rPr>
@@ -12149,15 +12358,18 @@
         </w:tc>
       </w:tr>
       <w:tr>
-        <w:tc>
-          <w:tcPr>
-            <w:tcW w:type="dxa" w:w="1514"/>
-          </w:tcPr>
-          <w:p>
-            <w:r/>
-            <w:r>
-              <w:rPr>
-                <w:rFonts w:ascii="Arial" w:hAnsi="Arial"/>
+        <w:trPr>
+          <w:cantSplit/>
+        </w:trPr>
+        <w:tc>
+          <w:tcPr>
+            <w:tcW w:type="dxa" w:w="1514"/>
+          </w:tcPr>
+          <w:p>
+            <w:r/>
+            <w:r>
+              <w:rPr>
+                <w:rFonts w:ascii="Verdana" w:hAnsi="Verdana"/>
                 <w:b w:val="0"/>
                 <w:sz w:val="16"/>
               </w:rPr>
@@ -12173,7 +12385,7 @@
             <w:r/>
             <w:r>
               <w:rPr>
-                <w:rFonts w:ascii="Arial" w:hAnsi="Arial"/>
+                <w:rFonts w:ascii="Verdana" w:hAnsi="Verdana"/>
                 <w:b w:val="0"/>
                 <w:sz w:val="16"/>
               </w:rPr>
@@ -12189,7 +12401,7 @@
             <w:r/>
             <w:r>
               <w:rPr>
-                <w:rFonts w:ascii="Arial" w:hAnsi="Arial"/>
+                <w:rFonts w:ascii="Verdana" w:hAnsi="Verdana"/>
                 <w:b w:val="0"/>
                 <w:sz w:val="16"/>
               </w:rPr>
@@ -12205,7 +12417,7 @@
             <w:r/>
             <w:r>
               <w:rPr>
-                <w:rFonts w:ascii="Arial" w:hAnsi="Arial"/>
+                <w:rFonts w:ascii="Verdana" w:hAnsi="Verdana"/>
                 <w:b w:val="0"/>
                 <w:sz w:val="16"/>
               </w:rPr>
@@ -12221,7 +12433,7 @@
             <w:r/>
             <w:r>
               <w:rPr>
-                <w:rFonts w:ascii="Arial" w:hAnsi="Arial"/>
+                <w:rFonts w:ascii="Verdana" w:hAnsi="Verdana"/>
                 <w:b w:val="0"/>
                 <w:sz w:val="16"/>
               </w:rPr>
@@ -12237,7 +12449,7 @@
             <w:r/>
             <w:r>
               <w:rPr>
-                <w:rFonts w:ascii="Arial" w:hAnsi="Arial"/>
+                <w:rFonts w:ascii="Verdana" w:hAnsi="Verdana"/>
                 <w:b w:val="0"/>
                 <w:sz w:val="16"/>
               </w:rPr>
@@ -12253,7 +12465,7 @@
             <w:r/>
             <w:r>
               <w:rPr>
-                <w:rFonts w:ascii="Arial" w:hAnsi="Arial"/>
+                <w:rFonts w:ascii="Verdana" w:hAnsi="Verdana"/>
                 <w:b w:val="0"/>
                 <w:sz w:val="16"/>
               </w:rPr>
@@ -12269,7 +12481,7 @@
             <w:r/>
             <w:r>
               <w:rPr>
-                <w:rFonts w:ascii="Arial" w:hAnsi="Arial"/>
+                <w:rFonts w:ascii="Verdana" w:hAnsi="Verdana"/>
                 <w:b w:val="0"/>
                 <w:sz w:val="16"/>
               </w:rPr>
@@ -12285,7 +12497,7 @@
             <w:r/>
             <w:r>
               <w:rPr>
-                <w:rFonts w:ascii="Arial" w:hAnsi="Arial"/>
+                <w:rFonts w:ascii="Verdana" w:hAnsi="Verdana"/>
                 <w:b w:val="0"/>
                 <w:sz w:val="16"/>
               </w:rPr>
@@ -12301,7 +12513,7 @@
             <w:r/>
             <w:r>
               <w:rPr>
-                <w:rFonts w:ascii="Arial" w:hAnsi="Arial"/>
+                <w:rFonts w:ascii="Verdana" w:hAnsi="Verdana"/>
                 <w:b w:val="0"/>
                 <w:sz w:val="16"/>
               </w:rPr>
@@ -12310,15 +12522,18 @@
         </w:tc>
       </w:tr>
       <w:tr>
-        <w:tc>
-          <w:tcPr>
-            <w:tcW w:type="dxa" w:w="1514"/>
-          </w:tcPr>
-          <w:p>
-            <w:r/>
-            <w:r>
-              <w:rPr>
-                <w:rFonts w:ascii="Arial" w:hAnsi="Arial"/>
+        <w:trPr>
+          <w:cantSplit/>
+        </w:trPr>
+        <w:tc>
+          <w:tcPr>
+            <w:tcW w:type="dxa" w:w="1514"/>
+          </w:tcPr>
+          <w:p>
+            <w:r/>
+            <w:r>
+              <w:rPr>
+                <w:rFonts w:ascii="Verdana" w:hAnsi="Verdana"/>
                 <w:b w:val="0"/>
                 <w:sz w:val="16"/>
               </w:rPr>
@@ -12334,7 +12549,7 @@
             <w:r/>
             <w:r>
               <w:rPr>
-                <w:rFonts w:ascii="Arial" w:hAnsi="Arial"/>
+                <w:rFonts w:ascii="Verdana" w:hAnsi="Verdana"/>
                 <w:b w:val="0"/>
                 <w:sz w:val="16"/>
               </w:rPr>
@@ -12350,7 +12565,7 @@
             <w:r/>
             <w:r>
               <w:rPr>
-                <w:rFonts w:ascii="Arial" w:hAnsi="Arial"/>
+                <w:rFonts w:ascii="Verdana" w:hAnsi="Verdana"/>
                 <w:b w:val="0"/>
                 <w:sz w:val="16"/>
               </w:rPr>
@@ -12366,7 +12581,7 @@
             <w:r/>
             <w:r>
               <w:rPr>
-                <w:rFonts w:ascii="Arial" w:hAnsi="Arial"/>
+                <w:rFonts w:ascii="Verdana" w:hAnsi="Verdana"/>
                 <w:b w:val="0"/>
                 <w:sz w:val="16"/>
               </w:rPr>
@@ -12382,7 +12597,7 @@
             <w:r/>
             <w:r>
               <w:rPr>
-                <w:rFonts w:ascii="Arial" w:hAnsi="Arial"/>
+                <w:rFonts w:ascii="Verdana" w:hAnsi="Verdana"/>
                 <w:b w:val="0"/>
                 <w:sz w:val="16"/>
               </w:rPr>
@@ -12398,7 +12613,7 @@
             <w:r/>
             <w:r>
               <w:rPr>
-                <w:rFonts w:ascii="Arial" w:hAnsi="Arial"/>
+                <w:rFonts w:ascii="Verdana" w:hAnsi="Verdana"/>
                 <w:b w:val="0"/>
                 <w:sz w:val="16"/>
               </w:rPr>
@@ -12414,7 +12629,7 @@
             <w:r/>
             <w:r>
               <w:rPr>
-                <w:rFonts w:ascii="Arial" w:hAnsi="Arial"/>
+                <w:rFonts w:ascii="Verdana" w:hAnsi="Verdana"/>
                 <w:b w:val="0"/>
                 <w:sz w:val="16"/>
               </w:rPr>
@@ -12430,7 +12645,7 @@
             <w:r/>
             <w:r>
               <w:rPr>
-                <w:rFonts w:ascii="Arial" w:hAnsi="Arial"/>
+                <w:rFonts w:ascii="Verdana" w:hAnsi="Verdana"/>
                 <w:b w:val="0"/>
                 <w:sz w:val="16"/>
               </w:rPr>
@@ -12446,7 +12661,7 @@
             <w:r/>
             <w:r>
               <w:rPr>
-                <w:rFonts w:ascii="Arial" w:hAnsi="Arial"/>
+                <w:rFonts w:ascii="Verdana" w:hAnsi="Verdana"/>
                 <w:b w:val="0"/>
                 <w:sz w:val="16"/>
               </w:rPr>
@@ -12462,7 +12677,7 @@
             <w:r/>
             <w:r>
               <w:rPr>
-                <w:rFonts w:ascii="Arial" w:hAnsi="Arial"/>
+                <w:rFonts w:ascii="Verdana" w:hAnsi="Verdana"/>
                 <w:b w:val="0"/>
                 <w:sz w:val="16"/>
               </w:rPr>
@@ -12471,15 +12686,18 @@
         </w:tc>
       </w:tr>
       <w:tr>
-        <w:tc>
-          <w:tcPr>
-            <w:tcW w:type="dxa" w:w="1514"/>
-          </w:tcPr>
-          <w:p>
-            <w:r/>
-            <w:r>
-              <w:rPr>
-                <w:rFonts w:ascii="Arial" w:hAnsi="Arial"/>
+        <w:trPr>
+          <w:cantSplit/>
+        </w:trPr>
+        <w:tc>
+          <w:tcPr>
+            <w:tcW w:type="dxa" w:w="1514"/>
+          </w:tcPr>
+          <w:p>
+            <w:r/>
+            <w:r>
+              <w:rPr>
+                <w:rFonts w:ascii="Verdana" w:hAnsi="Verdana"/>
                 <w:b w:val="0"/>
                 <w:sz w:val="16"/>
               </w:rPr>
@@ -12495,7 +12713,7 @@
             <w:r/>
             <w:r>
               <w:rPr>
-                <w:rFonts w:ascii="Arial" w:hAnsi="Arial"/>
+                <w:rFonts w:ascii="Verdana" w:hAnsi="Verdana"/>
                 <w:b w:val="0"/>
                 <w:sz w:val="16"/>
               </w:rPr>
@@ -12511,7 +12729,7 @@
             <w:r/>
             <w:r>
               <w:rPr>
-                <w:rFonts w:ascii="Arial" w:hAnsi="Arial"/>
+                <w:rFonts w:ascii="Verdana" w:hAnsi="Verdana"/>
                 <w:b w:val="0"/>
                 <w:sz w:val="16"/>
               </w:rPr>
@@ -12527,7 +12745,7 @@
             <w:r/>
             <w:r>
               <w:rPr>
-                <w:rFonts w:ascii="Arial" w:hAnsi="Arial"/>
+                <w:rFonts w:ascii="Verdana" w:hAnsi="Verdana"/>
                 <w:b w:val="0"/>
                 <w:sz w:val="16"/>
               </w:rPr>
@@ -12543,7 +12761,7 @@
             <w:r/>
             <w:r>
               <w:rPr>
-                <w:rFonts w:ascii="Arial" w:hAnsi="Arial"/>
+                <w:rFonts w:ascii="Verdana" w:hAnsi="Verdana"/>
                 <w:b w:val="0"/>
                 <w:sz w:val="16"/>
               </w:rPr>
@@ -12559,7 +12777,7 @@
             <w:r/>
             <w:r>
               <w:rPr>
-                <w:rFonts w:ascii="Arial" w:hAnsi="Arial"/>
+                <w:rFonts w:ascii="Verdana" w:hAnsi="Verdana"/>
                 <w:b w:val="0"/>
                 <w:sz w:val="16"/>
               </w:rPr>
@@ -12575,7 +12793,7 @@
             <w:r/>
             <w:r>
               <w:rPr>
-                <w:rFonts w:ascii="Arial" w:hAnsi="Arial"/>
+                <w:rFonts w:ascii="Verdana" w:hAnsi="Verdana"/>
                 <w:b w:val="0"/>
                 <w:sz w:val="16"/>
               </w:rPr>
@@ -12591,7 +12809,7 @@
             <w:r/>
             <w:r>
               <w:rPr>
-                <w:rFonts w:ascii="Arial" w:hAnsi="Arial"/>
+                <w:rFonts w:ascii="Verdana" w:hAnsi="Verdana"/>
                 <w:b w:val="0"/>
                 <w:sz w:val="16"/>
               </w:rPr>
@@ -12607,7 +12825,7 @@
             <w:r/>
             <w:r>
               <w:rPr>
-                <w:rFonts w:ascii="Arial" w:hAnsi="Arial"/>
+                <w:rFonts w:ascii="Verdana" w:hAnsi="Verdana"/>
                 <w:b w:val="0"/>
                 <w:sz w:val="16"/>
               </w:rPr>
@@ -12623,7 +12841,7 @@
             <w:r/>
             <w:r>
               <w:rPr>
-                <w:rFonts w:ascii="Arial" w:hAnsi="Arial"/>
+                <w:rFonts w:ascii="Verdana" w:hAnsi="Verdana"/>
                 <w:b w:val="0"/>
                 <w:sz w:val="16"/>
               </w:rPr>
@@ -12632,15 +12850,18 @@
         </w:tc>
       </w:tr>
       <w:tr>
-        <w:tc>
-          <w:tcPr>
-            <w:tcW w:type="dxa" w:w="1514"/>
-          </w:tcPr>
-          <w:p>
-            <w:r/>
-            <w:r>
-              <w:rPr>
-                <w:rFonts w:ascii="Arial" w:hAnsi="Arial"/>
+        <w:trPr>
+          <w:cantSplit/>
+        </w:trPr>
+        <w:tc>
+          <w:tcPr>
+            <w:tcW w:type="dxa" w:w="1514"/>
+          </w:tcPr>
+          <w:p>
+            <w:r/>
+            <w:r>
+              <w:rPr>
+                <w:rFonts w:ascii="Verdana" w:hAnsi="Verdana"/>
                 <w:b w:val="0"/>
                 <w:sz w:val="16"/>
               </w:rPr>
@@ -12656,7 +12877,7 @@
             <w:r/>
             <w:r>
               <w:rPr>
-                <w:rFonts w:ascii="Arial" w:hAnsi="Arial"/>
+                <w:rFonts w:ascii="Verdana" w:hAnsi="Verdana"/>
                 <w:b w:val="0"/>
                 <w:sz w:val="16"/>
               </w:rPr>
@@ -12672,7 +12893,7 @@
             <w:r/>
             <w:r>
               <w:rPr>
-                <w:rFonts w:ascii="Arial" w:hAnsi="Arial"/>
+                <w:rFonts w:ascii="Verdana" w:hAnsi="Verdana"/>
                 <w:b w:val="0"/>
                 <w:sz w:val="16"/>
               </w:rPr>
@@ -12688,7 +12909,7 @@
             <w:r/>
             <w:r>
               <w:rPr>
-                <w:rFonts w:ascii="Arial" w:hAnsi="Arial"/>
+                <w:rFonts w:ascii="Verdana" w:hAnsi="Verdana"/>
                 <w:b w:val="0"/>
                 <w:sz w:val="16"/>
               </w:rPr>
@@ -12704,7 +12925,7 @@
             <w:r/>
             <w:r>
               <w:rPr>
-                <w:rFonts w:ascii="Arial" w:hAnsi="Arial"/>
+                <w:rFonts w:ascii="Verdana" w:hAnsi="Verdana"/>
                 <w:b w:val="0"/>
                 <w:sz w:val="16"/>
               </w:rPr>
@@ -12720,7 +12941,7 @@
             <w:r/>
             <w:r>
               <w:rPr>
-                <w:rFonts w:ascii="Arial" w:hAnsi="Arial"/>
+                <w:rFonts w:ascii="Verdana" w:hAnsi="Verdana"/>
                 <w:b w:val="0"/>
                 <w:sz w:val="16"/>
               </w:rPr>
@@ -12736,7 +12957,7 @@
             <w:r/>
             <w:r>
               <w:rPr>
-                <w:rFonts w:ascii="Arial" w:hAnsi="Arial"/>
+                <w:rFonts w:ascii="Verdana" w:hAnsi="Verdana"/>
                 <w:b w:val="0"/>
                 <w:sz w:val="16"/>
               </w:rPr>
@@ -12752,7 +12973,7 @@
             <w:r/>
             <w:r>
               <w:rPr>
-                <w:rFonts w:ascii="Arial" w:hAnsi="Arial"/>
+                <w:rFonts w:ascii="Verdana" w:hAnsi="Verdana"/>
                 <w:b w:val="0"/>
                 <w:sz w:val="16"/>
               </w:rPr>
@@ -12768,7 +12989,7 @@
             <w:r/>
             <w:r>
               <w:rPr>
-                <w:rFonts w:ascii="Arial" w:hAnsi="Arial"/>
+                <w:rFonts w:ascii="Verdana" w:hAnsi="Verdana"/>
                 <w:b w:val="0"/>
                 <w:sz w:val="16"/>
               </w:rPr>
@@ -12784,7 +13005,7 @@
             <w:r/>
             <w:r>
               <w:rPr>
-                <w:rFonts w:ascii="Arial" w:hAnsi="Arial"/>
+                <w:rFonts w:ascii="Verdana" w:hAnsi="Verdana"/>
                 <w:b w:val="0"/>
                 <w:sz w:val="16"/>
               </w:rPr>
@@ -12793,15 +13014,18 @@
         </w:tc>
       </w:tr>
       <w:tr>
-        <w:tc>
-          <w:tcPr>
-            <w:tcW w:type="dxa" w:w="1514"/>
-          </w:tcPr>
-          <w:p>
-            <w:r/>
-            <w:r>
-              <w:rPr>
-                <w:rFonts w:ascii="Arial" w:hAnsi="Arial"/>
+        <w:trPr>
+          <w:cantSplit/>
+        </w:trPr>
+        <w:tc>
+          <w:tcPr>
+            <w:tcW w:type="dxa" w:w="1514"/>
+          </w:tcPr>
+          <w:p>
+            <w:r/>
+            <w:r>
+              <w:rPr>
+                <w:rFonts w:ascii="Verdana" w:hAnsi="Verdana"/>
                 <w:b w:val="0"/>
                 <w:sz w:val="16"/>
               </w:rPr>
@@ -12817,7 +13041,7 @@
             <w:r/>
             <w:r>
               <w:rPr>
-                <w:rFonts w:ascii="Arial" w:hAnsi="Arial"/>
+                <w:rFonts w:ascii="Verdana" w:hAnsi="Verdana"/>
                 <w:b w:val="0"/>
                 <w:sz w:val="16"/>
               </w:rPr>
@@ -12833,7 +13057,7 @@
             <w:r/>
             <w:r>
               <w:rPr>
-                <w:rFonts w:ascii="Arial" w:hAnsi="Arial"/>
+                <w:rFonts w:ascii="Verdana" w:hAnsi="Verdana"/>
                 <w:b w:val="0"/>
                 <w:sz w:val="16"/>
               </w:rPr>
@@ -12849,7 +13073,7 @@
             <w:r/>
             <w:r>
               <w:rPr>
-                <w:rFonts w:ascii="Arial" w:hAnsi="Arial"/>
+                <w:rFonts w:ascii="Verdana" w:hAnsi="Verdana"/>
                 <w:b w:val="0"/>
                 <w:sz w:val="16"/>
               </w:rPr>
@@ -12865,7 +13089,7 @@
             <w:r/>
             <w:r>
               <w:rPr>
-                <w:rFonts w:ascii="Arial" w:hAnsi="Arial"/>
+                <w:rFonts w:ascii="Verdana" w:hAnsi="Verdana"/>
                 <w:b w:val="0"/>
                 <w:sz w:val="16"/>
               </w:rPr>
@@ -12881,7 +13105,7 @@
             <w:r/>
             <w:r>
               <w:rPr>
-                <w:rFonts w:ascii="Arial" w:hAnsi="Arial"/>
+                <w:rFonts w:ascii="Verdana" w:hAnsi="Verdana"/>
                 <w:b w:val="0"/>
                 <w:sz w:val="16"/>
               </w:rPr>
@@ -12897,52 +13121,52 @@
             <w:r/>
             <w:r>
               <w:rPr>
-                <w:rFonts w:ascii="Arial" w:hAnsi="Arial"/>
-                <w:b w:val="0"/>
-                <w:sz w:val="16"/>
-              </w:rPr>
-            </w:r>
-          </w:p>
-        </w:tc>
-        <w:tc>
-          <w:tcPr>
-            <w:tcW w:type="dxa" w:w="1514"/>
-          </w:tcPr>
-          <w:p>
-            <w:r/>
-            <w:r>
-              <w:rPr>
-                <w:rFonts w:ascii="Arial" w:hAnsi="Arial"/>
-                <w:b w:val="0"/>
-                <w:sz w:val="16"/>
-              </w:rPr>
-            </w:r>
-          </w:p>
-        </w:tc>
-        <w:tc>
-          <w:tcPr>
-            <w:tcW w:type="dxa" w:w="1514"/>
-          </w:tcPr>
-          <w:p>
-            <w:r/>
-            <w:r>
-              <w:rPr>
-                <w:rFonts w:ascii="Arial" w:hAnsi="Arial"/>
-                <w:b w:val="0"/>
-                <w:sz w:val="16"/>
-              </w:rPr>
-            </w:r>
-          </w:p>
-        </w:tc>
-        <w:tc>
-          <w:tcPr>
-            <w:tcW w:type="dxa" w:w="1514"/>
-          </w:tcPr>
-          <w:p>
-            <w:r/>
-            <w:r>
-              <w:rPr>
-                <w:rFonts w:ascii="Arial" w:hAnsi="Arial"/>
+                <w:rFonts w:ascii="Verdana" w:hAnsi="Verdana"/>
+                <w:b w:val="0"/>
+                <w:sz w:val="16"/>
+              </w:rPr>
+            </w:r>
+          </w:p>
+        </w:tc>
+        <w:tc>
+          <w:tcPr>
+            <w:tcW w:type="dxa" w:w="1514"/>
+          </w:tcPr>
+          <w:p>
+            <w:r/>
+            <w:r>
+              <w:rPr>
+                <w:rFonts w:ascii="Verdana" w:hAnsi="Verdana"/>
+                <w:b w:val="0"/>
+                <w:sz w:val="16"/>
+              </w:rPr>
+            </w:r>
+          </w:p>
+        </w:tc>
+        <w:tc>
+          <w:tcPr>
+            <w:tcW w:type="dxa" w:w="1514"/>
+          </w:tcPr>
+          <w:p>
+            <w:r/>
+            <w:r>
+              <w:rPr>
+                <w:rFonts w:ascii="Verdana" w:hAnsi="Verdana"/>
+                <w:b w:val="0"/>
+                <w:sz w:val="16"/>
+              </w:rPr>
+            </w:r>
+          </w:p>
+        </w:tc>
+        <w:tc>
+          <w:tcPr>
+            <w:tcW w:type="dxa" w:w="1514"/>
+          </w:tcPr>
+          <w:p>
+            <w:r/>
+            <w:r>
+              <w:rPr>
+                <w:rFonts w:ascii="Verdana" w:hAnsi="Verdana"/>
                 <w:b w:val="0"/>
                 <w:sz w:val="16"/>
               </w:rPr>

--- a/docx/en/BUFRCREX_TableB_en_40.docx
+++ b/docx/en/BUFRCREX_TableB_en_40.docx
@@ -239,7 +239,7 @@
                 <w:b w:val="0"/>
                 <w:sz w:val="16"/>
               </w:rPr>
-              <w:t>040001</w:t>
+              <w:t>0 40 001</w:t>
             </w:r>
           </w:p>
         </w:tc>
@@ -403,7 +403,7 @@
                 <w:b w:val="0"/>
                 <w:sz w:val="16"/>
               </w:rPr>
-              <w:t>040002</w:t>
+              <w:t>0 40 002</w:t>
             </w:r>
           </w:p>
         </w:tc>
@@ -567,7 +567,7 @@
                 <w:b w:val="0"/>
                 <w:sz w:val="16"/>
               </w:rPr>
-              <w:t>040003</w:t>
+              <w:t>0 40 003</w:t>
             </w:r>
           </w:p>
         </w:tc>
@@ -731,7 +731,7 @@
                 <w:b w:val="0"/>
                 <w:sz w:val="16"/>
               </w:rPr>
-              <w:t>040004</w:t>
+              <w:t>0 40 004</w:t>
             </w:r>
           </w:p>
         </w:tc>
@@ -895,7 +895,7 @@
                 <w:b w:val="0"/>
                 <w:sz w:val="16"/>
               </w:rPr>
-              <w:t>040005</w:t>
+              <w:t>0 40 005</w:t>
             </w:r>
           </w:p>
         </w:tc>
@@ -1059,7 +1059,7 @@
                 <w:b w:val="0"/>
                 <w:sz w:val="16"/>
               </w:rPr>
-              <w:t>040006</w:t>
+              <w:t>0 40 006</w:t>
             </w:r>
           </w:p>
         </w:tc>
@@ -1223,7 +1223,7 @@
                 <w:b w:val="0"/>
                 <w:sz w:val="16"/>
               </w:rPr>
-              <w:t>040007</w:t>
+              <w:t>0 40 007</w:t>
             </w:r>
           </w:p>
         </w:tc>
@@ -1387,7 +1387,7 @@
                 <w:b w:val="0"/>
                 <w:sz w:val="16"/>
               </w:rPr>
-              <w:t>040008</w:t>
+              <w:t>0 40 008</w:t>
             </w:r>
           </w:p>
         </w:tc>
@@ -1551,7 +1551,7 @@
                 <w:b w:val="0"/>
                 <w:sz w:val="16"/>
               </w:rPr>
-              <w:t>040009</w:t>
+              <w:t>0 40 009</w:t>
             </w:r>
           </w:p>
         </w:tc>
@@ -1715,7 +1715,7 @@
                 <w:b w:val="0"/>
                 <w:sz w:val="16"/>
               </w:rPr>
-              <w:t>040010</w:t>
+              <w:t>0 40 010</w:t>
             </w:r>
           </w:p>
         </w:tc>
@@ -1879,7 +1879,7 @@
                 <w:b w:val="0"/>
                 <w:sz w:val="16"/>
               </w:rPr>
-              <w:t>040011</w:t>
+              <w:t>0 40 011</w:t>
             </w:r>
           </w:p>
         </w:tc>
@@ -2043,7 +2043,7 @@
                 <w:b w:val="0"/>
                 <w:sz w:val="16"/>
               </w:rPr>
-              <w:t>040012</w:t>
+              <w:t>0 40 012</w:t>
             </w:r>
           </w:p>
         </w:tc>
@@ -2207,7 +2207,7 @@
                 <w:b w:val="0"/>
                 <w:sz w:val="16"/>
               </w:rPr>
-              <w:t>040013</w:t>
+              <w:t>0 40 013</w:t>
             </w:r>
           </w:p>
         </w:tc>
@@ -2371,7 +2371,7 @@
                 <w:b w:val="0"/>
                 <w:sz w:val="16"/>
               </w:rPr>
-              <w:t>040014</w:t>
+              <w:t>0 40 014</w:t>
             </w:r>
           </w:p>
         </w:tc>
@@ -2535,7 +2535,7 @@
                 <w:b w:val="0"/>
                 <w:sz w:val="16"/>
               </w:rPr>
-              <w:t>040015</w:t>
+              <w:t>0 40 015</w:t>
             </w:r>
           </w:p>
         </w:tc>
@@ -2699,7 +2699,7 @@
                 <w:b w:val="0"/>
                 <w:sz w:val="16"/>
               </w:rPr>
-              <w:t>040016</w:t>
+              <w:t>0 40 016</w:t>
             </w:r>
           </w:p>
         </w:tc>
@@ -2863,7 +2863,7 @@
                 <w:b w:val="0"/>
                 <w:sz w:val="16"/>
               </w:rPr>
-              <w:t>040017</w:t>
+              <w:t>0 40 017</w:t>
             </w:r>
           </w:p>
         </w:tc>
@@ -3027,7 +3027,7 @@
                 <w:b w:val="0"/>
                 <w:sz w:val="16"/>
               </w:rPr>
-              <w:t>040018</w:t>
+              <w:t>0 40 018</w:t>
             </w:r>
           </w:p>
         </w:tc>
@@ -3191,7 +3191,7 @@
                 <w:b w:val="0"/>
                 <w:sz w:val="16"/>
               </w:rPr>
-              <w:t>040019</w:t>
+              <w:t>0 40 019</w:t>
             </w:r>
           </w:p>
         </w:tc>
@@ -3355,7 +3355,7 @@
                 <w:b w:val="0"/>
                 <w:sz w:val="16"/>
               </w:rPr>
-              <w:t>040020</w:t>
+              <w:t>0 40 020</w:t>
             </w:r>
           </w:p>
         </w:tc>
@@ -3519,7 +3519,7 @@
                 <w:b w:val="0"/>
                 <w:sz w:val="16"/>
               </w:rPr>
-              <w:t>040021</w:t>
+              <w:t>0 40 021</w:t>
             </w:r>
           </w:p>
         </w:tc>
@@ -3683,7 +3683,7 @@
                 <w:b w:val="0"/>
                 <w:sz w:val="16"/>
               </w:rPr>
-              <w:t>040022</w:t>
+              <w:t>0 40 022</w:t>
             </w:r>
           </w:p>
         </w:tc>
@@ -3847,7 +3847,7 @@
                 <w:b w:val="0"/>
                 <w:sz w:val="16"/>
               </w:rPr>
-              <w:t>040023</w:t>
+              <w:t>0 40 023</w:t>
             </w:r>
           </w:p>
         </w:tc>
@@ -4011,7 +4011,7 @@
                 <w:b w:val="0"/>
                 <w:sz w:val="16"/>
               </w:rPr>
-              <w:t>040024</w:t>
+              <w:t>0 40 024</w:t>
             </w:r>
           </w:p>
         </w:tc>
@@ -4175,7 +4175,7 @@
                 <w:b w:val="0"/>
                 <w:sz w:val="16"/>
               </w:rPr>
-              <w:t>040025</w:t>
+              <w:t>0 40 025</w:t>
             </w:r>
           </w:p>
         </w:tc>
@@ -4339,7 +4339,7 @@
                 <w:b w:val="0"/>
                 <w:sz w:val="16"/>
               </w:rPr>
-              <w:t>040026</w:t>
+              <w:t>0 40 026</w:t>
             </w:r>
           </w:p>
         </w:tc>
@@ -4503,7 +4503,7 @@
                 <w:b w:val="0"/>
                 <w:sz w:val="16"/>
               </w:rPr>
-              <w:t>040027</w:t>
+              <w:t>0 40 027</w:t>
             </w:r>
           </w:p>
         </w:tc>
@@ -4667,7 +4667,7 @@
                 <w:b w:val="0"/>
                 <w:sz w:val="16"/>
               </w:rPr>
-              <w:t>040028</w:t>
+              <w:t>0 40 028</w:t>
             </w:r>
           </w:p>
         </w:tc>
@@ -4831,7 +4831,7 @@
                 <w:b w:val="0"/>
                 <w:sz w:val="16"/>
               </w:rPr>
-              <w:t>040029</w:t>
+              <w:t>0 40 029</w:t>
             </w:r>
           </w:p>
         </w:tc>
@@ -4995,7 +4995,7 @@
                 <w:b w:val="0"/>
                 <w:sz w:val="16"/>
               </w:rPr>
-              <w:t>040030</w:t>
+              <w:t>0 40 030</w:t>
             </w:r>
           </w:p>
         </w:tc>
@@ -5159,7 +5159,7 @@
                 <w:b w:val="0"/>
                 <w:sz w:val="16"/>
               </w:rPr>
-              <w:t>040031</w:t>
+              <w:t>0 40 031</w:t>
             </w:r>
           </w:p>
         </w:tc>
@@ -5323,7 +5323,7 @@
                 <w:b w:val="0"/>
                 <w:sz w:val="16"/>
               </w:rPr>
-              <w:t>040032</w:t>
+              <w:t>0 40 032</w:t>
             </w:r>
           </w:p>
         </w:tc>
@@ -5487,7 +5487,7 @@
                 <w:b w:val="0"/>
                 <w:sz w:val="16"/>
               </w:rPr>
-              <w:t>040033</w:t>
+              <w:t>0 40 033</w:t>
             </w:r>
           </w:p>
         </w:tc>
@@ -5651,7 +5651,7 @@
                 <w:b w:val="0"/>
                 <w:sz w:val="16"/>
               </w:rPr>
-              <w:t>040034</w:t>
+              <w:t>0 40 034</w:t>
             </w:r>
           </w:p>
         </w:tc>
@@ -5815,7 +5815,7 @@
                 <w:b w:val="0"/>
                 <w:sz w:val="16"/>
               </w:rPr>
-              <w:t>040035</w:t>
+              <w:t>0 40 035</w:t>
             </w:r>
           </w:p>
         </w:tc>
@@ -5979,7 +5979,7 @@
                 <w:b w:val="0"/>
                 <w:sz w:val="16"/>
               </w:rPr>
-              <w:t>040036</w:t>
+              <w:t>0 40 036</w:t>
             </w:r>
           </w:p>
         </w:tc>
@@ -6143,7 +6143,7 @@
                 <w:b w:val="0"/>
                 <w:sz w:val="16"/>
               </w:rPr>
-              <w:t>040037</w:t>
+              <w:t>0 40 037</w:t>
             </w:r>
           </w:p>
         </w:tc>
@@ -6307,7 +6307,7 @@
                 <w:b w:val="0"/>
                 <w:sz w:val="16"/>
               </w:rPr>
-              <w:t>040038</w:t>
+              <w:t>0 40 038</w:t>
             </w:r>
           </w:p>
         </w:tc>
@@ -6471,7 +6471,7 @@
                 <w:b w:val="0"/>
                 <w:sz w:val="16"/>
               </w:rPr>
-              <w:t>040039</w:t>
+              <w:t>0 40 039</w:t>
             </w:r>
           </w:p>
         </w:tc>
@@ -6635,7 +6635,7 @@
                 <w:b w:val="0"/>
                 <w:sz w:val="16"/>
               </w:rPr>
-              <w:t>040040</w:t>
+              <w:t>0 40 040</w:t>
             </w:r>
           </w:p>
         </w:tc>
@@ -6799,7 +6799,7 @@
                 <w:b w:val="0"/>
                 <w:sz w:val="16"/>
               </w:rPr>
-              <w:t>040041</w:t>
+              <w:t>0 40 041</w:t>
             </w:r>
           </w:p>
         </w:tc>
@@ -6963,7 +6963,7 @@
                 <w:b w:val="0"/>
                 <w:sz w:val="16"/>
               </w:rPr>
-              <w:t>040042</w:t>
+              <w:t>0 40 042</w:t>
             </w:r>
           </w:p>
         </w:tc>
@@ -7127,7 +7127,7 @@
                 <w:b w:val="0"/>
                 <w:sz w:val="16"/>
               </w:rPr>
-              <w:t>040043</w:t>
+              <w:t>0 40 043</w:t>
             </w:r>
           </w:p>
         </w:tc>
@@ -7291,7 +7291,7 @@
                 <w:b w:val="0"/>
                 <w:sz w:val="16"/>
               </w:rPr>
-              <w:t>040044</w:t>
+              <w:t>0 40 044</w:t>
             </w:r>
           </w:p>
         </w:tc>
@@ -7455,7 +7455,7 @@
                 <w:b w:val="0"/>
                 <w:sz w:val="16"/>
               </w:rPr>
-              <w:t>040045</w:t>
+              <w:t>0 40 045</w:t>
             </w:r>
           </w:p>
         </w:tc>
@@ -7619,7 +7619,7 @@
                 <w:b w:val="0"/>
                 <w:sz w:val="16"/>
               </w:rPr>
-              <w:t>040046</w:t>
+              <w:t>0 40 046</w:t>
             </w:r>
           </w:p>
         </w:tc>
@@ -7783,7 +7783,7 @@
                 <w:b w:val="0"/>
                 <w:sz w:val="16"/>
               </w:rPr>
-              <w:t>040047</w:t>
+              <w:t>0 40 047</w:t>
             </w:r>
           </w:p>
         </w:tc>
@@ -7947,7 +7947,7 @@
                 <w:b w:val="0"/>
                 <w:sz w:val="16"/>
               </w:rPr>
-              <w:t>040048</w:t>
+              <w:t>0 40 048</w:t>
             </w:r>
           </w:p>
         </w:tc>
@@ -8111,7 +8111,7 @@
                 <w:b w:val="0"/>
                 <w:sz w:val="16"/>
               </w:rPr>
-              <w:t>040049</w:t>
+              <w:t>0 40 049</w:t>
             </w:r>
           </w:p>
         </w:tc>
@@ -8275,7 +8275,7 @@
                 <w:b w:val="0"/>
                 <w:sz w:val="16"/>
               </w:rPr>
-              <w:t>040050</w:t>
+              <w:t>0 40 050</w:t>
             </w:r>
           </w:p>
         </w:tc>
@@ -8439,7 +8439,7 @@
                 <w:b w:val="0"/>
                 <w:sz w:val="16"/>
               </w:rPr>
-              <w:t>040051</w:t>
+              <w:t>0 40 051</w:t>
             </w:r>
           </w:p>
         </w:tc>
@@ -8603,7 +8603,7 @@
                 <w:b w:val="0"/>
                 <w:sz w:val="16"/>
               </w:rPr>
-              <w:t>040052</w:t>
+              <w:t>0 40 052</w:t>
             </w:r>
           </w:p>
         </w:tc>
@@ -8767,7 +8767,7 @@
                 <w:b w:val="0"/>
                 <w:sz w:val="16"/>
               </w:rPr>
-              <w:t>040053</w:t>
+              <w:t>0 40 053</w:t>
             </w:r>
           </w:p>
         </w:tc>
@@ -8931,7 +8931,7 @@
                 <w:b w:val="0"/>
                 <w:sz w:val="16"/>
               </w:rPr>
-              <w:t>040054</w:t>
+              <w:t>0 40 054</w:t>
             </w:r>
           </w:p>
         </w:tc>
@@ -9095,7 +9095,7 @@
                 <w:b w:val="0"/>
                 <w:sz w:val="16"/>
               </w:rPr>
-              <w:t>040055</w:t>
+              <w:t>0 40 055</w:t>
             </w:r>
           </w:p>
         </w:tc>
@@ -9259,7 +9259,7 @@
                 <w:b w:val="0"/>
                 <w:sz w:val="16"/>
               </w:rPr>
-              <w:t>040056</w:t>
+              <w:t>0 40 056</w:t>
             </w:r>
           </w:p>
         </w:tc>
@@ -9423,7 +9423,7 @@
                 <w:b w:val="0"/>
                 <w:sz w:val="16"/>
               </w:rPr>
-              <w:t>040057</w:t>
+              <w:t>0 40 057</w:t>
             </w:r>
           </w:p>
         </w:tc>
@@ -9587,7 +9587,7 @@
                 <w:b w:val="0"/>
                 <w:sz w:val="16"/>
               </w:rPr>
-              <w:t>040058</w:t>
+              <w:t>0 40 058</w:t>
             </w:r>
           </w:p>
         </w:tc>
@@ -9751,7 +9751,7 @@
                 <w:b w:val="0"/>
                 <w:sz w:val="16"/>
               </w:rPr>
-              <w:t>040059</w:t>
+              <w:t>0 40 059</w:t>
             </w:r>
           </w:p>
         </w:tc>
@@ -9915,7 +9915,7 @@
                 <w:b w:val="0"/>
                 <w:sz w:val="16"/>
               </w:rPr>
-              <w:t>040060</w:t>
+              <w:t>0 40 060</w:t>
             </w:r>
           </w:p>
         </w:tc>
@@ -10079,7 +10079,7 @@
                 <w:b w:val="0"/>
                 <w:sz w:val="16"/>
               </w:rPr>
-              <w:t>040061</w:t>
+              <w:t>0 40 061</w:t>
             </w:r>
           </w:p>
         </w:tc>
@@ -10243,7 +10243,7 @@
                 <w:b w:val="0"/>
                 <w:sz w:val="16"/>
               </w:rPr>
-              <w:t>040062</w:t>
+              <w:t>0 40 062</w:t>
             </w:r>
           </w:p>
         </w:tc>
@@ -10407,7 +10407,7 @@
                 <w:b w:val="0"/>
                 <w:sz w:val="16"/>
               </w:rPr>
-              <w:t>040063</w:t>
+              <w:t>0 40 063</w:t>
             </w:r>
           </w:p>
         </w:tc>
@@ -10571,7 +10571,7 @@
                 <w:b w:val="0"/>
                 <w:sz w:val="16"/>
               </w:rPr>
-              <w:t>040064</w:t>
+              <w:t>0 40 064</w:t>
             </w:r>
           </w:p>
         </w:tc>
@@ -10735,7 +10735,7 @@
                 <w:b w:val="0"/>
                 <w:sz w:val="16"/>
               </w:rPr>
-              <w:t>040065</w:t>
+              <w:t>0 40 065</w:t>
             </w:r>
           </w:p>
         </w:tc>
@@ -10899,7 +10899,7 @@
                 <w:b w:val="0"/>
                 <w:sz w:val="16"/>
               </w:rPr>
-              <w:t>040066</w:t>
+              <w:t>0 40 066</w:t>
             </w:r>
           </w:p>
         </w:tc>
@@ -11063,7 +11063,7 @@
                 <w:b w:val="0"/>
                 <w:sz w:val="16"/>
               </w:rPr>
-              <w:t>040067</w:t>
+              <w:t>0 40 067</w:t>
             </w:r>
           </w:p>
         </w:tc>
@@ -11227,7 +11227,7 @@
                 <w:b w:val="0"/>
                 <w:sz w:val="16"/>
               </w:rPr>
-              <w:t>040068</w:t>
+              <w:t>0 40 068</w:t>
             </w:r>
           </w:p>
         </w:tc>
@@ -11391,7 +11391,7 @@
                 <w:b w:val="0"/>
                 <w:sz w:val="16"/>
               </w:rPr>
-              <w:t>040069</w:t>
+              <w:t>0 40 069</w:t>
             </w:r>
           </w:p>
         </w:tc>
@@ -11556,7 +11556,7 @@
                 <w:b w:val="0"/>
                 <w:sz w:val="16"/>
               </w:rPr>
-              <w:t>040070</w:t>
+              <w:t>0 40 070</w:t>
             </w:r>
           </w:p>
         </w:tc>
@@ -11720,7 +11720,7 @@
                 <w:b w:val="0"/>
                 <w:sz w:val="16"/>
               </w:rPr>
-              <w:t>040071</w:t>
+              <w:t>0 40 071</w:t>
             </w:r>
           </w:p>
         </w:tc>
@@ -11884,7 +11884,7 @@
                 <w:b w:val="0"/>
                 <w:sz w:val="16"/>
               </w:rPr>
-              <w:t>040072</w:t>
+              <w:t>0 40 072</w:t>
             </w:r>
           </w:p>
         </w:tc>
@@ -12048,7 +12048,7 @@
                 <w:b w:val="0"/>
                 <w:sz w:val="16"/>
               </w:rPr>
-              <w:t>040073</w:t>
+              <w:t>0 40 073</w:t>
             </w:r>
           </w:p>
         </w:tc>
@@ -12212,7 +12212,7 @@
                 <w:b w:val="0"/>
                 <w:sz w:val="16"/>
               </w:rPr>
-              <w:t>040074</w:t>
+              <w:t>0 40 074</w:t>
             </w:r>
           </w:p>
         </w:tc>
@@ -12373,7 +12373,7 @@
                 <w:b w:val="0"/>
                 <w:sz w:val="16"/>
               </w:rPr>
-              <w:t>040075</w:t>
+              <w:t>0 40 075</w:t>
             </w:r>
           </w:p>
         </w:tc>
@@ -12537,7 +12537,7 @@
                 <w:b w:val="0"/>
                 <w:sz w:val="16"/>
               </w:rPr>
-              <w:t>040076</w:t>
+              <w:t>0 40 076</w:t>
             </w:r>
           </w:p>
         </w:tc>
@@ -12701,7 +12701,7 @@
                 <w:b w:val="0"/>
                 <w:sz w:val="16"/>
               </w:rPr>
-              <w:t>040077</w:t>
+              <w:t>0 40 077</w:t>
             </w:r>
           </w:p>
         </w:tc>
@@ -12865,7 +12865,7 @@
                 <w:b w:val="0"/>
                 <w:sz w:val="16"/>
               </w:rPr>
-              <w:t>040080</w:t>
+              <w:t>0 40 080</w:t>
             </w:r>
           </w:p>
         </w:tc>
@@ -13029,7 +13029,7 @@
                 <w:b w:val="0"/>
                 <w:sz w:val="16"/>
               </w:rPr>
-              <w:t>040081</w:t>
+              <w:t>0 40 081</w:t>
             </w:r>
           </w:p>
         </w:tc>

--- a/docx/en/BUFRCREX_TableB_en_40.docx
+++ b/docx/en/BUFRCREX_TableB_en_40.docx
@@ -15629,377 +15629,6 @@
         </w:tc>
       </w:tr>
     </w:tbl>
-    <w:p/>
-    <w:p>
-      <w:r>
-        <w:rPr>
-          <w:rFonts w:ascii="Verdana" w:hAnsi="Verdana"/>
-          <w:i/>
-          <w:sz w:val="14"/>
-        </w:rPr>
-        <w:t>Note 23: A precipitation value of -0.1 kg m-2 before scaling (-1 after scaling or in CREX) shall indicate a "trace" (non-measurable, less than 0.05 kg m-2).</w:t>
-      </w:r>
-    </w:p>
-    <w:p>
-      <w:r>
-        <w:rPr>
-          <w:rFonts w:ascii="Verdana" w:hAnsi="Verdana"/>
-          <w:i/>
-          <w:sz w:val="14"/>
-        </w:rPr>
-        <w:t>Note 25: A previously defined significance may be cancelled by transmitting a "missing" from the appropriate code or flag table.</w:t>
-      </w:r>
-    </w:p>
-    <w:p>
-      <w:r>
-        <w:rPr>
-          <w:rFonts w:ascii="Verdana" w:hAnsi="Verdana"/>
-          <w:i/>
-          <w:sz w:val="14"/>
-        </w:rPr>
-        <w:t>Note 27: All times are Universal Time Coordinated (UTC) unless otherwise noted.</w:t>
-      </w:r>
-    </w:p>
-    <w:p>
-      <w:r>
-        <w:rPr>
-          <w:rFonts w:ascii="Verdana" w:hAnsi="Verdana"/>
-          <w:i/>
-          <w:sz w:val="14"/>
-        </w:rPr>
-        <w:t>Note 32: Bearing or azimuth shall only be used with respect to a stated location, and shall not redefine that location.</w:t>
-      </w:r>
-    </w:p>
-    <w:p>
-      <w:r>
-        <w:rPr>
-          <w:rFonts w:ascii="Verdana" w:hAnsi="Verdana"/>
-          <w:i/>
-          <w:sz w:val="14"/>
-        </w:rPr>
-        <w:t>Note 62: Distance shall only be used with respect to a stated location and a bearing, azimuth or elevation; it shall not redefine that location.</w:t>
-      </w:r>
-    </w:p>
-    <w:p>
-      <w:r>
-        <w:rPr>
-          <w:rFonts w:ascii="Verdana" w:hAnsi="Verdana"/>
-          <w:i/>
-          <w:sz w:val="14"/>
-        </w:rPr>
-        <w:t>Note 63: Downward radiation shall be assigned positive values.</w:t>
-      </w:r>
-    </w:p>
-    <w:p>
-      <w:r>
-        <w:rPr>
-          <w:rFonts w:ascii="Verdana" w:hAnsi="Verdana"/>
-          <w:i/>
-          <w:sz w:val="14"/>
-        </w:rPr>
-        <w:t>Note 64: Downward w-components shall be assigned positive values where units are Pa s-1.</w:t>
-      </w:r>
-    </w:p>
-    <w:p>
-      <w:r>
-        <w:rPr>
-          <w:rFonts w:ascii="Verdana" w:hAnsi="Verdana"/>
-          <w:i/>
-          <w:sz w:val="14"/>
-        </w:rPr>
-        <w:t>Note 66: East to west increments shall be assigned negative values.</w:t>
-      </w:r>
-    </w:p>
-    <w:p>
-      <w:r>
-        <w:rPr>
-          <w:rFonts w:ascii="Verdana" w:hAnsi="Verdana"/>
-          <w:i/>
-          <w:sz w:val="14"/>
-        </w:rPr>
-        <w:t>Note 75: For CREX descriptors F = B, not 0.</w:t>
-      </w:r>
-    </w:p>
-    <w:p>
-      <w:r>
-        <w:rPr>
-          <w:rFonts w:ascii="Verdana" w:hAnsi="Verdana"/>
-          <w:i/>
-          <w:sz w:val="14"/>
-        </w:rPr>
-        <w:t>Note 92: In order to distinguish unambiguously the cases of missing data and saturated pixels, n-bit image data should be encoded using a data width of n+1. Where such a descriptor is not already available in Class 30, operator descriptor 2 01 YYY should be used to modify the data width of the existing entry as required.</w:t>
-      </w:r>
-    </w:p>
-    <w:p>
-      <w:r>
-        <w:rPr>
-          <w:rFonts w:ascii="Verdana" w:hAnsi="Verdana"/>
-          <w:i/>
-          <w:sz w:val="14"/>
-        </w:rPr>
-        <w:t>Note 105: Negative time periods or displacements shall be used to indicate time periods or displacements preceding the currently defined time.</w:t>
-      </w:r>
-    </w:p>
-    <w:p>
-      <w:r>
-        <w:rPr>
-          <w:rFonts w:ascii="Verdana" w:hAnsi="Verdana"/>
-          <w:i/>
-          <w:sz w:val="14"/>
-        </w:rPr>
-        <w:t>Note 110: North to south increments shall be assigned negative values.</w:t>
-      </w:r>
-    </w:p>
-    <w:p>
-      <w:r>
-        <w:rPr>
-          <w:rFonts w:ascii="Verdana" w:hAnsi="Verdana"/>
-          <w:i/>
-          <w:sz w:val="14"/>
-        </w:rPr>
-        <w:t>Note 115: Pixel data width can be changed with descriptor 2 01 YYY.</w:t>
-      </w:r>
-    </w:p>
-    <w:p>
-      <w:r>
-        <w:rPr>
-          <w:rFonts w:ascii="Verdana" w:hAnsi="Verdana"/>
-          <w:i/>
-          <w:sz w:val="14"/>
-        </w:rPr>
-        <w:t>Note 121: Some indication of expected accuracy may be implied in conjunction with certain elements in this class.</w:t>
-      </w:r>
-    </w:p>
-    <w:p>
-      <w:r>
-        <w:rPr>
-          <w:rFonts w:ascii="Verdana" w:hAnsi="Verdana"/>
-          <w:i/>
-          <w:sz w:val="14"/>
-        </w:rPr>
-        <w:t>Note 122: South latitude shall be assigned negative values.</w:t>
-      </w:r>
-    </w:p>
-    <w:p>
-      <w:r>
-        <w:rPr>
-          <w:rFonts w:ascii="Verdana" w:hAnsi="Verdana"/>
-          <w:i/>
-          <w:sz w:val="14"/>
-        </w:rPr>
-        <w:t>Note 123: South to north v-components shall be assigned positive values.</w:t>
-      </w:r>
-    </w:p>
-    <w:p>
-      <w:r>
-        <w:rPr>
-          <w:rFonts w:ascii="Verdana" w:hAnsi="Verdana"/>
-          <w:i/>
-          <w:sz w:val="14"/>
-        </w:rPr>
-        <w:t>Note 126: Surface wind direction measured at a station within 1° of the North Pole or within 1° of the South Pole shall be reported in such a way that the azimuth ring shall be aligned with its zero coinciding with the Greenwich 0° meridian.</w:t>
-      </w:r>
-    </w:p>
-    <w:p>
-      <w:r>
-        <w:rPr>
-          <w:rFonts w:ascii="Verdana" w:hAnsi="Verdana"/>
-          <w:i/>
-          <w:sz w:val="14"/>
-        </w:rPr>
-        <w:t>Note 140: The pixel size on horizontal - 1 is given at location where map scale factor is unity.</w:t>
-      </w:r>
-    </w:p>
-    <w:p>
-      <w:r>
-        <w:rPr>
-          <w:rFonts w:ascii="Verdana" w:hAnsi="Verdana"/>
-          <w:i/>
-          <w:sz w:val="14"/>
-        </w:rPr>
-        <w:t>Note 141: The pixel size on horizontal - 2 is given at location where map scale factor is unity.</w:t>
-      </w:r>
-    </w:p>
-    <w:p>
-      <w:r>
-        <w:rPr>
-          <w:rFonts w:ascii="Verdana" w:hAnsi="Verdana"/>
-          <w:i/>
-          <w:sz w:val="14"/>
-        </w:rPr>
-        <w:t>Note 145: The significance of time periods or displacements may be indicated using the time significance code corresponding to table reference 0 08 021.</w:t>
-      </w:r>
-    </w:p>
-    <w:p>
-      <w:r>
-        <w:rPr>
-          <w:rFonts w:ascii="Verdana" w:hAnsi="Verdana"/>
-          <w:i/>
-          <w:sz w:val="14"/>
-        </w:rPr>
-        <w:t>Note 149: The time location, when used with forecast values, shall indicate the time of the initial state for the forecast, or the beginning of the forecast period; when used with ensemble means of forecast values, the time location shall indicate the initial state or the beginning of the first forecast over which ensemble means are derived.</w:t>
-      </w:r>
-    </w:p>
-    <w:p>
-      <w:r>
-        <w:rPr>
-          <w:rFonts w:ascii="Verdana" w:hAnsi="Verdana"/>
-          <w:i/>
-          <w:sz w:val="14"/>
-        </w:rPr>
-        <w:t>Note 155: This class may also contain elements relating to observational procedures.</w:t>
-      </w:r>
-    </w:p>
-    <w:p>
-      <w:r>
-        <w:rPr>
-          <w:rFonts w:ascii="Verdana" w:hAnsi="Verdana"/>
-          <w:i/>
-          <w:sz w:val="14"/>
-        </w:rPr>
-        <w:t>Note 156: This class shall contain elements to describe the instrumentation used to obtain the meteorological elements reported.</w:t>
-      </w:r>
-    </w:p>
-    <w:p>
-      <w:r>
-        <w:rPr>
-          <w:rFonts w:ascii="Verdana" w:hAnsi="Verdana"/>
-          <w:i/>
-          <w:sz w:val="14"/>
-        </w:rPr>
-        <w:t>Note 158: Time periods or displacements and time increments require an initial time location to be defined prior to their use, followed where appropriate by a time significance definition.</w:t>
-      </w:r>
-    </w:p>
-    <w:p>
-      <w:r>
-        <w:rPr>
-          <w:rFonts w:ascii="Verdana" w:hAnsi="Verdana"/>
-          <w:i/>
-          <w:sz w:val="14"/>
-        </w:rPr>
-        <w:t>Note 160: Upward radiation shall be assigned negative values.</w:t>
-      </w:r>
-    </w:p>
-    <w:p>
-      <w:r>
-        <w:rPr>
-          <w:rFonts w:ascii="Verdana" w:hAnsi="Verdana"/>
-          <w:i/>
-          <w:sz w:val="14"/>
-        </w:rPr>
-        <w:t>Note 161: Upward w-components shall be assigned positive values where units are m s-1.</w:t>
-      </w:r>
-    </w:p>
-    <w:p>
-      <w:r>
-        <w:rPr>
-          <w:rFonts w:ascii="Verdana" w:hAnsi="Verdana"/>
-          <w:i/>
-          <w:sz w:val="14"/>
-        </w:rPr>
-        <w:t>Note 162: Useful ranges used above:1011 Bq to 1019 Bq for releases;10-2 Bq to 107 Bq and 10-2 mSv to 107 mSv for concentration and doses.</w:t>
-      </w:r>
-    </w:p>
-    <w:p>
-      <w:r>
-        <w:rPr>
-          <w:rFonts w:ascii="Verdana" w:hAnsi="Verdana"/>
-          <w:i/>
-          <w:sz w:val="14"/>
-        </w:rPr>
-        <w:t>Note 163: Values of latitude and latitude increments are limited to the range -90 degrees to +90 degrees.</w:t>
-      </w:r>
-    </w:p>
-    <w:p>
-      <w:r>
-        <w:rPr>
-          <w:rFonts w:ascii="Verdana" w:hAnsi="Verdana"/>
-          <w:i/>
-          <w:sz w:val="14"/>
-        </w:rPr>
-        <w:t>Note 164: Values of longitude are limited to the range -180 degrees to +180 degrees.</w:t>
-      </w:r>
-    </w:p>
-    <w:p>
-      <w:r>
-        <w:rPr>
-          <w:rFonts w:ascii="Verdana" w:hAnsi="Verdana"/>
-          <w:i/>
-          <w:sz w:val="14"/>
-        </w:rPr>
-        <w:t>Note 165: Vertical elements and pressure shall be used to define values of these elements independent of the element or variable denoting the vertical coordinate.</w:t>
-      </w:r>
-    </w:p>
-    <w:p>
-      <w:r>
-        <w:rPr>
-          <w:rFonts w:ascii="Verdana" w:hAnsi="Verdana"/>
-          <w:i/>
-          <w:sz w:val="14"/>
-        </w:rPr>
-        <w:t>Note 166: West longitude shall be assigned negative values.</w:t>
-      </w:r>
-    </w:p>
-    <w:p>
-      <w:r>
-        <w:rPr>
-          <w:rFonts w:ascii="Verdana" w:hAnsi="Verdana"/>
-          <w:i/>
-          <w:sz w:val="14"/>
-        </w:rPr>
-        <w:t>Note 167: West to east u-components shall be assigned positive values.</w:t>
-      </w:r>
-    </w:p>
-    <w:p>
-      <w:r>
-        <w:rPr>
-          <w:rFonts w:ascii="Verdana" w:hAnsi="Verdana"/>
-          <w:i/>
-          <w:sz w:val="14"/>
-        </w:rPr>
-        <w:t>Note 176: Where more than one time period or displacement is required to define complex time structures, they shall be defined in immediate succession, and the following ordering shall apply: ensemble period (if required), followed by forecast period (if required), followed by period for averaging or accumulation (if required).</w:t>
-      </w:r>
-    </w:p>
-    <w:p>
-      <w:r>
-        <w:rPr>
-          <w:rFonts w:ascii="Verdana" w:hAnsi="Verdana"/>
-          <w:i/>
-          <w:sz w:val="14"/>
-        </w:rPr>
-        <w:t>Note 178: Where the expression "period specified" is entered under element name, an appropriate period shall be specified using descriptors from Class 04.</w:t>
-      </w:r>
-    </w:p>
-    <w:p>
-      <w:r>
-        <w:rPr>
-          <w:rFonts w:ascii="Verdana" w:hAnsi="Verdana"/>
-          <w:i/>
-          <w:sz w:val="14"/>
-        </w:rPr>
-        <w:t>Note 179: Where values are accumulated or averaged (for example over a time period), the total number of values from which the accumulated or averaged values are obtained may be represented using reference 0 08 022.</w:t>
-      </w:r>
-    </w:p>
-    <w:p>
-      <w:r>
-        <w:rPr>
-          <w:rFonts w:ascii="Verdana" w:hAnsi="Verdana"/>
-          <w:i/>
-          <w:sz w:val="14"/>
-        </w:rPr>
-        <w:t>Note 180: Wind reporting standards: Speed Direction No observation Missing Missing Calm 0 0 Normal observation &gt; 0 1° - 360° Speed only &gt; 0 Missing Direction only Missing 1°-360° "Light and variable" &gt; 0 0</w:t>
-      </w:r>
-    </w:p>
-    <w:p>
-      <w:r>
-        <w:rPr>
-          <w:rFonts w:ascii="Verdana" w:hAnsi="Verdana"/>
-          <w:i/>
-          <w:sz w:val="14"/>
-        </w:rPr>
-        <w:t>Note 181: Wind waves and waves reporting standards:Observation Speed Direction No observation Missing Missing Calm 0 0 Normal observation &gt;0 1-360 Speed only &gt;0 Missing Direction only Missing 1-360"Light and variable" &gt;0 0</w:t>
-      </w:r>
-    </w:p>
     <w:sectPr>
       <w:pgSz w:w="16838" w:h="11906" w:orient="landscape"/>
       <w:pgMar w:top="850" w:right="850" w:bottom="850" w:left="850" w:header="720" w:footer="720" w:gutter="0"/>
